--- a/docs/prototype/界面原型.docx
+++ b/docs/prototype/界面原型.docx
@@ -4,11 +4,10 @@
   <w:body>
     <w:p>
       <w:pPr>
-        <w:pStyle w:val="31"/>
+        <w:pStyle w:val="33"/>
         <w:keepNext/>
-        <w:keepLines/>
-        <w:pageBreakBefore w:val="0"/>
-        <w:spacing w:before="0" w:after="100" w:line="240" w:lineRule="auto"/>
+        <w:spacing w:before="2000" w:after="960"/>
+        <w:jc w:val="center"/>
         <w:rPr>
           <w:rFonts w:hint="eastAsia" w:ascii="黑体" w:hAnsi="黑体" w:eastAsia="黑体" w:cs="黑体"/>
         </w:rPr>
@@ -16,33 +15,1720 @@
       <w:r>
         <w:rPr>
           <w:rFonts w:hint="eastAsia" w:ascii="黑体" w:hAnsi="黑体" w:eastAsia="黑体" w:cs="黑体"/>
+          <w:b/>
+          <w:sz w:val="48"/>
+        </w:rPr>
+        <w:t>社区闲置物品租赁系统</w:t>
+      </w:r>
+      <w:r>
+        <w:rPr>
+          <w:rFonts w:hint="eastAsia" w:ascii="黑体" w:hAnsi="黑体" w:eastAsia="黑体" w:cs="黑体"/>
+          <w:b/>
+          <w:sz w:val="48"/>
+        </w:rPr>
+        <w:br w:type="textWrapping"/>
+      </w:r>
+      <w:r>
+        <w:rPr>
+          <w:rFonts w:hint="eastAsia" w:ascii="黑体" w:hAnsi="黑体" w:eastAsia="黑体" w:cs="黑体"/>
+          <w:b/>
+          <w:sz w:val="48"/>
         </w:rPr>
         <w:t>界面原型</w:t>
       </w:r>
     </w:p>
     <w:p>
       <w:pPr>
-        <w:keepLines/>
-        <w:pageBreakBefore w:val="0"/>
-        <w:spacing w:before="0" w:after="100" w:line="240" w:lineRule="auto"/>
-        <w:rPr>
-          <w:rFonts w:hint="eastAsia" w:ascii="黑体" w:hAnsi="黑体" w:eastAsia="黑体" w:cs="黑体"/>
+        <w:spacing w:after="320"/>
+        <w:jc w:val="center"/>
+        <w:rPr>
+          <w:rFonts w:hint="default" w:ascii="黑体" w:hAnsi="黑体" w:eastAsia="黑体" w:cs="黑体"/>
+          <w:lang w:val="en-US"/>
         </w:rPr>
       </w:pPr>
       <w:r>
         <w:rPr>
           <w:rFonts w:hint="eastAsia" w:ascii="黑体" w:hAnsi="黑体" w:eastAsia="黑体" w:cs="黑体"/>
-        </w:rPr>
-        <w:t>这边是界面原型文档。</w:t>
+          <w:sz w:val="24"/>
+        </w:rPr>
+        <w:t>文档版本：V1</w:t>
+      </w:r>
+      <w:r>
+        <w:rPr>
+          <w:rFonts w:hint="default" w:ascii="黑体" w:hAnsi="黑体" w:eastAsia="黑体" w:cs="黑体"/>
+          <w:sz w:val="24"/>
+          <w:lang w:val="en-US"/>
+        </w:rPr>
+        <w:t>.1</w:t>
+      </w:r>
+    </w:p>
+    <w:p>
+      <w:pPr>
+        <w:spacing w:after="320"/>
+        <w:jc w:val="center"/>
+        <w:rPr>
+          <w:rFonts w:hint="eastAsia" w:ascii="黑体" w:hAnsi="黑体" w:eastAsia="黑体" w:cs="黑体"/>
+        </w:rPr>
+      </w:pPr>
+      <w:r>
+        <w:rPr>
+          <w:rFonts w:hint="eastAsia" w:ascii="黑体" w:hAnsi="黑体" w:eastAsia="黑体" w:cs="黑体"/>
+          <w:sz w:val="24"/>
+        </w:rPr>
+        <w:t>文档日期：2026</w:t>
+      </w:r>
+      <w:r>
+        <w:rPr>
+          <w:rFonts w:hint="default" w:ascii="黑体" w:hAnsi="黑体" w:eastAsia="黑体" w:cs="黑体"/>
+          <w:sz w:val="24"/>
+          <w:lang w:val="en-US"/>
+        </w:rPr>
+        <w:t>-</w:t>
+      </w:r>
+      <w:r>
+        <w:rPr>
+          <w:rFonts w:hint="eastAsia" w:ascii="黑体" w:hAnsi="黑体" w:eastAsia="黑体" w:cs="黑体"/>
+          <w:sz w:val="24"/>
+        </w:rPr>
+        <w:t>10</w:t>
+      </w:r>
+      <w:r>
+        <w:rPr>
+          <w:rFonts w:hint="default" w:ascii="黑体" w:hAnsi="黑体" w:eastAsia="黑体" w:cs="黑体"/>
+          <w:sz w:val="24"/>
+          <w:lang w:val="en-US"/>
+        </w:rPr>
+        <w:t>-</w:t>
+      </w:r>
+      <w:r>
+        <w:rPr>
+          <w:rFonts w:hint="eastAsia" w:ascii="黑体" w:hAnsi="黑体" w:eastAsia="黑体" w:cs="黑体"/>
+          <w:sz w:val="24"/>
+        </w:rPr>
+        <w:t>15</w:t>
+      </w:r>
+    </w:p>
+    <w:p>
+      <w:pPr>
+        <w:spacing w:after="320"/>
+        <w:jc w:val="center"/>
+        <w:rPr>
+          <w:rFonts w:hint="eastAsia" w:ascii="黑体" w:hAnsi="黑体" w:eastAsia="黑体" w:cs="黑体"/>
+          <w:lang w:eastAsia="zh-CN"/>
+        </w:rPr>
+      </w:pPr>
+      <w:r>
+        <w:rPr>
+          <w:rFonts w:hint="eastAsia" w:ascii="黑体" w:hAnsi="黑体" w:eastAsia="黑体" w:cs="黑体"/>
+          <w:sz w:val="24"/>
+          <w:lang w:val="en-US" w:eastAsia="zh-CN"/>
+        </w:rPr>
+        <w:t>负责人</w:t>
+      </w:r>
+      <w:r>
+        <w:rPr>
+          <w:rFonts w:hint="eastAsia" w:ascii="黑体" w:hAnsi="黑体" w:eastAsia="黑体" w:cs="黑体"/>
+          <w:sz w:val="24"/>
+        </w:rPr>
+        <w:t>：</w:t>
+      </w:r>
+      <w:r>
+        <w:rPr>
+          <w:rFonts w:hint="eastAsia" w:ascii="黑体" w:hAnsi="黑体" w:eastAsia="黑体" w:cs="黑体"/>
+          <w:sz w:val="24"/>
+          <w:lang w:val="en-US" w:eastAsia="zh-CN"/>
+        </w:rPr>
+        <w:t>林星</w:t>
+      </w:r>
+    </w:p>
+    <w:p>
+      <w:pPr>
+        <w:pStyle w:val="33"/>
+        <w:keepNext/>
+        <w:pageBreakBefore/>
+        <w:spacing w:after="360"/>
+        <w:rPr>
+          <w:rFonts w:hint="eastAsia" w:ascii="黑体" w:hAnsi="黑体" w:eastAsia="黑体" w:cs="黑体"/>
+        </w:rPr>
+      </w:pPr>
+      <w:r>
+        <w:rPr>
+          <w:rFonts w:hint="eastAsia" w:ascii="黑体" w:hAnsi="黑体" w:eastAsia="黑体" w:cs="黑体"/>
+        </w:rPr>
+        <w:t>目录</w:t>
+      </w:r>
+    </w:p>
+    <w:p>
+      <w:pPr>
+        <w:pStyle w:val="26"/>
+        <w:tabs>
+          <w:tab w:val="right" w:leader="dot" w:pos="10027"/>
+        </w:tabs>
+        <w:rPr>
+          <w:rFonts w:hint="eastAsia" w:ascii="黑体" w:hAnsi="黑体" w:eastAsia="黑体" w:cs="黑体"/>
+          <w:color w:val="auto"/>
+          <w:kern w:val="2"/>
+          <w:sz w:val="22"/>
+          <w:szCs w:val="24"/>
+          <w:lang w:eastAsia="zh-CN"/>
+          <w14:ligatures w14:val="standardContextual"/>
+        </w:rPr>
+      </w:pPr>
+      <w:r>
+        <w:rPr>
+          <w:rFonts w:hint="eastAsia" w:ascii="黑体" w:hAnsi="黑体" w:eastAsia="黑体" w:cs="黑体"/>
+        </w:rPr>
+        <w:fldChar w:fldCharType="begin"/>
+      </w:r>
+      <w:r>
+        <w:rPr>
+          <w:rFonts w:hint="eastAsia" w:ascii="黑体" w:hAnsi="黑体" w:eastAsia="黑体" w:cs="黑体"/>
+        </w:rPr>
+        <w:instrText xml:space="preserve"> TOC \o "1-2" \h \z \u </w:instrText>
+      </w:r>
+      <w:r>
+        <w:rPr>
+          <w:rFonts w:hint="eastAsia" w:ascii="黑体" w:hAnsi="黑体" w:eastAsia="黑体" w:cs="黑体"/>
+        </w:rPr>
+        <w:fldChar w:fldCharType="separate"/>
+      </w:r>
+      <w:r>
+        <w:rPr>
+          <w:rFonts w:hint="eastAsia" w:ascii="黑体" w:hAnsi="黑体" w:eastAsia="黑体" w:cs="黑体"/>
+        </w:rPr>
+        <w:fldChar w:fldCharType="begin"/>
+      </w:r>
+      <w:r>
+        <w:rPr>
+          <w:rFonts w:hint="eastAsia" w:ascii="黑体" w:hAnsi="黑体" w:eastAsia="黑体" w:cs="黑体"/>
+        </w:rPr>
+        <w:instrText xml:space="preserve"> HYPERLINK \l "_Toc242935824" </w:instrText>
+      </w:r>
+      <w:r>
+        <w:rPr>
+          <w:rFonts w:hint="eastAsia" w:ascii="黑体" w:hAnsi="黑体" w:eastAsia="黑体" w:cs="黑体"/>
+        </w:rPr>
+        <w:fldChar w:fldCharType="separate"/>
+      </w:r>
+      <w:r>
+        <w:rPr>
+          <w:rStyle w:val="137"/>
+          <w:rFonts w:hint="eastAsia" w:ascii="黑体" w:hAnsi="黑体" w:eastAsia="黑体" w:cs="黑体"/>
+        </w:rPr>
+        <w:t>界面导航路径</w:t>
+      </w:r>
+      <w:r>
+        <w:rPr>
+          <w:rFonts w:hint="eastAsia" w:ascii="黑体" w:hAnsi="黑体" w:eastAsia="黑体" w:cs="黑体"/>
+        </w:rPr>
+        <w:tab/>
+      </w:r>
+      <w:r>
+        <w:rPr>
+          <w:rFonts w:hint="eastAsia" w:ascii="黑体" w:hAnsi="黑体" w:eastAsia="黑体" w:cs="黑体"/>
+        </w:rPr>
+        <w:fldChar w:fldCharType="begin"/>
+      </w:r>
+      <w:r>
+        <w:rPr>
+          <w:rFonts w:hint="eastAsia" w:ascii="黑体" w:hAnsi="黑体" w:eastAsia="黑体" w:cs="黑体"/>
+        </w:rPr>
+        <w:instrText xml:space="preserve"> PAGEREF _Toc242935824 \h </w:instrText>
+      </w:r>
+      <w:r>
+        <w:rPr>
+          <w:rFonts w:hint="eastAsia" w:ascii="黑体" w:hAnsi="黑体" w:eastAsia="黑体" w:cs="黑体"/>
+        </w:rPr>
+        <w:fldChar w:fldCharType="separate"/>
+      </w:r>
+      <w:r>
+        <w:rPr>
+          <w:rFonts w:hint="eastAsia" w:ascii="黑体" w:hAnsi="黑体" w:eastAsia="黑体" w:cs="黑体"/>
+        </w:rPr>
+        <w:t>3</w:t>
+      </w:r>
+      <w:r>
+        <w:rPr>
+          <w:rFonts w:hint="eastAsia" w:ascii="黑体" w:hAnsi="黑体" w:eastAsia="黑体" w:cs="黑体"/>
+        </w:rPr>
+        <w:fldChar w:fldCharType="end"/>
+      </w:r>
+      <w:r>
+        <w:rPr>
+          <w:rFonts w:hint="eastAsia" w:ascii="黑体" w:hAnsi="黑体" w:eastAsia="黑体" w:cs="黑体"/>
+        </w:rPr>
+        <w:fldChar w:fldCharType="end"/>
+      </w:r>
+    </w:p>
+    <w:p>
+      <w:pPr>
+        <w:pStyle w:val="26"/>
+        <w:tabs>
+          <w:tab w:val="right" w:leader="dot" w:pos="10027"/>
+        </w:tabs>
+        <w:rPr>
+          <w:rFonts w:hint="eastAsia" w:ascii="黑体" w:hAnsi="黑体" w:eastAsia="黑体" w:cs="黑体"/>
+          <w:color w:val="auto"/>
+          <w:kern w:val="2"/>
+          <w:sz w:val="22"/>
+          <w:szCs w:val="24"/>
+          <w:lang w:eastAsia="zh-CN"/>
+          <w14:ligatures w14:val="standardContextual"/>
+        </w:rPr>
+      </w:pPr>
+      <w:r>
+        <w:rPr>
+          <w:rFonts w:hint="eastAsia" w:ascii="黑体" w:hAnsi="黑体" w:eastAsia="黑体" w:cs="黑体"/>
+        </w:rPr>
+        <w:fldChar w:fldCharType="begin"/>
+      </w:r>
+      <w:r>
+        <w:rPr>
+          <w:rFonts w:hint="eastAsia" w:ascii="黑体" w:hAnsi="黑体" w:eastAsia="黑体" w:cs="黑体"/>
+        </w:rPr>
+        <w:instrText xml:space="preserve"> HYPERLINK \l "_Toc242935825" </w:instrText>
+      </w:r>
+      <w:r>
+        <w:rPr>
+          <w:rFonts w:hint="eastAsia" w:ascii="黑体" w:hAnsi="黑体" w:eastAsia="黑体" w:cs="黑体"/>
+        </w:rPr>
+        <w:fldChar w:fldCharType="separate"/>
+      </w:r>
+      <w:r>
+        <w:rPr>
+          <w:rStyle w:val="137"/>
+          <w:rFonts w:hint="eastAsia" w:ascii="黑体" w:hAnsi="黑体" w:eastAsia="黑体" w:cs="黑体"/>
+        </w:rPr>
+        <w:t>一、用户操作界面</w:t>
+      </w:r>
+      <w:r>
+        <w:rPr>
+          <w:rFonts w:hint="eastAsia" w:ascii="黑体" w:hAnsi="黑体" w:eastAsia="黑体" w:cs="黑体"/>
+        </w:rPr>
+        <w:tab/>
+      </w:r>
+      <w:r>
+        <w:rPr>
+          <w:rFonts w:hint="eastAsia" w:ascii="黑体" w:hAnsi="黑体" w:eastAsia="黑体" w:cs="黑体"/>
+        </w:rPr>
+        <w:fldChar w:fldCharType="begin"/>
+      </w:r>
+      <w:r>
+        <w:rPr>
+          <w:rFonts w:hint="eastAsia" w:ascii="黑体" w:hAnsi="黑体" w:eastAsia="黑体" w:cs="黑体"/>
+        </w:rPr>
+        <w:instrText xml:space="preserve"> PAGEREF _Toc242935825 \h </w:instrText>
+      </w:r>
+      <w:r>
+        <w:rPr>
+          <w:rFonts w:hint="eastAsia" w:ascii="黑体" w:hAnsi="黑体" w:eastAsia="黑体" w:cs="黑体"/>
+        </w:rPr>
+        <w:fldChar w:fldCharType="separate"/>
+      </w:r>
+      <w:r>
+        <w:rPr>
+          <w:rFonts w:hint="eastAsia" w:ascii="黑体" w:hAnsi="黑体" w:eastAsia="黑体" w:cs="黑体"/>
+        </w:rPr>
+        <w:t>4</w:t>
+      </w:r>
+      <w:r>
+        <w:rPr>
+          <w:rFonts w:hint="eastAsia" w:ascii="黑体" w:hAnsi="黑体" w:eastAsia="黑体" w:cs="黑体"/>
+        </w:rPr>
+        <w:fldChar w:fldCharType="end"/>
+      </w:r>
+      <w:r>
+        <w:rPr>
+          <w:rFonts w:hint="eastAsia" w:ascii="黑体" w:hAnsi="黑体" w:eastAsia="黑体" w:cs="黑体"/>
+        </w:rPr>
+        <w:fldChar w:fldCharType="end"/>
+      </w:r>
+    </w:p>
+    <w:p>
+      <w:pPr>
+        <w:pStyle w:val="29"/>
+        <w:tabs>
+          <w:tab w:val="right" w:leader="dot" w:pos="10027"/>
+        </w:tabs>
+        <w:rPr>
+          <w:rFonts w:hint="eastAsia" w:ascii="黑体" w:hAnsi="黑体" w:eastAsia="黑体" w:cs="黑体"/>
+          <w:color w:val="auto"/>
+          <w:kern w:val="2"/>
+          <w:sz w:val="22"/>
+          <w:szCs w:val="24"/>
+          <w:lang w:eastAsia="zh-CN"/>
+          <w14:ligatures w14:val="standardContextual"/>
+        </w:rPr>
+      </w:pPr>
+      <w:r>
+        <w:rPr>
+          <w:rFonts w:hint="eastAsia" w:ascii="黑体" w:hAnsi="黑体" w:eastAsia="黑体" w:cs="黑体"/>
+        </w:rPr>
+        <w:fldChar w:fldCharType="begin"/>
+      </w:r>
+      <w:r>
+        <w:rPr>
+          <w:rFonts w:hint="eastAsia" w:ascii="黑体" w:hAnsi="黑体" w:eastAsia="黑体" w:cs="黑体"/>
+        </w:rPr>
+        <w:instrText xml:space="preserve"> HYPERLINK \l "_Toc242935826" </w:instrText>
+      </w:r>
+      <w:r>
+        <w:rPr>
+          <w:rFonts w:hint="eastAsia" w:ascii="黑体" w:hAnsi="黑体" w:eastAsia="黑体" w:cs="黑体"/>
+        </w:rPr>
+        <w:fldChar w:fldCharType="separate"/>
+      </w:r>
+      <w:r>
+        <w:rPr>
+          <w:rStyle w:val="137"/>
+          <w:rFonts w:hint="eastAsia" w:ascii="黑体" w:hAnsi="黑体" w:eastAsia="黑体" w:cs="黑体"/>
+        </w:rPr>
+        <w:t>1. 登录与注册</w:t>
+      </w:r>
+      <w:r>
+        <w:rPr>
+          <w:rFonts w:hint="eastAsia" w:ascii="黑体" w:hAnsi="黑体" w:eastAsia="黑体" w:cs="黑体"/>
+        </w:rPr>
+        <w:tab/>
+      </w:r>
+      <w:r>
+        <w:rPr>
+          <w:rFonts w:hint="eastAsia" w:ascii="黑体" w:hAnsi="黑体" w:eastAsia="黑体" w:cs="黑体"/>
+        </w:rPr>
+        <w:fldChar w:fldCharType="begin"/>
+      </w:r>
+      <w:r>
+        <w:rPr>
+          <w:rFonts w:hint="eastAsia" w:ascii="黑体" w:hAnsi="黑体" w:eastAsia="黑体" w:cs="黑体"/>
+        </w:rPr>
+        <w:instrText xml:space="preserve"> PAGEREF _Toc242935826 \h </w:instrText>
+      </w:r>
+      <w:r>
+        <w:rPr>
+          <w:rFonts w:hint="eastAsia" w:ascii="黑体" w:hAnsi="黑体" w:eastAsia="黑体" w:cs="黑体"/>
+        </w:rPr>
+        <w:fldChar w:fldCharType="separate"/>
+      </w:r>
+      <w:r>
+        <w:rPr>
+          <w:rFonts w:hint="eastAsia" w:ascii="黑体" w:hAnsi="黑体" w:eastAsia="黑体" w:cs="黑体"/>
+        </w:rPr>
+        <w:t>4</w:t>
+      </w:r>
+      <w:r>
+        <w:rPr>
+          <w:rFonts w:hint="eastAsia" w:ascii="黑体" w:hAnsi="黑体" w:eastAsia="黑体" w:cs="黑体"/>
+        </w:rPr>
+        <w:fldChar w:fldCharType="end"/>
+      </w:r>
+      <w:r>
+        <w:rPr>
+          <w:rFonts w:hint="eastAsia" w:ascii="黑体" w:hAnsi="黑体" w:eastAsia="黑体" w:cs="黑体"/>
+        </w:rPr>
+        <w:fldChar w:fldCharType="end"/>
+      </w:r>
+    </w:p>
+    <w:p>
+      <w:pPr>
+        <w:pStyle w:val="29"/>
+        <w:tabs>
+          <w:tab w:val="right" w:leader="dot" w:pos="10027"/>
+        </w:tabs>
+        <w:rPr>
+          <w:rFonts w:hint="eastAsia" w:ascii="黑体" w:hAnsi="黑体" w:eastAsia="黑体" w:cs="黑体"/>
+          <w:color w:val="auto"/>
+          <w:kern w:val="2"/>
+          <w:sz w:val="22"/>
+          <w:szCs w:val="24"/>
+          <w:lang w:eastAsia="zh-CN"/>
+          <w14:ligatures w14:val="standardContextual"/>
+        </w:rPr>
+      </w:pPr>
+      <w:r>
+        <w:rPr>
+          <w:rFonts w:hint="eastAsia" w:ascii="黑体" w:hAnsi="黑体" w:eastAsia="黑体" w:cs="黑体"/>
+        </w:rPr>
+        <w:fldChar w:fldCharType="begin"/>
+      </w:r>
+      <w:r>
+        <w:rPr>
+          <w:rFonts w:hint="eastAsia" w:ascii="黑体" w:hAnsi="黑体" w:eastAsia="黑体" w:cs="黑体"/>
+        </w:rPr>
+        <w:instrText xml:space="preserve"> HYPERLINK \l "_Toc242935827" </w:instrText>
+      </w:r>
+      <w:r>
+        <w:rPr>
+          <w:rFonts w:hint="eastAsia" w:ascii="黑体" w:hAnsi="黑体" w:eastAsia="黑体" w:cs="黑体"/>
+        </w:rPr>
+        <w:fldChar w:fldCharType="separate"/>
+      </w:r>
+      <w:r>
+        <w:rPr>
+          <w:rStyle w:val="137"/>
+          <w:rFonts w:hint="eastAsia" w:ascii="黑体" w:hAnsi="黑体" w:eastAsia="黑体" w:cs="黑体"/>
+        </w:rPr>
+        <w:t>2. 个人中心</w:t>
+      </w:r>
+      <w:r>
+        <w:rPr>
+          <w:rFonts w:hint="eastAsia" w:ascii="黑体" w:hAnsi="黑体" w:eastAsia="黑体" w:cs="黑体"/>
+        </w:rPr>
+        <w:tab/>
+      </w:r>
+      <w:r>
+        <w:rPr>
+          <w:rFonts w:hint="eastAsia" w:ascii="黑体" w:hAnsi="黑体" w:eastAsia="黑体" w:cs="黑体"/>
+        </w:rPr>
+        <w:fldChar w:fldCharType="begin"/>
+      </w:r>
+      <w:r>
+        <w:rPr>
+          <w:rFonts w:hint="eastAsia" w:ascii="黑体" w:hAnsi="黑体" w:eastAsia="黑体" w:cs="黑体"/>
+        </w:rPr>
+        <w:instrText xml:space="preserve"> PAGEREF _Toc242935827 \h </w:instrText>
+      </w:r>
+      <w:r>
+        <w:rPr>
+          <w:rFonts w:hint="eastAsia" w:ascii="黑体" w:hAnsi="黑体" w:eastAsia="黑体" w:cs="黑体"/>
+        </w:rPr>
+        <w:fldChar w:fldCharType="separate"/>
+      </w:r>
+      <w:r>
+        <w:rPr>
+          <w:rFonts w:hint="eastAsia" w:ascii="黑体" w:hAnsi="黑体" w:eastAsia="黑体" w:cs="黑体"/>
+        </w:rPr>
+        <w:t>4</w:t>
+      </w:r>
+      <w:r>
+        <w:rPr>
+          <w:rFonts w:hint="eastAsia" w:ascii="黑体" w:hAnsi="黑体" w:eastAsia="黑体" w:cs="黑体"/>
+        </w:rPr>
+        <w:fldChar w:fldCharType="end"/>
+      </w:r>
+      <w:r>
+        <w:rPr>
+          <w:rFonts w:hint="eastAsia" w:ascii="黑体" w:hAnsi="黑体" w:eastAsia="黑体" w:cs="黑体"/>
+        </w:rPr>
+        <w:fldChar w:fldCharType="end"/>
+      </w:r>
+    </w:p>
+    <w:p>
+      <w:pPr>
+        <w:pStyle w:val="29"/>
+        <w:tabs>
+          <w:tab w:val="right" w:leader="dot" w:pos="10027"/>
+        </w:tabs>
+        <w:rPr>
+          <w:rFonts w:hint="eastAsia" w:ascii="黑体" w:hAnsi="黑体" w:eastAsia="黑体" w:cs="黑体"/>
+          <w:color w:val="auto"/>
+          <w:kern w:val="2"/>
+          <w:sz w:val="22"/>
+          <w:szCs w:val="24"/>
+          <w:lang w:eastAsia="zh-CN"/>
+          <w14:ligatures w14:val="standardContextual"/>
+        </w:rPr>
+      </w:pPr>
+      <w:r>
+        <w:rPr>
+          <w:rFonts w:hint="eastAsia" w:ascii="黑体" w:hAnsi="黑体" w:eastAsia="黑体" w:cs="黑体"/>
+        </w:rPr>
+        <w:fldChar w:fldCharType="begin"/>
+      </w:r>
+      <w:r>
+        <w:rPr>
+          <w:rFonts w:hint="eastAsia" w:ascii="黑体" w:hAnsi="黑体" w:eastAsia="黑体" w:cs="黑体"/>
+        </w:rPr>
+        <w:instrText xml:space="preserve"> HYPERLINK \l "_Toc242935828" </w:instrText>
+      </w:r>
+      <w:r>
+        <w:rPr>
+          <w:rFonts w:hint="eastAsia" w:ascii="黑体" w:hAnsi="黑体" w:eastAsia="黑体" w:cs="黑体"/>
+        </w:rPr>
+        <w:fldChar w:fldCharType="separate"/>
+      </w:r>
+      <w:r>
+        <w:rPr>
+          <w:rStyle w:val="137"/>
+          <w:rFonts w:hint="eastAsia" w:ascii="黑体" w:hAnsi="黑体" w:eastAsia="黑体" w:cs="黑体"/>
+        </w:rPr>
+        <w:t>3. 社区</w:t>
+      </w:r>
+      <w:r>
+        <w:rPr>
+          <w:rFonts w:hint="eastAsia" w:ascii="黑体" w:hAnsi="黑体" w:eastAsia="黑体" w:cs="黑体"/>
+        </w:rPr>
+        <w:tab/>
+      </w:r>
+      <w:r>
+        <w:rPr>
+          <w:rFonts w:hint="eastAsia" w:ascii="黑体" w:hAnsi="黑体" w:eastAsia="黑体" w:cs="黑体"/>
+        </w:rPr>
+        <w:fldChar w:fldCharType="begin"/>
+      </w:r>
+      <w:r>
+        <w:rPr>
+          <w:rFonts w:hint="eastAsia" w:ascii="黑体" w:hAnsi="黑体" w:eastAsia="黑体" w:cs="黑体"/>
+        </w:rPr>
+        <w:instrText xml:space="preserve"> PAGEREF _Toc242935828 \h </w:instrText>
+      </w:r>
+      <w:r>
+        <w:rPr>
+          <w:rFonts w:hint="eastAsia" w:ascii="黑体" w:hAnsi="黑体" w:eastAsia="黑体" w:cs="黑体"/>
+        </w:rPr>
+        <w:fldChar w:fldCharType="separate"/>
+      </w:r>
+      <w:r>
+        <w:rPr>
+          <w:rFonts w:hint="eastAsia" w:ascii="黑体" w:hAnsi="黑体" w:eastAsia="黑体" w:cs="黑体"/>
+        </w:rPr>
+        <w:t>5</w:t>
+      </w:r>
+      <w:r>
+        <w:rPr>
+          <w:rFonts w:hint="eastAsia" w:ascii="黑体" w:hAnsi="黑体" w:eastAsia="黑体" w:cs="黑体"/>
+        </w:rPr>
+        <w:fldChar w:fldCharType="end"/>
+      </w:r>
+      <w:r>
+        <w:rPr>
+          <w:rFonts w:hint="eastAsia" w:ascii="黑体" w:hAnsi="黑体" w:eastAsia="黑体" w:cs="黑体"/>
+        </w:rPr>
+        <w:fldChar w:fldCharType="end"/>
+      </w:r>
+    </w:p>
+    <w:p>
+      <w:pPr>
+        <w:pStyle w:val="29"/>
+        <w:tabs>
+          <w:tab w:val="right" w:leader="dot" w:pos="10027"/>
+        </w:tabs>
+        <w:rPr>
+          <w:rFonts w:hint="eastAsia" w:ascii="黑体" w:hAnsi="黑体" w:eastAsia="黑体" w:cs="黑体"/>
+          <w:color w:val="auto"/>
+          <w:kern w:val="2"/>
+          <w:sz w:val="22"/>
+          <w:szCs w:val="24"/>
+          <w:lang w:eastAsia="zh-CN"/>
+          <w14:ligatures w14:val="standardContextual"/>
+        </w:rPr>
+      </w:pPr>
+      <w:r>
+        <w:rPr>
+          <w:rFonts w:hint="eastAsia" w:ascii="黑体" w:hAnsi="黑体" w:eastAsia="黑体" w:cs="黑体"/>
+        </w:rPr>
+        <w:fldChar w:fldCharType="begin"/>
+      </w:r>
+      <w:r>
+        <w:rPr>
+          <w:rFonts w:hint="eastAsia" w:ascii="黑体" w:hAnsi="黑体" w:eastAsia="黑体" w:cs="黑体"/>
+        </w:rPr>
+        <w:instrText xml:space="preserve"> HYPERLINK \l "_Toc242935829" </w:instrText>
+      </w:r>
+      <w:r>
+        <w:rPr>
+          <w:rFonts w:hint="eastAsia" w:ascii="黑体" w:hAnsi="黑体" w:eastAsia="黑体" w:cs="黑体"/>
+        </w:rPr>
+        <w:fldChar w:fldCharType="separate"/>
+      </w:r>
+      <w:r>
+        <w:rPr>
+          <w:rStyle w:val="137"/>
+          <w:rFonts w:hint="eastAsia" w:ascii="黑体" w:hAnsi="黑体" w:eastAsia="黑体" w:cs="黑体"/>
+        </w:rPr>
+        <w:t>4. 物品广场</w:t>
+      </w:r>
+      <w:r>
+        <w:rPr>
+          <w:rFonts w:hint="eastAsia" w:ascii="黑体" w:hAnsi="黑体" w:eastAsia="黑体" w:cs="黑体"/>
+        </w:rPr>
+        <w:tab/>
+      </w:r>
+      <w:r>
+        <w:rPr>
+          <w:rFonts w:hint="eastAsia" w:ascii="黑体" w:hAnsi="黑体" w:eastAsia="黑体" w:cs="黑体"/>
+        </w:rPr>
+        <w:fldChar w:fldCharType="begin"/>
+      </w:r>
+      <w:r>
+        <w:rPr>
+          <w:rFonts w:hint="eastAsia" w:ascii="黑体" w:hAnsi="黑体" w:eastAsia="黑体" w:cs="黑体"/>
+        </w:rPr>
+        <w:instrText xml:space="preserve"> PAGEREF _Toc242935829 \h </w:instrText>
+      </w:r>
+      <w:r>
+        <w:rPr>
+          <w:rFonts w:hint="eastAsia" w:ascii="黑体" w:hAnsi="黑体" w:eastAsia="黑体" w:cs="黑体"/>
+        </w:rPr>
+        <w:fldChar w:fldCharType="separate"/>
+      </w:r>
+      <w:r>
+        <w:rPr>
+          <w:rFonts w:hint="eastAsia" w:ascii="黑体" w:hAnsi="黑体" w:eastAsia="黑体" w:cs="黑体"/>
+        </w:rPr>
+        <w:t>5</w:t>
+      </w:r>
+      <w:r>
+        <w:rPr>
+          <w:rFonts w:hint="eastAsia" w:ascii="黑体" w:hAnsi="黑体" w:eastAsia="黑体" w:cs="黑体"/>
+        </w:rPr>
+        <w:fldChar w:fldCharType="end"/>
+      </w:r>
+      <w:r>
+        <w:rPr>
+          <w:rFonts w:hint="eastAsia" w:ascii="黑体" w:hAnsi="黑体" w:eastAsia="黑体" w:cs="黑体"/>
+        </w:rPr>
+        <w:fldChar w:fldCharType="end"/>
+      </w:r>
+    </w:p>
+    <w:p>
+      <w:pPr>
+        <w:pStyle w:val="29"/>
+        <w:tabs>
+          <w:tab w:val="right" w:leader="dot" w:pos="10027"/>
+        </w:tabs>
+        <w:rPr>
+          <w:rFonts w:hint="eastAsia" w:ascii="黑体" w:hAnsi="黑体" w:eastAsia="黑体" w:cs="黑体"/>
+          <w:color w:val="auto"/>
+          <w:kern w:val="2"/>
+          <w:sz w:val="22"/>
+          <w:szCs w:val="24"/>
+          <w:lang w:eastAsia="zh-CN"/>
+          <w14:ligatures w14:val="standardContextual"/>
+        </w:rPr>
+      </w:pPr>
+      <w:r>
+        <w:rPr>
+          <w:rFonts w:hint="eastAsia" w:ascii="黑体" w:hAnsi="黑体" w:eastAsia="黑体" w:cs="黑体"/>
+        </w:rPr>
+        <w:fldChar w:fldCharType="begin"/>
+      </w:r>
+      <w:r>
+        <w:rPr>
+          <w:rFonts w:hint="eastAsia" w:ascii="黑体" w:hAnsi="黑体" w:eastAsia="黑体" w:cs="黑体"/>
+        </w:rPr>
+        <w:instrText xml:space="preserve"> HYPERLINK \l "_Toc242935830" </w:instrText>
+      </w:r>
+      <w:r>
+        <w:rPr>
+          <w:rFonts w:hint="eastAsia" w:ascii="黑体" w:hAnsi="黑体" w:eastAsia="黑体" w:cs="黑体"/>
+        </w:rPr>
+        <w:fldChar w:fldCharType="separate"/>
+      </w:r>
+      <w:r>
+        <w:rPr>
+          <w:rStyle w:val="137"/>
+          <w:rFonts w:hint="eastAsia" w:ascii="黑体" w:hAnsi="黑体" w:eastAsia="黑体" w:cs="黑体"/>
+        </w:rPr>
+        <w:t>5. 物品详情</w:t>
+      </w:r>
+      <w:r>
+        <w:rPr>
+          <w:rFonts w:hint="eastAsia" w:ascii="黑体" w:hAnsi="黑体" w:eastAsia="黑体" w:cs="黑体"/>
+        </w:rPr>
+        <w:tab/>
+      </w:r>
+      <w:r>
+        <w:rPr>
+          <w:rFonts w:hint="eastAsia" w:ascii="黑体" w:hAnsi="黑体" w:eastAsia="黑体" w:cs="黑体"/>
+        </w:rPr>
+        <w:fldChar w:fldCharType="begin"/>
+      </w:r>
+      <w:r>
+        <w:rPr>
+          <w:rFonts w:hint="eastAsia" w:ascii="黑体" w:hAnsi="黑体" w:eastAsia="黑体" w:cs="黑体"/>
+        </w:rPr>
+        <w:instrText xml:space="preserve"> PAGEREF _Toc242935830 \h </w:instrText>
+      </w:r>
+      <w:r>
+        <w:rPr>
+          <w:rFonts w:hint="eastAsia" w:ascii="黑体" w:hAnsi="黑体" w:eastAsia="黑体" w:cs="黑体"/>
+        </w:rPr>
+        <w:fldChar w:fldCharType="separate"/>
+      </w:r>
+      <w:r>
+        <w:rPr>
+          <w:rFonts w:hint="eastAsia" w:ascii="黑体" w:hAnsi="黑体" w:eastAsia="黑体" w:cs="黑体"/>
+        </w:rPr>
+        <w:t>6</w:t>
+      </w:r>
+      <w:r>
+        <w:rPr>
+          <w:rFonts w:hint="eastAsia" w:ascii="黑体" w:hAnsi="黑体" w:eastAsia="黑体" w:cs="黑体"/>
+        </w:rPr>
+        <w:fldChar w:fldCharType="end"/>
+      </w:r>
+      <w:r>
+        <w:rPr>
+          <w:rFonts w:hint="eastAsia" w:ascii="黑体" w:hAnsi="黑体" w:eastAsia="黑体" w:cs="黑体"/>
+        </w:rPr>
+        <w:fldChar w:fldCharType="end"/>
+      </w:r>
+    </w:p>
+    <w:p>
+      <w:pPr>
+        <w:pStyle w:val="29"/>
+        <w:tabs>
+          <w:tab w:val="right" w:leader="dot" w:pos="10027"/>
+        </w:tabs>
+        <w:rPr>
+          <w:rFonts w:hint="eastAsia" w:ascii="黑体" w:hAnsi="黑体" w:eastAsia="黑体" w:cs="黑体"/>
+          <w:color w:val="auto"/>
+          <w:kern w:val="2"/>
+          <w:sz w:val="22"/>
+          <w:szCs w:val="24"/>
+          <w:lang w:eastAsia="zh-CN"/>
+          <w14:ligatures w14:val="standardContextual"/>
+        </w:rPr>
+      </w:pPr>
+      <w:r>
+        <w:rPr>
+          <w:rFonts w:hint="eastAsia" w:ascii="黑体" w:hAnsi="黑体" w:eastAsia="黑体" w:cs="黑体"/>
+        </w:rPr>
+        <w:fldChar w:fldCharType="begin"/>
+      </w:r>
+      <w:r>
+        <w:rPr>
+          <w:rFonts w:hint="eastAsia" w:ascii="黑体" w:hAnsi="黑体" w:eastAsia="黑体" w:cs="黑体"/>
+        </w:rPr>
+        <w:instrText xml:space="preserve"> HYPERLINK \l "_Toc242935831" </w:instrText>
+      </w:r>
+      <w:r>
+        <w:rPr>
+          <w:rFonts w:hint="eastAsia" w:ascii="黑体" w:hAnsi="黑体" w:eastAsia="黑体" w:cs="黑体"/>
+        </w:rPr>
+        <w:fldChar w:fldCharType="separate"/>
+      </w:r>
+      <w:r>
+        <w:rPr>
+          <w:rStyle w:val="137"/>
+          <w:rFonts w:hint="eastAsia" w:ascii="黑体" w:hAnsi="黑体" w:eastAsia="黑体" w:cs="黑体"/>
+        </w:rPr>
+        <w:t>6. 物品发布与管理</w:t>
+      </w:r>
+      <w:r>
+        <w:rPr>
+          <w:rFonts w:hint="eastAsia" w:ascii="黑体" w:hAnsi="黑体" w:eastAsia="黑体" w:cs="黑体"/>
+        </w:rPr>
+        <w:tab/>
+      </w:r>
+      <w:r>
+        <w:rPr>
+          <w:rFonts w:hint="eastAsia" w:ascii="黑体" w:hAnsi="黑体" w:eastAsia="黑体" w:cs="黑体"/>
+        </w:rPr>
+        <w:fldChar w:fldCharType="begin"/>
+      </w:r>
+      <w:r>
+        <w:rPr>
+          <w:rFonts w:hint="eastAsia" w:ascii="黑体" w:hAnsi="黑体" w:eastAsia="黑体" w:cs="黑体"/>
+        </w:rPr>
+        <w:instrText xml:space="preserve"> PAGEREF _Toc242935831 \h </w:instrText>
+      </w:r>
+      <w:r>
+        <w:rPr>
+          <w:rFonts w:hint="eastAsia" w:ascii="黑体" w:hAnsi="黑体" w:eastAsia="黑体" w:cs="黑体"/>
+        </w:rPr>
+        <w:fldChar w:fldCharType="separate"/>
+      </w:r>
+      <w:r>
+        <w:rPr>
+          <w:rFonts w:hint="eastAsia" w:ascii="黑体" w:hAnsi="黑体" w:eastAsia="黑体" w:cs="黑体"/>
+        </w:rPr>
+        <w:t>6</w:t>
+      </w:r>
+      <w:r>
+        <w:rPr>
+          <w:rFonts w:hint="eastAsia" w:ascii="黑体" w:hAnsi="黑体" w:eastAsia="黑体" w:cs="黑体"/>
+        </w:rPr>
+        <w:fldChar w:fldCharType="end"/>
+      </w:r>
+      <w:r>
+        <w:rPr>
+          <w:rFonts w:hint="eastAsia" w:ascii="黑体" w:hAnsi="黑体" w:eastAsia="黑体" w:cs="黑体"/>
+        </w:rPr>
+        <w:fldChar w:fldCharType="end"/>
+      </w:r>
+    </w:p>
+    <w:p>
+      <w:pPr>
+        <w:pStyle w:val="29"/>
+        <w:tabs>
+          <w:tab w:val="right" w:leader="dot" w:pos="10027"/>
+        </w:tabs>
+        <w:rPr>
+          <w:rFonts w:hint="eastAsia" w:ascii="黑体" w:hAnsi="黑体" w:eastAsia="黑体" w:cs="黑体"/>
+          <w:color w:val="auto"/>
+          <w:kern w:val="2"/>
+          <w:sz w:val="22"/>
+          <w:szCs w:val="24"/>
+          <w:lang w:eastAsia="zh-CN"/>
+          <w14:ligatures w14:val="standardContextual"/>
+        </w:rPr>
+      </w:pPr>
+      <w:r>
+        <w:rPr>
+          <w:rFonts w:hint="eastAsia" w:ascii="黑体" w:hAnsi="黑体" w:eastAsia="黑体" w:cs="黑体"/>
+        </w:rPr>
+        <w:fldChar w:fldCharType="begin"/>
+      </w:r>
+      <w:r>
+        <w:rPr>
+          <w:rFonts w:hint="eastAsia" w:ascii="黑体" w:hAnsi="黑体" w:eastAsia="黑体" w:cs="黑体"/>
+        </w:rPr>
+        <w:instrText xml:space="preserve"> HYPERLINK \l "_Toc242935832" </w:instrText>
+      </w:r>
+      <w:r>
+        <w:rPr>
+          <w:rFonts w:hint="eastAsia" w:ascii="黑体" w:hAnsi="黑体" w:eastAsia="黑体" w:cs="黑体"/>
+        </w:rPr>
+        <w:fldChar w:fldCharType="separate"/>
+      </w:r>
+      <w:r>
+        <w:rPr>
+          <w:rStyle w:val="137"/>
+          <w:rFonts w:hint="eastAsia" w:ascii="黑体" w:hAnsi="黑体" w:eastAsia="黑体" w:cs="黑体"/>
+        </w:rPr>
+        <w:t>7. 我的订单</w:t>
+      </w:r>
+      <w:r>
+        <w:rPr>
+          <w:rFonts w:hint="eastAsia" w:ascii="黑体" w:hAnsi="黑体" w:eastAsia="黑体" w:cs="黑体"/>
+        </w:rPr>
+        <w:tab/>
+      </w:r>
+      <w:r>
+        <w:rPr>
+          <w:rFonts w:hint="eastAsia" w:ascii="黑体" w:hAnsi="黑体" w:eastAsia="黑体" w:cs="黑体"/>
+        </w:rPr>
+        <w:fldChar w:fldCharType="begin"/>
+      </w:r>
+      <w:r>
+        <w:rPr>
+          <w:rFonts w:hint="eastAsia" w:ascii="黑体" w:hAnsi="黑体" w:eastAsia="黑体" w:cs="黑体"/>
+        </w:rPr>
+        <w:instrText xml:space="preserve"> PAGEREF _Toc242935832 \h </w:instrText>
+      </w:r>
+      <w:r>
+        <w:rPr>
+          <w:rFonts w:hint="eastAsia" w:ascii="黑体" w:hAnsi="黑体" w:eastAsia="黑体" w:cs="黑体"/>
+        </w:rPr>
+        <w:fldChar w:fldCharType="separate"/>
+      </w:r>
+      <w:r>
+        <w:rPr>
+          <w:rFonts w:hint="eastAsia" w:ascii="黑体" w:hAnsi="黑体" w:eastAsia="黑体" w:cs="黑体"/>
+        </w:rPr>
+        <w:t>7</w:t>
+      </w:r>
+      <w:r>
+        <w:rPr>
+          <w:rFonts w:hint="eastAsia" w:ascii="黑体" w:hAnsi="黑体" w:eastAsia="黑体" w:cs="黑体"/>
+        </w:rPr>
+        <w:fldChar w:fldCharType="end"/>
+      </w:r>
+      <w:r>
+        <w:rPr>
+          <w:rFonts w:hint="eastAsia" w:ascii="黑体" w:hAnsi="黑体" w:eastAsia="黑体" w:cs="黑体"/>
+        </w:rPr>
+        <w:fldChar w:fldCharType="end"/>
+      </w:r>
+    </w:p>
+    <w:p>
+      <w:pPr>
+        <w:pStyle w:val="29"/>
+        <w:tabs>
+          <w:tab w:val="right" w:leader="dot" w:pos="10027"/>
+        </w:tabs>
+        <w:rPr>
+          <w:rFonts w:hint="eastAsia" w:ascii="黑体" w:hAnsi="黑体" w:eastAsia="黑体" w:cs="黑体"/>
+          <w:color w:val="auto"/>
+          <w:kern w:val="2"/>
+          <w:sz w:val="22"/>
+          <w:szCs w:val="24"/>
+          <w:lang w:eastAsia="zh-CN"/>
+          <w14:ligatures w14:val="standardContextual"/>
+        </w:rPr>
+      </w:pPr>
+      <w:r>
+        <w:rPr>
+          <w:rFonts w:hint="eastAsia" w:ascii="黑体" w:hAnsi="黑体" w:eastAsia="黑体" w:cs="黑体"/>
+        </w:rPr>
+        <w:fldChar w:fldCharType="begin"/>
+      </w:r>
+      <w:r>
+        <w:rPr>
+          <w:rFonts w:hint="eastAsia" w:ascii="黑体" w:hAnsi="黑体" w:eastAsia="黑体" w:cs="黑体"/>
+        </w:rPr>
+        <w:instrText xml:space="preserve"> HYPERLINK \l "_Toc242935833" </w:instrText>
+      </w:r>
+      <w:r>
+        <w:rPr>
+          <w:rFonts w:hint="eastAsia" w:ascii="黑体" w:hAnsi="黑体" w:eastAsia="黑体" w:cs="黑体"/>
+        </w:rPr>
+        <w:fldChar w:fldCharType="separate"/>
+      </w:r>
+      <w:r>
+        <w:rPr>
+          <w:rStyle w:val="137"/>
+          <w:rFonts w:hint="eastAsia" w:ascii="黑体" w:hAnsi="黑体" w:eastAsia="黑体" w:cs="黑体"/>
+        </w:rPr>
+        <w:t>8. 订单详情与操作</w:t>
+      </w:r>
+      <w:r>
+        <w:rPr>
+          <w:rFonts w:hint="eastAsia" w:ascii="黑体" w:hAnsi="黑体" w:eastAsia="黑体" w:cs="黑体"/>
+        </w:rPr>
+        <w:tab/>
+      </w:r>
+      <w:r>
+        <w:rPr>
+          <w:rFonts w:hint="eastAsia" w:ascii="黑体" w:hAnsi="黑体" w:eastAsia="黑体" w:cs="黑体"/>
+        </w:rPr>
+        <w:fldChar w:fldCharType="begin"/>
+      </w:r>
+      <w:r>
+        <w:rPr>
+          <w:rFonts w:hint="eastAsia" w:ascii="黑体" w:hAnsi="黑体" w:eastAsia="黑体" w:cs="黑体"/>
+        </w:rPr>
+        <w:instrText xml:space="preserve"> PAGEREF _Toc242935833 \h </w:instrText>
+      </w:r>
+      <w:r>
+        <w:rPr>
+          <w:rFonts w:hint="eastAsia" w:ascii="黑体" w:hAnsi="黑体" w:eastAsia="黑体" w:cs="黑体"/>
+        </w:rPr>
+        <w:fldChar w:fldCharType="separate"/>
+      </w:r>
+      <w:r>
+        <w:rPr>
+          <w:rFonts w:hint="eastAsia" w:ascii="黑体" w:hAnsi="黑体" w:eastAsia="黑体" w:cs="黑体"/>
+        </w:rPr>
+        <w:t>7</w:t>
+      </w:r>
+      <w:r>
+        <w:rPr>
+          <w:rFonts w:hint="eastAsia" w:ascii="黑体" w:hAnsi="黑体" w:eastAsia="黑体" w:cs="黑体"/>
+        </w:rPr>
+        <w:fldChar w:fldCharType="end"/>
+      </w:r>
+      <w:r>
+        <w:rPr>
+          <w:rFonts w:hint="eastAsia" w:ascii="黑体" w:hAnsi="黑体" w:eastAsia="黑体" w:cs="黑体"/>
+        </w:rPr>
+        <w:fldChar w:fldCharType="end"/>
+      </w:r>
+    </w:p>
+    <w:p>
+      <w:pPr>
+        <w:pStyle w:val="29"/>
+        <w:tabs>
+          <w:tab w:val="right" w:leader="dot" w:pos="10027"/>
+        </w:tabs>
+        <w:rPr>
+          <w:rFonts w:hint="eastAsia" w:ascii="黑体" w:hAnsi="黑体" w:eastAsia="黑体" w:cs="黑体"/>
+          <w:color w:val="auto"/>
+          <w:kern w:val="2"/>
+          <w:sz w:val="22"/>
+          <w:szCs w:val="24"/>
+          <w:lang w:eastAsia="zh-CN"/>
+          <w14:ligatures w14:val="standardContextual"/>
+        </w:rPr>
+      </w:pPr>
+      <w:r>
+        <w:rPr>
+          <w:rFonts w:hint="eastAsia" w:ascii="黑体" w:hAnsi="黑体" w:eastAsia="黑体" w:cs="黑体"/>
+        </w:rPr>
+        <w:fldChar w:fldCharType="begin"/>
+      </w:r>
+      <w:r>
+        <w:rPr>
+          <w:rFonts w:hint="eastAsia" w:ascii="黑体" w:hAnsi="黑体" w:eastAsia="黑体" w:cs="黑体"/>
+        </w:rPr>
+        <w:instrText xml:space="preserve"> HYPERLINK \l "_Toc242935834" </w:instrText>
+      </w:r>
+      <w:r>
+        <w:rPr>
+          <w:rFonts w:hint="eastAsia" w:ascii="黑体" w:hAnsi="黑体" w:eastAsia="黑体" w:cs="黑体"/>
+        </w:rPr>
+        <w:fldChar w:fldCharType="separate"/>
+      </w:r>
+      <w:r>
+        <w:rPr>
+          <w:rStyle w:val="137"/>
+          <w:rFonts w:hint="eastAsia" w:ascii="黑体" w:hAnsi="黑体" w:eastAsia="黑体" w:cs="黑体"/>
+        </w:rPr>
+        <w:t>9. 钱包</w:t>
+      </w:r>
+      <w:r>
+        <w:rPr>
+          <w:rFonts w:hint="eastAsia" w:ascii="黑体" w:hAnsi="黑体" w:eastAsia="黑体" w:cs="黑体"/>
+        </w:rPr>
+        <w:tab/>
+      </w:r>
+      <w:r>
+        <w:rPr>
+          <w:rFonts w:hint="eastAsia" w:ascii="黑体" w:hAnsi="黑体" w:eastAsia="黑体" w:cs="黑体"/>
+        </w:rPr>
+        <w:fldChar w:fldCharType="begin"/>
+      </w:r>
+      <w:r>
+        <w:rPr>
+          <w:rFonts w:hint="eastAsia" w:ascii="黑体" w:hAnsi="黑体" w:eastAsia="黑体" w:cs="黑体"/>
+        </w:rPr>
+        <w:instrText xml:space="preserve"> PAGEREF _Toc242935834 \h </w:instrText>
+      </w:r>
+      <w:r>
+        <w:rPr>
+          <w:rFonts w:hint="eastAsia" w:ascii="黑体" w:hAnsi="黑体" w:eastAsia="黑体" w:cs="黑体"/>
+        </w:rPr>
+        <w:fldChar w:fldCharType="separate"/>
+      </w:r>
+      <w:r>
+        <w:rPr>
+          <w:rFonts w:hint="eastAsia" w:ascii="黑体" w:hAnsi="黑体" w:eastAsia="黑体" w:cs="黑体"/>
+        </w:rPr>
+        <w:t>8</w:t>
+      </w:r>
+      <w:r>
+        <w:rPr>
+          <w:rFonts w:hint="eastAsia" w:ascii="黑体" w:hAnsi="黑体" w:eastAsia="黑体" w:cs="黑体"/>
+        </w:rPr>
+        <w:fldChar w:fldCharType="end"/>
+      </w:r>
+      <w:r>
+        <w:rPr>
+          <w:rFonts w:hint="eastAsia" w:ascii="黑体" w:hAnsi="黑体" w:eastAsia="黑体" w:cs="黑体"/>
+        </w:rPr>
+        <w:fldChar w:fldCharType="end"/>
+      </w:r>
+    </w:p>
+    <w:p>
+      <w:pPr>
+        <w:pStyle w:val="29"/>
+        <w:tabs>
+          <w:tab w:val="right" w:leader="dot" w:pos="10027"/>
+        </w:tabs>
+        <w:rPr>
+          <w:rFonts w:hint="eastAsia" w:ascii="黑体" w:hAnsi="黑体" w:eastAsia="黑体" w:cs="黑体"/>
+          <w:color w:val="auto"/>
+          <w:kern w:val="2"/>
+          <w:sz w:val="22"/>
+          <w:szCs w:val="24"/>
+          <w:lang w:eastAsia="zh-CN"/>
+          <w14:ligatures w14:val="standardContextual"/>
+        </w:rPr>
+      </w:pPr>
+      <w:r>
+        <w:rPr>
+          <w:rFonts w:hint="eastAsia" w:ascii="黑体" w:hAnsi="黑体" w:eastAsia="黑体" w:cs="黑体"/>
+        </w:rPr>
+        <w:fldChar w:fldCharType="begin"/>
+      </w:r>
+      <w:r>
+        <w:rPr>
+          <w:rFonts w:hint="eastAsia" w:ascii="黑体" w:hAnsi="黑体" w:eastAsia="黑体" w:cs="黑体"/>
+        </w:rPr>
+        <w:instrText xml:space="preserve"> HYPERLINK \l "_Toc242935835" </w:instrText>
+      </w:r>
+      <w:r>
+        <w:rPr>
+          <w:rFonts w:hint="eastAsia" w:ascii="黑体" w:hAnsi="黑体" w:eastAsia="黑体" w:cs="黑体"/>
+        </w:rPr>
+        <w:fldChar w:fldCharType="separate"/>
+      </w:r>
+      <w:r>
+        <w:rPr>
+          <w:rStyle w:val="137"/>
+          <w:rFonts w:hint="eastAsia" w:ascii="黑体" w:hAnsi="黑体" w:eastAsia="黑体" w:cs="黑体"/>
+        </w:rPr>
+        <w:t>10. 纠纷与举报</w:t>
+      </w:r>
+      <w:r>
+        <w:rPr>
+          <w:rFonts w:hint="eastAsia" w:ascii="黑体" w:hAnsi="黑体" w:eastAsia="黑体" w:cs="黑体"/>
+        </w:rPr>
+        <w:tab/>
+      </w:r>
+      <w:r>
+        <w:rPr>
+          <w:rFonts w:hint="eastAsia" w:ascii="黑体" w:hAnsi="黑体" w:eastAsia="黑体" w:cs="黑体"/>
+        </w:rPr>
+        <w:fldChar w:fldCharType="begin"/>
+      </w:r>
+      <w:r>
+        <w:rPr>
+          <w:rFonts w:hint="eastAsia" w:ascii="黑体" w:hAnsi="黑体" w:eastAsia="黑体" w:cs="黑体"/>
+        </w:rPr>
+        <w:instrText xml:space="preserve"> PAGEREF _Toc242935835 \h </w:instrText>
+      </w:r>
+      <w:r>
+        <w:rPr>
+          <w:rFonts w:hint="eastAsia" w:ascii="黑体" w:hAnsi="黑体" w:eastAsia="黑体" w:cs="黑体"/>
+        </w:rPr>
+        <w:fldChar w:fldCharType="separate"/>
+      </w:r>
+      <w:r>
+        <w:rPr>
+          <w:rFonts w:hint="eastAsia" w:ascii="黑体" w:hAnsi="黑体" w:eastAsia="黑体" w:cs="黑体"/>
+        </w:rPr>
+        <w:t>8</w:t>
+      </w:r>
+      <w:r>
+        <w:rPr>
+          <w:rFonts w:hint="eastAsia" w:ascii="黑体" w:hAnsi="黑体" w:eastAsia="黑体" w:cs="黑体"/>
+        </w:rPr>
+        <w:fldChar w:fldCharType="end"/>
+      </w:r>
+      <w:r>
+        <w:rPr>
+          <w:rFonts w:hint="eastAsia" w:ascii="黑体" w:hAnsi="黑体" w:eastAsia="黑体" w:cs="黑体"/>
+        </w:rPr>
+        <w:fldChar w:fldCharType="end"/>
+      </w:r>
+    </w:p>
+    <w:p>
+      <w:pPr>
+        <w:pStyle w:val="26"/>
+        <w:tabs>
+          <w:tab w:val="right" w:leader="dot" w:pos="10027"/>
+        </w:tabs>
+        <w:rPr>
+          <w:rFonts w:hint="eastAsia" w:ascii="黑体" w:hAnsi="黑体" w:eastAsia="黑体" w:cs="黑体"/>
+          <w:color w:val="auto"/>
+          <w:kern w:val="2"/>
+          <w:sz w:val="22"/>
+          <w:szCs w:val="24"/>
+          <w:lang w:eastAsia="zh-CN"/>
+          <w14:ligatures w14:val="standardContextual"/>
+        </w:rPr>
+      </w:pPr>
+      <w:r>
+        <w:rPr>
+          <w:rFonts w:hint="eastAsia" w:ascii="黑体" w:hAnsi="黑体" w:eastAsia="黑体" w:cs="黑体"/>
+        </w:rPr>
+        <w:fldChar w:fldCharType="begin"/>
+      </w:r>
+      <w:r>
+        <w:rPr>
+          <w:rFonts w:hint="eastAsia" w:ascii="黑体" w:hAnsi="黑体" w:eastAsia="黑体" w:cs="黑体"/>
+        </w:rPr>
+        <w:instrText xml:space="preserve"> HYPERLINK \l "_Toc242935836" </w:instrText>
+      </w:r>
+      <w:r>
+        <w:rPr>
+          <w:rFonts w:hint="eastAsia" w:ascii="黑体" w:hAnsi="黑体" w:eastAsia="黑体" w:cs="黑体"/>
+        </w:rPr>
+        <w:fldChar w:fldCharType="separate"/>
+      </w:r>
+      <w:r>
+        <w:rPr>
+          <w:rStyle w:val="137"/>
+          <w:rFonts w:hint="eastAsia" w:ascii="黑体" w:hAnsi="黑体" w:eastAsia="黑体" w:cs="黑体"/>
+        </w:rPr>
+        <w:t>二、社区管理员操作界面</w:t>
+      </w:r>
+      <w:r>
+        <w:rPr>
+          <w:rFonts w:hint="eastAsia" w:ascii="黑体" w:hAnsi="黑体" w:eastAsia="黑体" w:cs="黑体"/>
+        </w:rPr>
+        <w:tab/>
+      </w:r>
+      <w:r>
+        <w:rPr>
+          <w:rFonts w:hint="eastAsia" w:ascii="黑体" w:hAnsi="黑体" w:eastAsia="黑体" w:cs="黑体"/>
+        </w:rPr>
+        <w:fldChar w:fldCharType="begin"/>
+      </w:r>
+      <w:r>
+        <w:rPr>
+          <w:rFonts w:hint="eastAsia" w:ascii="黑体" w:hAnsi="黑体" w:eastAsia="黑体" w:cs="黑体"/>
+        </w:rPr>
+        <w:instrText xml:space="preserve"> PAGEREF _Toc242935836 \h </w:instrText>
+      </w:r>
+      <w:r>
+        <w:rPr>
+          <w:rFonts w:hint="eastAsia" w:ascii="黑体" w:hAnsi="黑体" w:eastAsia="黑体" w:cs="黑体"/>
+        </w:rPr>
+        <w:fldChar w:fldCharType="separate"/>
+      </w:r>
+      <w:r>
+        <w:rPr>
+          <w:rFonts w:hint="eastAsia" w:ascii="黑体" w:hAnsi="黑体" w:eastAsia="黑体" w:cs="黑体"/>
+        </w:rPr>
+        <w:t>9</w:t>
+      </w:r>
+      <w:r>
+        <w:rPr>
+          <w:rFonts w:hint="eastAsia" w:ascii="黑体" w:hAnsi="黑体" w:eastAsia="黑体" w:cs="黑体"/>
+        </w:rPr>
+        <w:fldChar w:fldCharType="end"/>
+      </w:r>
+      <w:r>
+        <w:rPr>
+          <w:rFonts w:hint="eastAsia" w:ascii="黑体" w:hAnsi="黑体" w:eastAsia="黑体" w:cs="黑体"/>
+        </w:rPr>
+        <w:fldChar w:fldCharType="end"/>
+      </w:r>
+    </w:p>
+    <w:p>
+      <w:pPr>
+        <w:pStyle w:val="29"/>
+        <w:tabs>
+          <w:tab w:val="right" w:leader="dot" w:pos="10027"/>
+        </w:tabs>
+        <w:rPr>
+          <w:rFonts w:hint="eastAsia" w:ascii="黑体" w:hAnsi="黑体" w:eastAsia="黑体" w:cs="黑体"/>
+          <w:color w:val="auto"/>
+          <w:kern w:val="2"/>
+          <w:sz w:val="22"/>
+          <w:szCs w:val="24"/>
+          <w:lang w:eastAsia="zh-CN"/>
+          <w14:ligatures w14:val="standardContextual"/>
+        </w:rPr>
+      </w:pPr>
+      <w:r>
+        <w:rPr>
+          <w:rFonts w:hint="eastAsia" w:ascii="黑体" w:hAnsi="黑体" w:eastAsia="黑体" w:cs="黑体"/>
+        </w:rPr>
+        <w:fldChar w:fldCharType="begin"/>
+      </w:r>
+      <w:r>
+        <w:rPr>
+          <w:rFonts w:hint="eastAsia" w:ascii="黑体" w:hAnsi="黑体" w:eastAsia="黑体" w:cs="黑体"/>
+        </w:rPr>
+        <w:instrText xml:space="preserve"> HYPERLINK \l "_Toc242935837" </w:instrText>
+      </w:r>
+      <w:r>
+        <w:rPr>
+          <w:rFonts w:hint="eastAsia" w:ascii="黑体" w:hAnsi="黑体" w:eastAsia="黑体" w:cs="黑体"/>
+        </w:rPr>
+        <w:fldChar w:fldCharType="separate"/>
+      </w:r>
+      <w:r>
+        <w:rPr>
+          <w:rStyle w:val="137"/>
+          <w:rFonts w:hint="eastAsia" w:ascii="黑体" w:hAnsi="黑体" w:eastAsia="黑体" w:cs="黑体"/>
+        </w:rPr>
+        <w:t>11. 社区管理</w:t>
+      </w:r>
+      <w:r>
+        <w:rPr>
+          <w:rFonts w:hint="eastAsia" w:ascii="黑体" w:hAnsi="黑体" w:eastAsia="黑体" w:cs="黑体"/>
+        </w:rPr>
+        <w:tab/>
+      </w:r>
+      <w:r>
+        <w:rPr>
+          <w:rFonts w:hint="eastAsia" w:ascii="黑体" w:hAnsi="黑体" w:eastAsia="黑体" w:cs="黑体"/>
+        </w:rPr>
+        <w:fldChar w:fldCharType="begin"/>
+      </w:r>
+      <w:r>
+        <w:rPr>
+          <w:rFonts w:hint="eastAsia" w:ascii="黑体" w:hAnsi="黑体" w:eastAsia="黑体" w:cs="黑体"/>
+        </w:rPr>
+        <w:instrText xml:space="preserve"> PAGEREF _Toc242935837 \h </w:instrText>
+      </w:r>
+      <w:r>
+        <w:rPr>
+          <w:rFonts w:hint="eastAsia" w:ascii="黑体" w:hAnsi="黑体" w:eastAsia="黑体" w:cs="黑体"/>
+        </w:rPr>
+        <w:fldChar w:fldCharType="separate"/>
+      </w:r>
+      <w:r>
+        <w:rPr>
+          <w:rFonts w:hint="eastAsia" w:ascii="黑体" w:hAnsi="黑体" w:eastAsia="黑体" w:cs="黑体"/>
+        </w:rPr>
+        <w:t>9</w:t>
+      </w:r>
+      <w:r>
+        <w:rPr>
+          <w:rFonts w:hint="eastAsia" w:ascii="黑体" w:hAnsi="黑体" w:eastAsia="黑体" w:cs="黑体"/>
+        </w:rPr>
+        <w:fldChar w:fldCharType="end"/>
+      </w:r>
+      <w:r>
+        <w:rPr>
+          <w:rFonts w:hint="eastAsia" w:ascii="黑体" w:hAnsi="黑体" w:eastAsia="黑体" w:cs="黑体"/>
+        </w:rPr>
+        <w:fldChar w:fldCharType="end"/>
+      </w:r>
+    </w:p>
+    <w:p>
+      <w:pPr>
+        <w:pStyle w:val="29"/>
+        <w:tabs>
+          <w:tab w:val="right" w:leader="dot" w:pos="10027"/>
+        </w:tabs>
+        <w:rPr>
+          <w:rFonts w:hint="eastAsia" w:ascii="黑体" w:hAnsi="黑体" w:eastAsia="黑体" w:cs="黑体"/>
+          <w:color w:val="auto"/>
+          <w:kern w:val="2"/>
+          <w:sz w:val="22"/>
+          <w:szCs w:val="24"/>
+          <w:lang w:eastAsia="zh-CN"/>
+          <w14:ligatures w14:val="standardContextual"/>
+        </w:rPr>
+      </w:pPr>
+      <w:r>
+        <w:rPr>
+          <w:rFonts w:hint="eastAsia" w:ascii="黑体" w:hAnsi="黑体" w:eastAsia="黑体" w:cs="黑体"/>
+        </w:rPr>
+        <w:fldChar w:fldCharType="begin"/>
+      </w:r>
+      <w:r>
+        <w:rPr>
+          <w:rFonts w:hint="eastAsia" w:ascii="黑体" w:hAnsi="黑体" w:eastAsia="黑体" w:cs="黑体"/>
+        </w:rPr>
+        <w:instrText xml:space="preserve"> HYPERLINK \l "_Toc242935838" </w:instrText>
+      </w:r>
+      <w:r>
+        <w:rPr>
+          <w:rFonts w:hint="eastAsia" w:ascii="黑体" w:hAnsi="黑体" w:eastAsia="黑体" w:cs="黑体"/>
+        </w:rPr>
+        <w:fldChar w:fldCharType="separate"/>
+      </w:r>
+      <w:r>
+        <w:rPr>
+          <w:rStyle w:val="137"/>
+          <w:rFonts w:hint="eastAsia" w:ascii="黑体" w:hAnsi="黑体" w:eastAsia="黑体" w:cs="黑体"/>
+        </w:rPr>
+        <w:t>12. 社区调解</w:t>
+      </w:r>
+      <w:r>
+        <w:rPr>
+          <w:rFonts w:hint="eastAsia" w:ascii="黑体" w:hAnsi="黑体" w:eastAsia="黑体" w:cs="黑体"/>
+        </w:rPr>
+        <w:tab/>
+      </w:r>
+      <w:r>
+        <w:rPr>
+          <w:rFonts w:hint="eastAsia" w:ascii="黑体" w:hAnsi="黑体" w:eastAsia="黑体" w:cs="黑体"/>
+        </w:rPr>
+        <w:fldChar w:fldCharType="begin"/>
+      </w:r>
+      <w:r>
+        <w:rPr>
+          <w:rFonts w:hint="eastAsia" w:ascii="黑体" w:hAnsi="黑体" w:eastAsia="黑体" w:cs="黑体"/>
+        </w:rPr>
+        <w:instrText xml:space="preserve"> PAGEREF _Toc242935838 \h </w:instrText>
+      </w:r>
+      <w:r>
+        <w:rPr>
+          <w:rFonts w:hint="eastAsia" w:ascii="黑体" w:hAnsi="黑体" w:eastAsia="黑体" w:cs="黑体"/>
+        </w:rPr>
+        <w:fldChar w:fldCharType="separate"/>
+      </w:r>
+      <w:r>
+        <w:rPr>
+          <w:rFonts w:hint="eastAsia" w:ascii="黑体" w:hAnsi="黑体" w:eastAsia="黑体" w:cs="黑体"/>
+        </w:rPr>
+        <w:t>9</w:t>
+      </w:r>
+      <w:r>
+        <w:rPr>
+          <w:rFonts w:hint="eastAsia" w:ascii="黑体" w:hAnsi="黑体" w:eastAsia="黑体" w:cs="黑体"/>
+        </w:rPr>
+        <w:fldChar w:fldCharType="end"/>
+      </w:r>
+      <w:r>
+        <w:rPr>
+          <w:rFonts w:hint="eastAsia" w:ascii="黑体" w:hAnsi="黑体" w:eastAsia="黑体" w:cs="黑体"/>
+        </w:rPr>
+        <w:fldChar w:fldCharType="end"/>
+      </w:r>
+    </w:p>
+    <w:p>
+      <w:pPr>
+        <w:pStyle w:val="26"/>
+        <w:tabs>
+          <w:tab w:val="right" w:leader="dot" w:pos="10027"/>
+        </w:tabs>
+        <w:rPr>
+          <w:rFonts w:hint="eastAsia" w:ascii="黑体" w:hAnsi="黑体" w:eastAsia="黑体" w:cs="黑体"/>
+          <w:color w:val="auto"/>
+          <w:kern w:val="2"/>
+          <w:sz w:val="22"/>
+          <w:szCs w:val="24"/>
+          <w:lang w:eastAsia="zh-CN"/>
+          <w14:ligatures w14:val="standardContextual"/>
+        </w:rPr>
+      </w:pPr>
+      <w:r>
+        <w:rPr>
+          <w:rFonts w:hint="eastAsia" w:ascii="黑体" w:hAnsi="黑体" w:eastAsia="黑体" w:cs="黑体"/>
+        </w:rPr>
+        <w:fldChar w:fldCharType="begin"/>
+      </w:r>
+      <w:r>
+        <w:rPr>
+          <w:rFonts w:hint="eastAsia" w:ascii="黑体" w:hAnsi="黑体" w:eastAsia="黑体" w:cs="黑体"/>
+        </w:rPr>
+        <w:instrText xml:space="preserve"> HYPERLINK \l "_Toc242935839" </w:instrText>
+      </w:r>
+      <w:r>
+        <w:rPr>
+          <w:rFonts w:hint="eastAsia" w:ascii="黑体" w:hAnsi="黑体" w:eastAsia="黑体" w:cs="黑体"/>
+        </w:rPr>
+        <w:fldChar w:fldCharType="separate"/>
+      </w:r>
+      <w:r>
+        <w:rPr>
+          <w:rStyle w:val="137"/>
+          <w:rFonts w:hint="eastAsia" w:ascii="黑体" w:hAnsi="黑体" w:eastAsia="黑体" w:cs="黑体"/>
+        </w:rPr>
+        <w:t>三、平台管理员操作界面</w:t>
+      </w:r>
+      <w:r>
+        <w:rPr>
+          <w:rFonts w:hint="eastAsia" w:ascii="黑体" w:hAnsi="黑体" w:eastAsia="黑体" w:cs="黑体"/>
+        </w:rPr>
+        <w:tab/>
+      </w:r>
+      <w:r>
+        <w:rPr>
+          <w:rFonts w:hint="eastAsia" w:ascii="黑体" w:hAnsi="黑体" w:eastAsia="黑体" w:cs="黑体"/>
+        </w:rPr>
+        <w:fldChar w:fldCharType="begin"/>
+      </w:r>
+      <w:r>
+        <w:rPr>
+          <w:rFonts w:hint="eastAsia" w:ascii="黑体" w:hAnsi="黑体" w:eastAsia="黑体" w:cs="黑体"/>
+        </w:rPr>
+        <w:instrText xml:space="preserve"> PAGEREF _Toc242935839 \h </w:instrText>
+      </w:r>
+      <w:r>
+        <w:rPr>
+          <w:rFonts w:hint="eastAsia" w:ascii="黑体" w:hAnsi="黑体" w:eastAsia="黑体" w:cs="黑体"/>
+        </w:rPr>
+        <w:fldChar w:fldCharType="separate"/>
+      </w:r>
+      <w:r>
+        <w:rPr>
+          <w:rFonts w:hint="eastAsia" w:ascii="黑体" w:hAnsi="黑体" w:eastAsia="黑体" w:cs="黑体"/>
+        </w:rPr>
+        <w:t>10</w:t>
+      </w:r>
+      <w:r>
+        <w:rPr>
+          <w:rFonts w:hint="eastAsia" w:ascii="黑体" w:hAnsi="黑体" w:eastAsia="黑体" w:cs="黑体"/>
+        </w:rPr>
+        <w:fldChar w:fldCharType="end"/>
+      </w:r>
+      <w:r>
+        <w:rPr>
+          <w:rFonts w:hint="eastAsia" w:ascii="黑体" w:hAnsi="黑体" w:eastAsia="黑体" w:cs="黑体"/>
+        </w:rPr>
+        <w:fldChar w:fldCharType="end"/>
+      </w:r>
+    </w:p>
+    <w:p>
+      <w:pPr>
+        <w:pStyle w:val="29"/>
+        <w:tabs>
+          <w:tab w:val="right" w:leader="dot" w:pos="10027"/>
+        </w:tabs>
+        <w:rPr>
+          <w:rFonts w:hint="eastAsia" w:ascii="黑体" w:hAnsi="黑体" w:eastAsia="黑体" w:cs="黑体"/>
+          <w:color w:val="auto"/>
+          <w:kern w:val="2"/>
+          <w:sz w:val="22"/>
+          <w:szCs w:val="24"/>
+          <w:lang w:eastAsia="zh-CN"/>
+          <w14:ligatures w14:val="standardContextual"/>
+        </w:rPr>
+      </w:pPr>
+      <w:r>
+        <w:rPr>
+          <w:rFonts w:hint="eastAsia" w:ascii="黑体" w:hAnsi="黑体" w:eastAsia="黑体" w:cs="黑体"/>
+        </w:rPr>
+        <w:fldChar w:fldCharType="begin"/>
+      </w:r>
+      <w:r>
+        <w:rPr>
+          <w:rFonts w:hint="eastAsia" w:ascii="黑体" w:hAnsi="黑体" w:eastAsia="黑体" w:cs="黑体"/>
+        </w:rPr>
+        <w:instrText xml:space="preserve"> HYPERLINK \l "_Toc242935840" </w:instrText>
+      </w:r>
+      <w:r>
+        <w:rPr>
+          <w:rFonts w:hint="eastAsia" w:ascii="黑体" w:hAnsi="黑体" w:eastAsia="黑体" w:cs="黑体"/>
+        </w:rPr>
+        <w:fldChar w:fldCharType="separate"/>
+      </w:r>
+      <w:r>
+        <w:rPr>
+          <w:rStyle w:val="137"/>
+          <w:rFonts w:hint="eastAsia" w:ascii="黑体" w:hAnsi="黑体" w:eastAsia="黑体" w:cs="黑体"/>
+        </w:rPr>
+        <w:t>13. 平台管理</w:t>
+      </w:r>
+      <w:r>
+        <w:rPr>
+          <w:rFonts w:hint="eastAsia" w:ascii="黑体" w:hAnsi="黑体" w:eastAsia="黑体" w:cs="黑体"/>
+        </w:rPr>
+        <w:tab/>
+      </w:r>
+      <w:r>
+        <w:rPr>
+          <w:rFonts w:hint="eastAsia" w:ascii="黑体" w:hAnsi="黑体" w:eastAsia="黑体" w:cs="黑体"/>
+        </w:rPr>
+        <w:fldChar w:fldCharType="begin"/>
+      </w:r>
+      <w:r>
+        <w:rPr>
+          <w:rFonts w:hint="eastAsia" w:ascii="黑体" w:hAnsi="黑体" w:eastAsia="黑体" w:cs="黑体"/>
+        </w:rPr>
+        <w:instrText xml:space="preserve"> PAGEREF _Toc242935840 \h </w:instrText>
+      </w:r>
+      <w:r>
+        <w:rPr>
+          <w:rFonts w:hint="eastAsia" w:ascii="黑体" w:hAnsi="黑体" w:eastAsia="黑体" w:cs="黑体"/>
+        </w:rPr>
+        <w:fldChar w:fldCharType="separate"/>
+      </w:r>
+      <w:r>
+        <w:rPr>
+          <w:rFonts w:hint="eastAsia" w:ascii="黑体" w:hAnsi="黑体" w:eastAsia="黑体" w:cs="黑体"/>
+        </w:rPr>
+        <w:t>10</w:t>
+      </w:r>
+      <w:r>
+        <w:rPr>
+          <w:rFonts w:hint="eastAsia" w:ascii="黑体" w:hAnsi="黑体" w:eastAsia="黑体" w:cs="黑体"/>
+        </w:rPr>
+        <w:fldChar w:fldCharType="end"/>
+      </w:r>
+      <w:r>
+        <w:rPr>
+          <w:rFonts w:hint="eastAsia" w:ascii="黑体" w:hAnsi="黑体" w:eastAsia="黑体" w:cs="黑体"/>
+        </w:rPr>
+        <w:fldChar w:fldCharType="end"/>
+      </w:r>
+    </w:p>
+    <w:p>
+      <w:pPr>
+        <w:pStyle w:val="29"/>
+        <w:tabs>
+          <w:tab w:val="right" w:leader="dot" w:pos="10027"/>
+        </w:tabs>
+        <w:rPr>
+          <w:rFonts w:hint="eastAsia" w:ascii="黑体" w:hAnsi="黑体" w:eastAsia="黑体" w:cs="黑体"/>
+          <w:color w:val="auto"/>
+          <w:kern w:val="2"/>
+          <w:sz w:val="22"/>
+          <w:szCs w:val="24"/>
+          <w:lang w:eastAsia="zh-CN"/>
+          <w14:ligatures w14:val="standardContextual"/>
+        </w:rPr>
+      </w:pPr>
+      <w:r>
+        <w:rPr>
+          <w:rFonts w:hint="eastAsia" w:ascii="黑体" w:hAnsi="黑体" w:eastAsia="黑体" w:cs="黑体"/>
+        </w:rPr>
+        <w:fldChar w:fldCharType="begin"/>
+      </w:r>
+      <w:r>
+        <w:rPr>
+          <w:rFonts w:hint="eastAsia" w:ascii="黑体" w:hAnsi="黑体" w:eastAsia="黑体" w:cs="黑体"/>
+        </w:rPr>
+        <w:instrText xml:space="preserve"> HYPERLINK \l "_Toc242935841" </w:instrText>
+      </w:r>
+      <w:r>
+        <w:rPr>
+          <w:rFonts w:hint="eastAsia" w:ascii="黑体" w:hAnsi="黑体" w:eastAsia="黑体" w:cs="黑体"/>
+        </w:rPr>
+        <w:fldChar w:fldCharType="separate"/>
+      </w:r>
+      <w:r>
+        <w:rPr>
+          <w:rStyle w:val="137"/>
+          <w:rFonts w:hint="eastAsia" w:ascii="黑体" w:hAnsi="黑体" w:eastAsia="黑体" w:cs="黑体"/>
+        </w:rPr>
+        <w:t>14. 平台仲裁</w:t>
+      </w:r>
+      <w:r>
+        <w:rPr>
+          <w:rFonts w:hint="eastAsia" w:ascii="黑体" w:hAnsi="黑体" w:eastAsia="黑体" w:cs="黑体"/>
+        </w:rPr>
+        <w:tab/>
+      </w:r>
+      <w:r>
+        <w:rPr>
+          <w:rFonts w:hint="eastAsia" w:ascii="黑体" w:hAnsi="黑体" w:eastAsia="黑体" w:cs="黑体"/>
+        </w:rPr>
+        <w:fldChar w:fldCharType="begin"/>
+      </w:r>
+      <w:r>
+        <w:rPr>
+          <w:rFonts w:hint="eastAsia" w:ascii="黑体" w:hAnsi="黑体" w:eastAsia="黑体" w:cs="黑体"/>
+        </w:rPr>
+        <w:instrText xml:space="preserve"> PAGEREF _Toc242935841 \h </w:instrText>
+      </w:r>
+      <w:r>
+        <w:rPr>
+          <w:rFonts w:hint="eastAsia" w:ascii="黑体" w:hAnsi="黑体" w:eastAsia="黑体" w:cs="黑体"/>
+        </w:rPr>
+        <w:fldChar w:fldCharType="separate"/>
+      </w:r>
+      <w:r>
+        <w:rPr>
+          <w:rFonts w:hint="eastAsia" w:ascii="黑体" w:hAnsi="黑体" w:eastAsia="黑体" w:cs="黑体"/>
+        </w:rPr>
+        <w:t>10</w:t>
+      </w:r>
+      <w:r>
+        <w:rPr>
+          <w:rFonts w:hint="eastAsia" w:ascii="黑体" w:hAnsi="黑体" w:eastAsia="黑体" w:cs="黑体"/>
+        </w:rPr>
+        <w:fldChar w:fldCharType="end"/>
+      </w:r>
+      <w:r>
+        <w:rPr>
+          <w:rFonts w:hint="eastAsia" w:ascii="黑体" w:hAnsi="黑体" w:eastAsia="黑体" w:cs="黑体"/>
+        </w:rPr>
+        <w:fldChar w:fldCharType="end"/>
+      </w:r>
+    </w:p>
+    <w:p>
+      <w:pPr>
+        <w:rPr>
+          <w:rFonts w:hint="eastAsia" w:ascii="黑体" w:hAnsi="黑体" w:eastAsia="黑体" w:cs="黑体"/>
+        </w:rPr>
+      </w:pPr>
+      <w:r>
+        <w:rPr>
+          <w:rFonts w:hint="eastAsia" w:ascii="黑体" w:hAnsi="黑体" w:eastAsia="黑体" w:cs="黑体"/>
+        </w:rPr>
+        <w:fldChar w:fldCharType="end"/>
       </w:r>
     </w:p>
     <w:p>
       <w:pPr>
         <w:pStyle w:val="3"/>
+        <w:rPr>
+          <w:rFonts w:hint="eastAsia" w:ascii="黑体" w:hAnsi="黑体" w:eastAsia="黑体" w:cs="黑体"/>
+          <w:lang w:val="en-US" w:eastAsia="zh-CN"/>
+        </w:rPr>
+      </w:pPr>
+      <w:bookmarkStart w:id="0" w:name="_Toc242935824"/>
+      <w:r>
+        <w:rPr>
+          <w:rFonts w:hint="eastAsia" w:ascii="黑体" w:hAnsi="黑体" w:eastAsia="黑体" w:cs="黑体"/>
+        </w:rPr>
+        <w:t>导航路径</w:t>
+      </w:r>
+      <w:bookmarkEnd w:id="0"/>
+      <w:r>
+        <w:rPr>
+          <w:rFonts w:hint="eastAsia" w:ascii="黑体" w:hAnsi="黑体" w:eastAsia="黑体" w:cs="黑体"/>
+          <w:lang w:val="en-US" w:eastAsia="zh-CN"/>
+        </w:rPr>
+        <w:t>图</w:t>
+      </w:r>
+    </w:p>
+    <w:p>
+      <w:pPr>
         <w:keepNext/>
-        <w:keepLines/>
-        <w:pageBreakBefore w:val="0"/>
-        <w:spacing w:before="0" w:after="100" w:line="240" w:lineRule="auto"/>
+        <w:spacing w:after="120"/>
         <w:rPr>
           <w:rFonts w:hint="eastAsia" w:ascii="黑体" w:hAnsi="黑体" w:eastAsia="黑体" w:cs="黑体"/>
         </w:rPr>
@@ -50,34 +1736,161 @@
       <w:r>
         <w:rPr>
           <w:rFonts w:hint="eastAsia" w:ascii="黑体" w:hAnsi="黑体" w:eastAsia="黑体" w:cs="黑体"/>
+          <w:lang w:val="en-US" w:eastAsia="zh-CN"/>
+        </w:rPr>
+        <w:t>不包含</w:t>
+      </w:r>
+      <w:r>
+        <w:rPr>
+          <w:rFonts w:hint="eastAsia" w:ascii="黑体" w:hAnsi="黑体" w:eastAsia="黑体" w:cs="黑体"/>
+        </w:rPr>
+        <w:t>同页</w:t>
+      </w:r>
+      <w:r>
+        <w:rPr>
+          <w:rFonts w:hint="eastAsia" w:ascii="黑体" w:hAnsi="黑体" w:eastAsia="黑体" w:cs="黑体"/>
+          <w:lang w:val="en-US" w:eastAsia="zh-CN"/>
+        </w:rPr>
+        <w:t>跳转</w:t>
+      </w:r>
+      <w:r>
+        <w:rPr>
+          <w:rFonts w:hint="eastAsia" w:ascii="黑体" w:hAnsi="黑体" w:eastAsia="黑体" w:cs="黑体"/>
+        </w:rPr>
+        <w:t>和返</w:t>
+      </w:r>
+      <w:bookmarkStart w:id="18" w:name="_GoBack"/>
+      <w:bookmarkEnd w:id="18"/>
+      <w:r>
+        <w:rPr>
+          <w:rFonts w:hint="eastAsia" w:ascii="黑体" w:hAnsi="黑体" w:eastAsia="黑体" w:cs="黑体"/>
+        </w:rPr>
+        <w:t>回路径</w:t>
+      </w:r>
+      <w:r>
+        <w:rPr>
+          <w:rFonts w:hint="eastAsia" w:ascii="黑体" w:hAnsi="黑体" w:eastAsia="黑体" w:cs="黑体"/>
+          <w:lang w:eastAsia="zh-CN"/>
+        </w:rPr>
+        <w:t>。</w:t>
+      </w:r>
+      <w:r>
+        <w:rPr>
+          <w:rFonts w:hint="eastAsia" w:ascii="黑体" w:hAnsi="黑体" w:eastAsia="黑体" w:cs="黑体"/>
+          <w:lang w:val="en-US" w:eastAsia="zh-CN"/>
+        </w:rPr>
+        <w:t>另外</w:t>
+      </w:r>
+      <w:r>
+        <w:rPr>
+          <w:rFonts w:hint="eastAsia" w:ascii="黑体" w:hAnsi="黑体" w:eastAsia="黑体" w:cs="黑体"/>
+        </w:rPr>
+        <w:t>用户端顶部导航可</w:t>
+      </w:r>
+      <w:r>
+        <w:rPr>
+          <w:rFonts w:hint="eastAsia" w:ascii="黑体" w:hAnsi="黑体" w:eastAsia="黑体" w:cs="黑体"/>
+          <w:lang w:val="en-US" w:eastAsia="zh-CN"/>
+        </w:rPr>
+        <w:t>随便</w:t>
+      </w:r>
+      <w:r>
+        <w:rPr>
+          <w:rFonts w:hint="eastAsia" w:ascii="黑体" w:hAnsi="黑体" w:eastAsia="黑体" w:cs="黑体"/>
+        </w:rPr>
+        <w:t>切换物品广场、社区、物品发布与管理、我的订单、钱包和个人中心。</w:t>
+      </w:r>
+    </w:p>
+    <w:p>
+      <w:pPr>
+        <w:spacing w:after="0"/>
+        <w:jc w:val="center"/>
+        <w:rPr>
+          <w:rFonts w:hint="eastAsia" w:ascii="黑体" w:hAnsi="黑体" w:eastAsia="黑体" w:cs="黑体"/>
+        </w:rPr>
+      </w:pPr>
+      <w:r>
+        <w:rPr>
+          <w:rFonts w:hint="eastAsia" w:ascii="黑体" w:hAnsi="黑体" w:eastAsia="黑体" w:cs="黑体"/>
+        </w:rPr>
+        <w:drawing>
+          <wp:inline distT="0" distB="0" distL="0" distR="0">
+            <wp:extent cx="4977765" cy="7132320"/>
+            <wp:effectExtent l="0" t="0" r="0" b="0"/>
+            <wp:docPr id="15" name="Picture 15" descr="界面导航路径，涵盖用户、社区管理员和平台管理员的主要页面跳转"/>
+            <wp:cNvGraphicFramePr>
+              <a:graphicFrameLocks xmlns:a="http://schemas.openxmlformats.org/drawingml/2006/main" noChangeAspect="1"/>
+            </wp:cNvGraphicFramePr>
+            <a:graphic xmlns:a="http://schemas.openxmlformats.org/drawingml/2006/main">
+              <a:graphicData uri="http://schemas.openxmlformats.org/drawingml/2006/picture">
+                <pic:pic xmlns:pic="http://schemas.openxmlformats.org/drawingml/2006/picture">
+                  <pic:nvPicPr>
+                    <pic:cNvPr id="15" name="Picture 15" descr="界面导航路径，涵盖用户、社区管理员和平台管理员的主要页面跳转"/>
+                    <pic:cNvPicPr>
+                      <a:picLocks noChangeAspect="1"/>
+                    </pic:cNvPicPr>
+                  </pic:nvPicPr>
+                  <pic:blipFill>
+                    <a:blip r:embed="rId6"/>
+                    <a:stretch>
+                      <a:fillRect/>
+                    </a:stretch>
+                  </pic:blipFill>
+                  <pic:spPr>
+                    <a:xfrm>
+                      <a:off x="0" y="0"/>
+                      <a:ext cx="4978314" cy="7132320"/>
+                    </a:xfrm>
+                    <a:prstGeom prst="rect">
+                      <a:avLst/>
+                    </a:prstGeom>
+                  </pic:spPr>
+                </pic:pic>
+              </a:graphicData>
+            </a:graphic>
+          </wp:inline>
+        </w:drawing>
+      </w:r>
+    </w:p>
+    <w:p>
+      <w:pPr>
+        <w:pStyle w:val="3"/>
+        <w:pageBreakBefore/>
+        <w:rPr>
+          <w:rFonts w:hint="eastAsia" w:ascii="黑体" w:hAnsi="黑体" w:eastAsia="黑体" w:cs="黑体"/>
+        </w:rPr>
+      </w:pPr>
+      <w:bookmarkStart w:id="1" w:name="_Toc242935825"/>
+      <w:r>
+        <w:rPr>
+          <w:rFonts w:hint="eastAsia" w:ascii="黑体" w:hAnsi="黑体" w:eastAsia="黑体" w:cs="黑体"/>
         </w:rPr>
         <w:t>一、用户操作界面</w:t>
       </w:r>
+      <w:bookmarkEnd w:id="1"/>
     </w:p>
     <w:p>
       <w:pPr>
         <w:pStyle w:val="4"/>
-        <w:keepNext/>
-        <w:keepLines/>
-        <w:pageBreakBefore w:val="0"/>
-        <w:spacing w:before="100" w:after="100" w:line="240" w:lineRule="auto"/>
+        <w:spacing w:before="100"/>
         <w:rPr>
           <w:rFonts w:hint="eastAsia" w:ascii="黑体" w:hAnsi="黑体" w:eastAsia="黑体" w:cs="黑体"/>
         </w:rPr>
       </w:pPr>
+      <w:bookmarkStart w:id="2" w:name="_Toc242935826"/>
       <w:r>
         <w:rPr>
           <w:rFonts w:hint="eastAsia" w:ascii="黑体" w:hAnsi="黑体" w:eastAsia="黑体" w:cs="黑体"/>
         </w:rPr>
         <w:t>1. 登录与注册</w:t>
       </w:r>
+      <w:bookmarkEnd w:id="2"/>
     </w:p>
     <w:p>
       <w:pPr>
         <w:keepNext/>
         <w:keepLines/>
-        <w:pageBreakBefore w:val="0"/>
-        <w:spacing w:before="0" w:after="80" w:line="240" w:lineRule="auto"/>
+        <w:spacing w:after="80"/>
         <w:jc w:val="center"/>
         <w:rPr>
           <w:rFonts w:hint="eastAsia" w:ascii="黑体" w:hAnsi="黑体" w:eastAsia="黑体" w:cs="黑体"/>
@@ -105,7 +1918,7 @@
                     </pic:cNvPicPr>
                   </pic:nvPicPr>
                   <pic:blipFill>
-                    <a:blip r:embed="rId6"/>
+                    <a:blip r:embed="rId7"/>
                     <a:stretch>
                       <a:fillRect/>
                     </a:stretch>
@@ -129,8 +1942,6 @@
     <w:p>
       <w:pPr>
         <w:keepLines/>
-        <w:pageBreakBefore w:val="0"/>
-        <w:spacing w:before="0" w:after="100" w:line="240" w:lineRule="auto"/>
         <w:rPr>
           <w:rFonts w:hint="eastAsia" w:ascii="黑体" w:hAnsi="黑体" w:eastAsia="黑体" w:cs="黑体"/>
         </w:rPr>
@@ -145,27 +1956,25 @@
     <w:p>
       <w:pPr>
         <w:pStyle w:val="4"/>
-        <w:keepNext/>
-        <w:keepLines/>
-        <w:pageBreakBefore w:val="0"/>
-        <w:spacing w:before="100" w:after="100" w:line="240" w:lineRule="auto"/>
+        <w:spacing w:before="100"/>
         <w:rPr>
           <w:rFonts w:hint="eastAsia" w:ascii="黑体" w:hAnsi="黑体" w:eastAsia="黑体" w:cs="黑体"/>
         </w:rPr>
       </w:pPr>
+      <w:bookmarkStart w:id="3" w:name="_Toc242935827"/>
       <w:r>
         <w:rPr>
           <w:rFonts w:hint="eastAsia" w:ascii="黑体" w:hAnsi="黑体" w:eastAsia="黑体" w:cs="黑体"/>
         </w:rPr>
         <w:t>2. 个人中心</w:t>
       </w:r>
+      <w:bookmarkEnd w:id="3"/>
     </w:p>
     <w:p>
       <w:pPr>
         <w:keepNext/>
         <w:keepLines/>
-        <w:pageBreakBefore w:val="0"/>
-        <w:spacing w:before="0" w:after="80" w:line="240" w:lineRule="auto"/>
+        <w:spacing w:after="80"/>
         <w:jc w:val="center"/>
         <w:rPr>
           <w:rFonts w:hint="eastAsia" w:ascii="黑体" w:hAnsi="黑体" w:eastAsia="黑体" w:cs="黑体"/>
@@ -193,7 +2002,7 @@
                     </pic:cNvPicPr>
                   </pic:nvPicPr>
                   <pic:blipFill>
-                    <a:blip r:embed="rId7"/>
+                    <a:blip r:embed="rId8"/>
                     <a:stretch>
                       <a:fillRect/>
                     </a:stretch>
@@ -217,8 +2026,6 @@
     <w:p>
       <w:pPr>
         <w:keepLines/>
-        <w:pageBreakBefore w:val="0"/>
-        <w:spacing w:before="0" w:after="100" w:line="240" w:lineRule="auto"/>
         <w:rPr>
           <w:rFonts w:hint="eastAsia" w:ascii="黑体" w:hAnsi="黑体" w:eastAsia="黑体" w:cs="黑体"/>
         </w:rPr>
@@ -233,27 +2040,26 @@
     <w:p>
       <w:pPr>
         <w:pStyle w:val="4"/>
-        <w:keepNext/>
-        <w:keepLines/>
         <w:pageBreakBefore/>
-        <w:spacing w:before="100" w:after="100" w:line="240" w:lineRule="auto"/>
+        <w:spacing w:before="100"/>
         <w:rPr>
           <w:rFonts w:hint="eastAsia" w:ascii="黑体" w:hAnsi="黑体" w:eastAsia="黑体" w:cs="黑体"/>
         </w:rPr>
       </w:pPr>
+      <w:bookmarkStart w:id="4" w:name="_Toc242935828"/>
       <w:r>
         <w:rPr>
           <w:rFonts w:hint="eastAsia" w:ascii="黑体" w:hAnsi="黑体" w:eastAsia="黑体" w:cs="黑体"/>
         </w:rPr>
         <w:t>3. 社区</w:t>
       </w:r>
+      <w:bookmarkEnd w:id="4"/>
     </w:p>
     <w:p>
       <w:pPr>
         <w:keepNext/>
         <w:keepLines/>
-        <w:pageBreakBefore w:val="0"/>
-        <w:spacing w:before="0" w:after="80" w:line="240" w:lineRule="auto"/>
+        <w:spacing w:after="80"/>
         <w:jc w:val="center"/>
         <w:rPr>
           <w:rFonts w:hint="eastAsia" w:ascii="黑体" w:hAnsi="黑体" w:eastAsia="黑体" w:cs="黑体"/>
@@ -281,7 +2087,7 @@
                     </pic:cNvPicPr>
                   </pic:nvPicPr>
                   <pic:blipFill>
-                    <a:blip r:embed="rId8"/>
+                    <a:blip r:embed="rId9"/>
                     <a:stretch>
                       <a:fillRect/>
                     </a:stretch>
@@ -305,8 +2111,6 @@
     <w:p>
       <w:pPr>
         <w:keepLines/>
-        <w:pageBreakBefore w:val="0"/>
-        <w:spacing w:before="0" w:after="100" w:line="240" w:lineRule="auto"/>
         <w:rPr>
           <w:rFonts w:hint="eastAsia" w:ascii="黑体" w:hAnsi="黑体" w:eastAsia="黑体" w:cs="黑体"/>
         </w:rPr>
@@ -321,27 +2125,25 @@
     <w:p>
       <w:pPr>
         <w:pStyle w:val="4"/>
-        <w:keepNext/>
-        <w:keepLines/>
-        <w:pageBreakBefore w:val="0"/>
-        <w:spacing w:before="100" w:after="100" w:line="240" w:lineRule="auto"/>
+        <w:spacing w:before="100"/>
         <w:rPr>
           <w:rFonts w:hint="eastAsia" w:ascii="黑体" w:hAnsi="黑体" w:eastAsia="黑体" w:cs="黑体"/>
         </w:rPr>
       </w:pPr>
+      <w:bookmarkStart w:id="5" w:name="_Toc242935829"/>
       <w:r>
         <w:rPr>
           <w:rFonts w:hint="eastAsia" w:ascii="黑体" w:hAnsi="黑体" w:eastAsia="黑体" w:cs="黑体"/>
         </w:rPr>
         <w:t>4. 物品广场</w:t>
       </w:r>
+      <w:bookmarkEnd w:id="5"/>
     </w:p>
     <w:p>
       <w:pPr>
         <w:keepNext/>
         <w:keepLines/>
-        <w:pageBreakBefore w:val="0"/>
-        <w:spacing w:before="0" w:after="80" w:line="240" w:lineRule="auto"/>
+        <w:spacing w:after="80"/>
         <w:jc w:val="center"/>
         <w:rPr>
           <w:rFonts w:hint="eastAsia" w:ascii="黑体" w:hAnsi="黑体" w:eastAsia="黑体" w:cs="黑体"/>
@@ -369,7 +2171,7 @@
                     </pic:cNvPicPr>
                   </pic:nvPicPr>
                   <pic:blipFill>
-                    <a:blip r:embed="rId9"/>
+                    <a:blip r:embed="rId10"/>
                     <a:stretch>
                       <a:fillRect/>
                     </a:stretch>
@@ -393,8 +2195,6 @@
     <w:p>
       <w:pPr>
         <w:keepLines/>
-        <w:pageBreakBefore w:val="0"/>
-        <w:spacing w:before="0" w:after="100" w:line="240" w:lineRule="auto"/>
         <w:rPr>
           <w:rFonts w:hint="eastAsia" w:ascii="黑体" w:hAnsi="黑体" w:eastAsia="黑体" w:cs="黑体"/>
         </w:rPr>
@@ -409,27 +2209,26 @@
     <w:p>
       <w:pPr>
         <w:pStyle w:val="4"/>
-        <w:keepNext/>
-        <w:keepLines/>
         <w:pageBreakBefore/>
-        <w:spacing w:before="100" w:after="100" w:line="240" w:lineRule="auto"/>
+        <w:spacing w:before="100"/>
         <w:rPr>
           <w:rFonts w:hint="eastAsia" w:ascii="黑体" w:hAnsi="黑体" w:eastAsia="黑体" w:cs="黑体"/>
         </w:rPr>
       </w:pPr>
+      <w:bookmarkStart w:id="6" w:name="_Toc242935830"/>
       <w:r>
         <w:rPr>
           <w:rFonts w:hint="eastAsia" w:ascii="黑体" w:hAnsi="黑体" w:eastAsia="黑体" w:cs="黑体"/>
         </w:rPr>
         <w:t>5. 物品详情</w:t>
       </w:r>
+      <w:bookmarkEnd w:id="6"/>
     </w:p>
     <w:p>
       <w:pPr>
         <w:keepNext/>
         <w:keepLines/>
-        <w:pageBreakBefore w:val="0"/>
-        <w:spacing w:before="0" w:after="80" w:line="240" w:lineRule="auto"/>
+        <w:spacing w:after="80"/>
         <w:jc w:val="center"/>
         <w:rPr>
           <w:rFonts w:hint="eastAsia" w:ascii="黑体" w:hAnsi="黑体" w:eastAsia="黑体" w:cs="黑体"/>
@@ -457,7 +2256,7 @@
                     </pic:cNvPicPr>
                   </pic:nvPicPr>
                   <pic:blipFill>
-                    <a:blip r:embed="rId10"/>
+                    <a:blip r:embed="rId11"/>
                     <a:stretch>
                       <a:fillRect/>
                     </a:stretch>
@@ -481,8 +2280,6 @@
     <w:p>
       <w:pPr>
         <w:keepLines/>
-        <w:pageBreakBefore w:val="0"/>
-        <w:spacing w:before="0" w:after="100" w:line="240" w:lineRule="auto"/>
         <w:rPr>
           <w:rFonts w:hint="eastAsia" w:ascii="黑体" w:hAnsi="黑体" w:eastAsia="黑体" w:cs="黑体"/>
         </w:rPr>
@@ -497,27 +2294,25 @@
     <w:p>
       <w:pPr>
         <w:pStyle w:val="4"/>
-        <w:keepNext/>
-        <w:keepLines/>
-        <w:pageBreakBefore w:val="0"/>
-        <w:spacing w:before="100" w:after="100" w:line="240" w:lineRule="auto"/>
+        <w:spacing w:before="100"/>
         <w:rPr>
           <w:rFonts w:hint="eastAsia" w:ascii="黑体" w:hAnsi="黑体" w:eastAsia="黑体" w:cs="黑体"/>
         </w:rPr>
       </w:pPr>
+      <w:bookmarkStart w:id="7" w:name="_Toc242935831"/>
       <w:r>
         <w:rPr>
           <w:rFonts w:hint="eastAsia" w:ascii="黑体" w:hAnsi="黑体" w:eastAsia="黑体" w:cs="黑体"/>
         </w:rPr>
         <w:t>6. 物品发布与管理</w:t>
       </w:r>
+      <w:bookmarkEnd w:id="7"/>
     </w:p>
     <w:p>
       <w:pPr>
         <w:keepNext/>
         <w:keepLines/>
-        <w:pageBreakBefore w:val="0"/>
-        <w:spacing w:before="0" w:after="80" w:line="240" w:lineRule="auto"/>
+        <w:spacing w:after="80"/>
         <w:jc w:val="center"/>
         <w:rPr>
           <w:rFonts w:hint="eastAsia" w:ascii="黑体" w:hAnsi="黑体" w:eastAsia="黑体" w:cs="黑体"/>
@@ -545,7 +2340,7 @@
                     </pic:cNvPicPr>
                   </pic:nvPicPr>
                   <pic:blipFill>
-                    <a:blip r:embed="rId11"/>
+                    <a:blip r:embed="rId12"/>
                     <a:stretch>
                       <a:fillRect/>
                     </a:stretch>
@@ -569,8 +2364,6 @@
     <w:p>
       <w:pPr>
         <w:keepLines/>
-        <w:pageBreakBefore w:val="0"/>
-        <w:spacing w:before="0" w:after="100" w:line="240" w:lineRule="auto"/>
         <w:rPr>
           <w:rFonts w:hint="eastAsia" w:ascii="黑体" w:hAnsi="黑体" w:eastAsia="黑体" w:cs="黑体"/>
         </w:rPr>
@@ -585,27 +2378,26 @@
     <w:p>
       <w:pPr>
         <w:pStyle w:val="4"/>
-        <w:keepNext/>
-        <w:keepLines/>
         <w:pageBreakBefore/>
-        <w:spacing w:before="100" w:after="100" w:line="240" w:lineRule="auto"/>
+        <w:spacing w:before="100"/>
         <w:rPr>
           <w:rFonts w:hint="eastAsia" w:ascii="黑体" w:hAnsi="黑体" w:eastAsia="黑体" w:cs="黑体"/>
         </w:rPr>
       </w:pPr>
+      <w:bookmarkStart w:id="8" w:name="_Toc242935832"/>
       <w:r>
         <w:rPr>
           <w:rFonts w:hint="eastAsia" w:ascii="黑体" w:hAnsi="黑体" w:eastAsia="黑体" w:cs="黑体"/>
         </w:rPr>
         <w:t>7. 我的订单</w:t>
       </w:r>
+      <w:bookmarkEnd w:id="8"/>
     </w:p>
     <w:p>
       <w:pPr>
         <w:keepNext/>
         <w:keepLines/>
-        <w:pageBreakBefore w:val="0"/>
-        <w:spacing w:before="0" w:after="80" w:line="240" w:lineRule="auto"/>
+        <w:spacing w:after="80"/>
         <w:jc w:val="center"/>
         <w:rPr>
           <w:rFonts w:hint="eastAsia" w:ascii="黑体" w:hAnsi="黑体" w:eastAsia="黑体" w:cs="黑体"/>
@@ -633,7 +2425,7 @@
                     </pic:cNvPicPr>
                   </pic:nvPicPr>
                   <pic:blipFill>
-                    <a:blip r:embed="rId12"/>
+                    <a:blip r:embed="rId13"/>
                     <a:stretch>
                       <a:fillRect/>
                     </a:stretch>
@@ -657,8 +2449,6 @@
     <w:p>
       <w:pPr>
         <w:keepLines/>
-        <w:pageBreakBefore w:val="0"/>
-        <w:spacing w:before="0" w:after="100" w:line="240" w:lineRule="auto"/>
         <w:rPr>
           <w:rFonts w:hint="eastAsia" w:ascii="黑体" w:hAnsi="黑体" w:eastAsia="黑体" w:cs="黑体"/>
         </w:rPr>
@@ -673,27 +2463,25 @@
     <w:p>
       <w:pPr>
         <w:pStyle w:val="4"/>
-        <w:keepNext/>
-        <w:keepLines/>
-        <w:pageBreakBefore w:val="0"/>
-        <w:spacing w:before="100" w:after="100" w:line="240" w:lineRule="auto"/>
+        <w:spacing w:before="100"/>
         <w:rPr>
           <w:rFonts w:hint="eastAsia" w:ascii="黑体" w:hAnsi="黑体" w:eastAsia="黑体" w:cs="黑体"/>
         </w:rPr>
       </w:pPr>
+      <w:bookmarkStart w:id="9" w:name="_Toc242935833"/>
       <w:r>
         <w:rPr>
           <w:rFonts w:hint="eastAsia" w:ascii="黑体" w:hAnsi="黑体" w:eastAsia="黑体" w:cs="黑体"/>
         </w:rPr>
         <w:t>8. 订单详情与操作</w:t>
       </w:r>
+      <w:bookmarkEnd w:id="9"/>
     </w:p>
     <w:p>
       <w:pPr>
         <w:keepNext/>
         <w:keepLines/>
-        <w:pageBreakBefore w:val="0"/>
-        <w:spacing w:before="0" w:after="80" w:line="240" w:lineRule="auto"/>
+        <w:spacing w:after="80"/>
         <w:jc w:val="center"/>
         <w:rPr>
           <w:rFonts w:hint="eastAsia" w:ascii="黑体" w:hAnsi="黑体" w:eastAsia="黑体" w:cs="黑体"/>
@@ -721,7 +2509,7 @@
                     </pic:cNvPicPr>
                   </pic:nvPicPr>
                   <pic:blipFill>
-                    <a:blip r:embed="rId13"/>
+                    <a:blip r:embed="rId14"/>
                     <a:stretch>
                       <a:fillRect/>
                     </a:stretch>
@@ -745,8 +2533,6 @@
     <w:p>
       <w:pPr>
         <w:keepLines/>
-        <w:pageBreakBefore w:val="0"/>
-        <w:spacing w:before="0" w:after="100" w:line="240" w:lineRule="auto"/>
         <w:rPr>
           <w:rFonts w:hint="eastAsia" w:ascii="黑体" w:hAnsi="黑体" w:eastAsia="黑体" w:cs="黑体"/>
         </w:rPr>
@@ -761,27 +2547,26 @@
     <w:p>
       <w:pPr>
         <w:pStyle w:val="4"/>
-        <w:keepNext/>
-        <w:keepLines/>
         <w:pageBreakBefore/>
-        <w:spacing w:before="100" w:after="100" w:line="240" w:lineRule="auto"/>
+        <w:spacing w:before="100"/>
         <w:rPr>
           <w:rFonts w:hint="eastAsia" w:ascii="黑体" w:hAnsi="黑体" w:eastAsia="黑体" w:cs="黑体"/>
         </w:rPr>
       </w:pPr>
+      <w:bookmarkStart w:id="10" w:name="_Toc242935834"/>
       <w:r>
         <w:rPr>
           <w:rFonts w:hint="eastAsia" w:ascii="黑体" w:hAnsi="黑体" w:eastAsia="黑体" w:cs="黑体"/>
         </w:rPr>
         <w:t>9. 钱包</w:t>
       </w:r>
+      <w:bookmarkEnd w:id="10"/>
     </w:p>
     <w:p>
       <w:pPr>
         <w:keepNext/>
         <w:keepLines/>
-        <w:pageBreakBefore w:val="0"/>
-        <w:spacing w:before="0" w:after="80" w:line="240" w:lineRule="auto"/>
+        <w:spacing w:after="80"/>
         <w:jc w:val="center"/>
         <w:rPr>
           <w:rFonts w:hint="eastAsia" w:ascii="黑体" w:hAnsi="黑体" w:eastAsia="黑体" w:cs="黑体"/>
@@ -809,7 +2594,7 @@
                     </pic:cNvPicPr>
                   </pic:nvPicPr>
                   <pic:blipFill>
-                    <a:blip r:embed="rId14"/>
+                    <a:blip r:embed="rId15"/>
                     <a:stretch>
                       <a:fillRect/>
                     </a:stretch>
@@ -833,8 +2618,6 @@
     <w:p>
       <w:pPr>
         <w:keepLines/>
-        <w:pageBreakBefore w:val="0"/>
-        <w:spacing w:before="0" w:after="100" w:line="240" w:lineRule="auto"/>
         <w:rPr>
           <w:rFonts w:hint="eastAsia" w:ascii="黑体" w:hAnsi="黑体" w:eastAsia="黑体" w:cs="黑体"/>
         </w:rPr>
@@ -849,27 +2632,25 @@
     <w:p>
       <w:pPr>
         <w:pStyle w:val="4"/>
-        <w:keepNext/>
-        <w:keepLines/>
-        <w:pageBreakBefore w:val="0"/>
-        <w:spacing w:before="100" w:after="100" w:line="240" w:lineRule="auto"/>
+        <w:spacing w:before="100"/>
         <w:rPr>
           <w:rFonts w:hint="eastAsia" w:ascii="黑体" w:hAnsi="黑体" w:eastAsia="黑体" w:cs="黑体"/>
         </w:rPr>
       </w:pPr>
+      <w:bookmarkStart w:id="11" w:name="_Toc242935835"/>
       <w:r>
         <w:rPr>
           <w:rFonts w:hint="eastAsia" w:ascii="黑体" w:hAnsi="黑体" w:eastAsia="黑体" w:cs="黑体"/>
         </w:rPr>
         <w:t>10. 纠纷与举报</w:t>
       </w:r>
+      <w:bookmarkEnd w:id="11"/>
     </w:p>
     <w:p>
       <w:pPr>
         <w:keepNext/>
         <w:keepLines/>
-        <w:pageBreakBefore w:val="0"/>
-        <w:spacing w:before="0" w:after="80" w:line="240" w:lineRule="auto"/>
+        <w:spacing w:after="80"/>
         <w:jc w:val="center"/>
         <w:rPr>
           <w:rFonts w:hint="eastAsia" w:ascii="黑体" w:hAnsi="黑体" w:eastAsia="黑体" w:cs="黑体"/>
@@ -897,7 +2678,7 @@
                     </pic:cNvPicPr>
                   </pic:nvPicPr>
                   <pic:blipFill>
-                    <a:blip r:embed="rId15"/>
+                    <a:blip r:embed="rId16"/>
                     <a:stretch>
                       <a:fillRect/>
                     </a:stretch>
@@ -921,8 +2702,6 @@
     <w:p>
       <w:pPr>
         <w:keepLines/>
-        <w:pageBreakBefore w:val="0"/>
-        <w:spacing w:before="0" w:after="100" w:line="240" w:lineRule="auto"/>
         <w:rPr>
           <w:rFonts w:hint="eastAsia" w:ascii="黑体" w:hAnsi="黑体" w:eastAsia="黑体" w:cs="黑体"/>
         </w:rPr>
@@ -937,45 +2716,42 @@
     <w:p>
       <w:pPr>
         <w:pStyle w:val="3"/>
-        <w:keepNext/>
-        <w:keepLines/>
         <w:pageBreakBefore/>
-        <w:spacing w:before="0" w:after="100" w:line="240" w:lineRule="auto"/>
         <w:rPr>
           <w:rFonts w:hint="eastAsia" w:ascii="黑体" w:hAnsi="黑体" w:eastAsia="黑体" w:cs="黑体"/>
         </w:rPr>
       </w:pPr>
+      <w:bookmarkStart w:id="12" w:name="_Toc242935836"/>
       <w:r>
         <w:rPr>
           <w:rFonts w:hint="eastAsia" w:ascii="黑体" w:hAnsi="黑体" w:eastAsia="黑体" w:cs="黑体"/>
         </w:rPr>
         <w:t>二、社区管理员操作界面</w:t>
       </w:r>
+      <w:bookmarkEnd w:id="12"/>
     </w:p>
     <w:p>
       <w:pPr>
         <w:pStyle w:val="4"/>
-        <w:keepNext/>
-        <w:keepLines/>
-        <w:pageBreakBefore w:val="0"/>
-        <w:spacing w:before="100" w:after="100" w:line="240" w:lineRule="auto"/>
+        <w:spacing w:before="100"/>
         <w:rPr>
           <w:rFonts w:hint="eastAsia" w:ascii="黑体" w:hAnsi="黑体" w:eastAsia="黑体" w:cs="黑体"/>
         </w:rPr>
       </w:pPr>
+      <w:bookmarkStart w:id="13" w:name="_Toc242935837"/>
       <w:r>
         <w:rPr>
           <w:rFonts w:hint="eastAsia" w:ascii="黑体" w:hAnsi="黑体" w:eastAsia="黑体" w:cs="黑体"/>
         </w:rPr>
         <w:t>11. 社区管理</w:t>
       </w:r>
+      <w:bookmarkEnd w:id="13"/>
     </w:p>
     <w:p>
       <w:pPr>
         <w:keepNext/>
         <w:keepLines/>
-        <w:pageBreakBefore w:val="0"/>
-        <w:spacing w:before="0" w:after="80" w:line="240" w:lineRule="auto"/>
+        <w:spacing w:after="80"/>
         <w:jc w:val="center"/>
         <w:rPr>
           <w:rFonts w:hint="eastAsia" w:ascii="黑体" w:hAnsi="黑体" w:eastAsia="黑体" w:cs="黑体"/>
@@ -1003,7 +2779,7 @@
                     </pic:cNvPicPr>
                   </pic:nvPicPr>
                   <pic:blipFill>
-                    <a:blip r:embed="rId16"/>
+                    <a:blip r:embed="rId17"/>
                     <a:stretch>
                       <a:fillRect/>
                     </a:stretch>
@@ -1027,8 +2803,6 @@
     <w:p>
       <w:pPr>
         <w:keepLines/>
-        <w:pageBreakBefore w:val="0"/>
-        <w:spacing w:before="0" w:after="100" w:line="240" w:lineRule="auto"/>
         <w:rPr>
           <w:rFonts w:hint="eastAsia" w:ascii="黑体" w:hAnsi="黑体" w:eastAsia="黑体" w:cs="黑体"/>
         </w:rPr>
@@ -1043,27 +2817,25 @@
     <w:p>
       <w:pPr>
         <w:pStyle w:val="4"/>
-        <w:keepNext/>
-        <w:keepLines/>
-        <w:pageBreakBefore w:val="0"/>
-        <w:spacing w:before="100" w:after="100" w:line="240" w:lineRule="auto"/>
+        <w:spacing w:before="100"/>
         <w:rPr>
           <w:rFonts w:hint="eastAsia" w:ascii="黑体" w:hAnsi="黑体" w:eastAsia="黑体" w:cs="黑体"/>
         </w:rPr>
       </w:pPr>
+      <w:bookmarkStart w:id="14" w:name="_Toc242935838"/>
       <w:r>
         <w:rPr>
           <w:rFonts w:hint="eastAsia" w:ascii="黑体" w:hAnsi="黑体" w:eastAsia="黑体" w:cs="黑体"/>
         </w:rPr>
         <w:t>12. 社区调解</w:t>
       </w:r>
+      <w:bookmarkEnd w:id="14"/>
     </w:p>
     <w:p>
       <w:pPr>
         <w:keepNext/>
         <w:keepLines/>
-        <w:pageBreakBefore w:val="0"/>
-        <w:spacing w:before="0" w:after="80" w:line="240" w:lineRule="auto"/>
+        <w:spacing w:after="80"/>
         <w:jc w:val="center"/>
         <w:rPr>
           <w:rFonts w:hint="eastAsia" w:ascii="黑体" w:hAnsi="黑体" w:eastAsia="黑体" w:cs="黑体"/>
@@ -1091,7 +2863,7 @@
                     </pic:cNvPicPr>
                   </pic:nvPicPr>
                   <pic:blipFill>
-                    <a:blip r:embed="rId17"/>
+                    <a:blip r:embed="rId18"/>
                     <a:stretch>
                       <a:fillRect/>
                     </a:stretch>
@@ -1115,8 +2887,6 @@
     <w:p>
       <w:pPr>
         <w:keepLines/>
-        <w:pageBreakBefore w:val="0"/>
-        <w:spacing w:before="0" w:after="100" w:line="240" w:lineRule="auto"/>
         <w:rPr>
           <w:rFonts w:hint="eastAsia" w:ascii="黑体" w:hAnsi="黑体" w:eastAsia="黑体" w:cs="黑体"/>
         </w:rPr>
@@ -1131,45 +2901,42 @@
     <w:p>
       <w:pPr>
         <w:pStyle w:val="3"/>
-        <w:keepNext/>
-        <w:keepLines/>
         <w:pageBreakBefore/>
-        <w:spacing w:before="0" w:after="100" w:line="240" w:lineRule="auto"/>
         <w:rPr>
           <w:rFonts w:hint="eastAsia" w:ascii="黑体" w:hAnsi="黑体" w:eastAsia="黑体" w:cs="黑体"/>
         </w:rPr>
       </w:pPr>
+      <w:bookmarkStart w:id="15" w:name="_Toc242935839"/>
       <w:r>
         <w:rPr>
           <w:rFonts w:hint="eastAsia" w:ascii="黑体" w:hAnsi="黑体" w:eastAsia="黑体" w:cs="黑体"/>
         </w:rPr>
         <w:t>三、平台管理员操作界面</w:t>
       </w:r>
+      <w:bookmarkEnd w:id="15"/>
     </w:p>
     <w:p>
       <w:pPr>
         <w:pStyle w:val="4"/>
-        <w:keepNext/>
-        <w:keepLines/>
-        <w:pageBreakBefore w:val="0"/>
-        <w:spacing w:before="100" w:after="100" w:line="240" w:lineRule="auto"/>
+        <w:spacing w:before="100"/>
         <w:rPr>
           <w:rFonts w:hint="eastAsia" w:ascii="黑体" w:hAnsi="黑体" w:eastAsia="黑体" w:cs="黑体"/>
         </w:rPr>
       </w:pPr>
+      <w:bookmarkStart w:id="16" w:name="_Toc242935840"/>
       <w:r>
         <w:rPr>
           <w:rFonts w:hint="eastAsia" w:ascii="黑体" w:hAnsi="黑体" w:eastAsia="黑体" w:cs="黑体"/>
         </w:rPr>
         <w:t>13. 平台管理</w:t>
       </w:r>
+      <w:bookmarkEnd w:id="16"/>
     </w:p>
     <w:p>
       <w:pPr>
         <w:keepNext/>
         <w:keepLines/>
-        <w:pageBreakBefore w:val="0"/>
-        <w:spacing w:before="0" w:after="80" w:line="240" w:lineRule="auto"/>
+        <w:spacing w:after="80"/>
         <w:jc w:val="center"/>
         <w:rPr>
           <w:rFonts w:hint="eastAsia" w:ascii="黑体" w:hAnsi="黑体" w:eastAsia="黑体" w:cs="黑体"/>
@@ -1197,7 +2964,7 @@
                     </pic:cNvPicPr>
                   </pic:nvPicPr>
                   <pic:blipFill>
-                    <a:blip r:embed="rId18"/>
+                    <a:blip r:embed="rId19"/>
                     <a:stretch>
                       <a:fillRect/>
                     </a:stretch>
@@ -1221,8 +2988,6 @@
     <w:p>
       <w:pPr>
         <w:keepLines/>
-        <w:pageBreakBefore w:val="0"/>
-        <w:spacing w:before="0" w:after="100" w:line="240" w:lineRule="auto"/>
         <w:rPr>
           <w:rFonts w:hint="eastAsia" w:ascii="黑体" w:hAnsi="黑体" w:eastAsia="黑体" w:cs="黑体"/>
         </w:rPr>
@@ -1237,27 +3002,25 @@
     <w:p>
       <w:pPr>
         <w:pStyle w:val="4"/>
-        <w:keepNext/>
-        <w:keepLines/>
-        <w:pageBreakBefore w:val="0"/>
-        <w:spacing w:before="100" w:after="100" w:line="240" w:lineRule="auto"/>
+        <w:spacing w:before="100"/>
         <w:rPr>
           <w:rFonts w:hint="eastAsia" w:ascii="黑体" w:hAnsi="黑体" w:eastAsia="黑体" w:cs="黑体"/>
         </w:rPr>
       </w:pPr>
+      <w:bookmarkStart w:id="17" w:name="_Toc242935841"/>
       <w:r>
         <w:rPr>
           <w:rFonts w:hint="eastAsia" w:ascii="黑体" w:hAnsi="黑体" w:eastAsia="黑体" w:cs="黑体"/>
         </w:rPr>
         <w:t>14. 平台仲裁</w:t>
       </w:r>
+      <w:bookmarkEnd w:id="17"/>
     </w:p>
     <w:p>
       <w:pPr>
         <w:keepNext/>
         <w:keepLines/>
-        <w:pageBreakBefore w:val="0"/>
-        <w:spacing w:before="0" w:after="80" w:line="240" w:lineRule="auto"/>
+        <w:spacing w:after="80"/>
         <w:jc w:val="center"/>
         <w:rPr>
           <w:rFonts w:hint="eastAsia" w:ascii="黑体" w:hAnsi="黑体" w:eastAsia="黑体" w:cs="黑体"/>
@@ -1285,7 +3048,7 @@
                     </pic:cNvPicPr>
                   </pic:nvPicPr>
                   <pic:blipFill>
-                    <a:blip r:embed="rId19"/>
+                    <a:blip r:embed="rId20"/>
                     <a:stretch>
                       <a:fillRect/>
                     </a:stretch>
@@ -1309,13 +3072,10 @@
     <w:p>
       <w:pPr>
         <w:keepLines/>
-        <w:pageBreakBefore w:val="0"/>
-        <w:spacing w:before="0" w:after="100" w:line="240" w:lineRule="auto"/>
         <w:rPr>
           <w:rFonts w:hint="eastAsia" w:ascii="黑体" w:hAnsi="黑体" w:eastAsia="黑体" w:cs="黑体"/>
         </w:rPr>
       </w:pPr>
-      <w:bookmarkStart w:id="0" w:name="_GoBack"/>
       <w:r>
         <w:rPr>
           <w:rFonts w:hint="eastAsia" w:ascii="黑体" w:hAnsi="黑体" w:eastAsia="黑体" w:cs="黑体"/>
@@ -1323,40 +3083,54 @@
         <w:t>按案件、社区和状态筛选待仲裁纠纷，查看争议内容及冻结押金。同页提供案件裁决与执行确认界面，用于核对证据、填写裁决理由和确认资金处理结果。</w:t>
       </w:r>
     </w:p>
-    <w:bookmarkEnd w:id="0"/>
     <w:sectPr>
+      <w:footerReference r:id="rId4" w:type="default"/>
       <w:pgSz w:w="11909" w:h="16834"/>
-      <w:pgMar w:top="864" w:right="936" w:bottom="864" w:left="936" w:header="720" w:footer="720" w:gutter="0"/>
+      <w:pgMar w:top="864" w:right="936" w:bottom="864" w:left="936" w:header="720" w:footer="360" w:gutter="0"/>
       <w:cols w:space="720" w:num="1"/>
+      <w:titlePg/>
       <w:docGrid w:linePitch="360" w:charSpace="0"/>
     </w:sectPr>
   </w:body>
 </w:document>
 </file>
 
-<file path=word/endnotes.xml><?xml version="1.0" encoding="utf-8"?>
-<w:endnotes xmlns:wpc="http://schemas.microsoft.com/office/word/2010/wordprocessingCanvas" xmlns:mc="http://schemas.openxmlformats.org/markup-compatibility/2006" xmlns:o="urn:schemas-microsoft-com:office:office" xmlns:r="http://schemas.openxmlformats.org/officeDocument/2006/relationships" xmlns:m="http://schemas.openxmlformats.org/officeDocument/2006/math" xmlns:v="urn:schemas-microsoft-com:vml" xmlns:wp14="http://schemas.microsoft.com/office/word/2010/wordprocessingDrawing" xmlns:wp="http://schemas.openxmlformats.org/drawingml/2006/wordprocessingDrawing" xmlns:w="http://schemas.openxmlformats.org/wordprocessingml/2006/main" xmlns:w14="http://schemas.microsoft.com/office/word/2010/wordml" xmlns:w15="http://schemas.microsoft.com/office/word/2012/wordml" xmlns:w10="urn:schemas-microsoft-com:office:word" xmlns:wpg="http://schemas.microsoft.com/office/word/2010/wordprocessingGroup" xmlns:wpi="http://schemas.microsoft.com/office/word/2010/wordprocessingInk" xmlns:wne="http://schemas.microsoft.com/office/word/2006/wordml" xmlns:wps="http://schemas.microsoft.com/office/word/2010/wordprocessingShape" xmlns:wpsCustomData="http://www.wps.cn/officeDocument/2013/wpsCustomData" mc:Ignorable="w14 w15 wp14">
-  <w:endnote w:type="separator" w:id="0">
-    <w:p>
-      <w:pPr>
-        <w:spacing w:line="240" w:lineRule="auto"/>
-      </w:pPr>
-      <w:r>
-        <w:separator/>
-      </w:r>
-    </w:p>
-  </w:endnote>
-  <w:endnote w:type="continuationSeparator" w:id="1">
-    <w:p>
-      <w:pPr>
-        <w:spacing w:line="240" w:lineRule="auto"/>
-      </w:pPr>
-      <w:r>
-        <w:continuationSeparator/>
-      </w:r>
-    </w:p>
-  </w:endnote>
-</w:endnotes>
+<file path=word/footer1.xml><?xml version="1.0" encoding="utf-8"?>
+<w:ftr xmlns:wpc="http://schemas.microsoft.com/office/word/2010/wordprocessingCanvas" xmlns:mc="http://schemas.openxmlformats.org/markup-compatibility/2006" xmlns:o="urn:schemas-microsoft-com:office:office" xmlns:r="http://schemas.openxmlformats.org/officeDocument/2006/relationships" xmlns:m="http://schemas.openxmlformats.org/officeDocument/2006/math" xmlns:v="urn:schemas-microsoft-com:vml" xmlns:wp14="http://schemas.microsoft.com/office/word/2010/wordprocessingDrawing" xmlns:wp="http://schemas.openxmlformats.org/drawingml/2006/wordprocessingDrawing" xmlns:w10="urn:schemas-microsoft-com:office:word" xmlns:w="http://schemas.openxmlformats.org/wordprocessingml/2006/main" xmlns:w14="http://schemas.microsoft.com/office/word/2010/wordml" xmlns:w15="http://schemas.microsoft.com/office/word/2012/wordml" xmlns:wpg="http://schemas.microsoft.com/office/word/2010/wordprocessingGroup" xmlns:wpi="http://schemas.microsoft.com/office/word/2010/wordprocessingInk" xmlns:wne="http://schemas.microsoft.com/office/word/2006/wordml" xmlns:wps="http://schemas.microsoft.com/office/word/2010/wordprocessingShape" xmlns:wpsCustomData="http://www.wps.cn/officeDocument/2013/wpsCustomData" mc:Ignorable="w14 w15 wp14">
+  <w:p>
+    <w:pPr>
+      <w:spacing w:after="0"/>
+      <w:jc w:val="center"/>
+    </w:pPr>
+    <w:r>
+      <w:rPr>
+        <w:sz w:val="18"/>
+      </w:rPr>
+      <w:t xml:space="preserve">第 </w:t>
+    </w:r>
+    <w:r>
+      <w:fldChar w:fldCharType="begin"/>
+    </w:r>
+    <w:r>
+      <w:instrText xml:space="preserve">PAGE</w:instrText>
+    </w:r>
+    <w:r>
+      <w:fldChar w:fldCharType="separate"/>
+    </w:r>
+    <w:r>
+      <w:t>2</w:t>
+    </w:r>
+    <w:r>
+      <w:fldChar w:fldCharType="end"/>
+    </w:r>
+    <w:r>
+      <w:rPr>
+        <w:sz w:val="18"/>
+      </w:rPr>
+      <w:t xml:space="preserve"> 页</w:t>
+    </w:r>
+  </w:p>
+</w:ftr>
 </file>
 
 <file path=word/footnotes.xml><?xml version="1.0" encoding="utf-8"?>
@@ -1364,7 +3138,7 @@
   <w:footnote w:type="separator" w:id="0">
     <w:p>
       <w:pPr>
-        <w:spacing w:before="0" w:after="0" w:line="240" w:lineRule="auto"/>
+        <w:spacing w:before="0" w:after="0"/>
       </w:pPr>
       <w:r>
         <w:separator/>
@@ -1374,7 +3148,7 @@
   <w:footnote w:type="continuationSeparator" w:id="1">
     <w:p>
       <w:pPr>
-        <w:spacing w:before="0" w:after="0" w:line="240" w:lineRule="auto"/>
+        <w:spacing w:before="0" w:after="0"/>
       </w:pPr>
       <w:r>
         <w:continuationSeparator/>
@@ -1554,8 +3328,8 @@
     <w:lsdException w:uiPriority="99" w:name="index 7"/>
     <w:lsdException w:uiPriority="99" w:name="index 8"/>
     <w:lsdException w:uiPriority="99" w:name="index 9"/>
-    <w:lsdException w:uiPriority="39" w:name="toc 1"/>
-    <w:lsdException w:uiPriority="39" w:name="toc 2"/>
+    <w:lsdException w:qFormat="1" w:uiPriority="39" w:semiHidden="0" w:name="toc 1"/>
+    <w:lsdException w:qFormat="1" w:uiPriority="39" w:semiHidden="0" w:name="toc 2"/>
     <w:lsdException w:uiPriority="39" w:name="toc 3"/>
     <w:lsdException w:uiPriority="39" w:name="toc 4"/>
     <w:lsdException w:uiPriority="39" w:name="toc 5"/>
@@ -1566,8 +3340,8 @@
     <w:lsdException w:uiPriority="99" w:name="Normal Indent"/>
     <w:lsdException w:uiPriority="99" w:name="footnote text"/>
     <w:lsdException w:uiPriority="99" w:name="annotation text"/>
-    <w:lsdException w:uiPriority="99" w:semiHidden="0" w:name="header"/>
-    <w:lsdException w:uiPriority="99" w:semiHidden="0" w:name="footer"/>
+    <w:lsdException w:qFormat="1" w:uiPriority="99" w:semiHidden="0" w:name="header"/>
+    <w:lsdException w:qFormat="1" w:uiPriority="99" w:semiHidden="0" w:name="footer"/>
     <w:lsdException w:uiPriority="99" w:name="index heading"/>
     <w:lsdException w:qFormat="1" w:uiPriority="35" w:name="caption"/>
     <w:lsdException w:uiPriority="99" w:name="table of figures"/>
@@ -1582,30 +3356,30 @@
     <w:lsdException w:uiPriority="99" w:name="table of authorities"/>
     <w:lsdException w:uiPriority="99" w:semiHidden="0" w:name="macro"/>
     <w:lsdException w:uiPriority="99" w:name="toa heading"/>
-    <w:lsdException w:uiPriority="99" w:semiHidden="0" w:name="List"/>
-    <w:lsdException w:uiPriority="99" w:semiHidden="0" w:name="List Bullet"/>
-    <w:lsdException w:uiPriority="99" w:semiHidden="0" w:name="List Number"/>
-    <w:lsdException w:uiPriority="99" w:semiHidden="0" w:name="List 2"/>
-    <w:lsdException w:uiPriority="99" w:semiHidden="0" w:name="List 3"/>
+    <w:lsdException w:qFormat="1" w:uiPriority="99" w:semiHidden="0" w:name="List"/>
+    <w:lsdException w:qFormat="1" w:uiPriority="99" w:semiHidden="0" w:name="List Bullet"/>
+    <w:lsdException w:qFormat="1" w:uiPriority="99" w:semiHidden="0" w:name="List Number"/>
+    <w:lsdException w:qFormat="1" w:uiPriority="99" w:semiHidden="0" w:name="List 2"/>
+    <w:lsdException w:qFormat="1" w:uiPriority="99" w:semiHidden="0" w:name="List 3"/>
     <w:lsdException w:uiPriority="99" w:name="List 4"/>
     <w:lsdException w:uiPriority="99" w:name="List 5"/>
-    <w:lsdException w:uiPriority="99" w:semiHidden="0" w:name="List Bullet 2"/>
-    <w:lsdException w:uiPriority="99" w:semiHidden="0" w:name="List Bullet 3"/>
+    <w:lsdException w:qFormat="1" w:uiPriority="99" w:semiHidden="0" w:name="List Bullet 2"/>
+    <w:lsdException w:qFormat="1" w:uiPriority="99" w:semiHidden="0" w:name="List Bullet 3"/>
     <w:lsdException w:uiPriority="99" w:name="List Bullet 4"/>
     <w:lsdException w:uiPriority="99" w:name="List Bullet 5"/>
-    <w:lsdException w:uiPriority="99" w:semiHidden="0" w:name="List Number 2"/>
-    <w:lsdException w:uiPriority="99" w:semiHidden="0" w:name="List Number 3"/>
+    <w:lsdException w:qFormat="1" w:uiPriority="99" w:semiHidden="0" w:name="List Number 2"/>
+    <w:lsdException w:qFormat="1" w:uiPriority="99" w:semiHidden="0" w:name="List Number 3"/>
     <w:lsdException w:uiPriority="99" w:name="List Number 4"/>
     <w:lsdException w:uiPriority="99" w:name="List Number 5"/>
     <w:lsdException w:qFormat="1" w:unhideWhenUsed="0" w:uiPriority="10" w:semiHidden="0" w:name="Title"/>
     <w:lsdException w:uiPriority="99" w:name="Closing"/>
     <w:lsdException w:uiPriority="99" w:name="Signature"/>
     <w:lsdException w:uiPriority="1" w:name="Default Paragraph Font"/>
-    <w:lsdException w:uiPriority="99" w:semiHidden="0" w:name="Body Text"/>
+    <w:lsdException w:qFormat="1" w:uiPriority="99" w:semiHidden="0" w:name="Body Text"/>
     <w:lsdException w:uiPriority="99" w:name="Body Text Indent"/>
-    <w:lsdException w:uiPriority="99" w:semiHidden="0" w:name="List Continue"/>
-    <w:lsdException w:uiPriority="99" w:semiHidden="0" w:name="List Continue 2"/>
-    <w:lsdException w:uiPriority="99" w:semiHidden="0" w:name="List Continue 3"/>
+    <w:lsdException w:qFormat="1" w:uiPriority="99" w:semiHidden="0" w:name="List Continue"/>
+    <w:lsdException w:qFormat="1" w:uiPriority="99" w:semiHidden="0" w:name="List Continue 2"/>
+    <w:lsdException w:qFormat="1" w:uiPriority="99" w:semiHidden="0" w:name="List Continue 3"/>
     <w:lsdException w:uiPriority="99" w:name="List Continue 4"/>
     <w:lsdException w:uiPriority="99" w:name="List Continue 5"/>
     <w:lsdException w:uiPriority="99" w:name="Message Header"/>
@@ -1615,12 +3389,12 @@
     <w:lsdException w:uiPriority="99" w:name="Body Text First Indent"/>
     <w:lsdException w:uiPriority="99" w:name="Body Text First Indent 2"/>
     <w:lsdException w:uiPriority="99" w:name="Note Heading"/>
-    <w:lsdException w:uiPriority="99" w:semiHidden="0" w:name="Body Text 2"/>
-    <w:lsdException w:uiPriority="99" w:semiHidden="0" w:name="Body Text 3"/>
+    <w:lsdException w:qFormat="1" w:uiPriority="99" w:semiHidden="0" w:name="Body Text 2"/>
+    <w:lsdException w:qFormat="1" w:uiPriority="99" w:semiHidden="0" w:name="Body Text 3"/>
     <w:lsdException w:uiPriority="99" w:name="Body Text Indent 2"/>
     <w:lsdException w:uiPriority="99" w:name="Body Text Indent 3"/>
     <w:lsdException w:uiPriority="99" w:name="Block Text"/>
-    <w:lsdException w:uiPriority="99" w:name="Hyperlink"/>
+    <w:lsdException w:qFormat="1" w:uiPriority="99" w:semiHidden="0" w:name="Hyperlink"/>
     <w:lsdException w:uiPriority="99" w:name="FollowedHyperlink"/>
     <w:lsdException w:qFormat="1" w:unhideWhenUsed="0" w:uiPriority="22" w:semiHidden="0" w:name="Strong"/>
     <w:lsdException w:qFormat="1" w:unhideWhenUsed="0" w:uiPriority="20" w:semiHidden="0" w:name="Emphasis"/>
@@ -1638,7 +3412,7 @@
     <w:lsdException w:uiPriority="99" w:name="HTML Sample"/>
     <w:lsdException w:uiPriority="99" w:name="HTML Typewriter"/>
     <w:lsdException w:uiPriority="99" w:name="HTML Variable"/>
-    <w:lsdException w:uiPriority="99" w:name="Normal Table"/>
+    <w:lsdException w:qFormat="1" w:uiPriority="99" w:name="Normal Table"/>
     <w:lsdException w:uiPriority="99" w:name="annotation subject"/>
     <w:lsdException w:uiPriority="99" w:name="Table Simple 1"/>
     <w:lsdException w:uiPriority="99" w:name="Table Simple 2"/>
@@ -1686,114 +3460,114 @@
     <w:lsdException w:qFormat="1" w:unhideWhenUsed="0" w:uiPriority="59" w:semiHidden="0" w:name="Table Grid"/>
     <w:lsdException w:uiPriority="99" w:name="Table Theme"/>
     <w:lsdException w:qFormat="1" w:unhideWhenUsed="0" w:uiPriority="1" w:semiHidden="0" w:name="No Spacing"/>
-    <w:lsdException w:unhideWhenUsed="0" w:uiPriority="60" w:semiHidden="0" w:name="Light Shading"/>
-    <w:lsdException w:unhideWhenUsed="0" w:uiPriority="61" w:semiHidden="0" w:name="Light List"/>
-    <w:lsdException w:unhideWhenUsed="0" w:uiPriority="62" w:semiHidden="0" w:name="Light Grid"/>
-    <w:lsdException w:unhideWhenUsed="0" w:uiPriority="63" w:semiHidden="0" w:name="Medium Shading 1"/>
-    <w:lsdException w:unhideWhenUsed="0" w:uiPriority="64" w:semiHidden="0" w:name="Medium Shading 2"/>
-    <w:lsdException w:unhideWhenUsed="0" w:uiPriority="65" w:semiHidden="0" w:name="Medium List 1"/>
-    <w:lsdException w:unhideWhenUsed="0" w:uiPriority="66" w:semiHidden="0" w:name="Medium List 2"/>
-    <w:lsdException w:unhideWhenUsed="0" w:uiPriority="67" w:semiHidden="0" w:name="Medium Grid 1"/>
-    <w:lsdException w:unhideWhenUsed="0" w:uiPriority="68" w:semiHidden="0" w:name="Medium Grid 2"/>
-    <w:lsdException w:unhideWhenUsed="0" w:uiPriority="69" w:semiHidden="0" w:name="Medium Grid 3"/>
-    <w:lsdException w:unhideWhenUsed="0" w:uiPriority="70" w:semiHidden="0" w:name="Dark List"/>
-    <w:lsdException w:unhideWhenUsed="0" w:uiPriority="71" w:semiHidden="0" w:name="Colorful Shading"/>
-    <w:lsdException w:unhideWhenUsed="0" w:uiPriority="72" w:semiHidden="0" w:name="Colorful List"/>
-    <w:lsdException w:unhideWhenUsed="0" w:uiPriority="73" w:semiHidden="0" w:name="Colorful Grid"/>
-    <w:lsdException w:unhideWhenUsed="0" w:uiPriority="60" w:semiHidden="0" w:name="Light Shading Accent 1"/>
-    <w:lsdException w:unhideWhenUsed="0" w:uiPriority="61" w:semiHidden="0" w:name="Light List Accent 1"/>
-    <w:lsdException w:unhideWhenUsed="0" w:uiPriority="62" w:semiHidden="0" w:name="Light Grid Accent 1"/>
-    <w:lsdException w:unhideWhenUsed="0" w:uiPriority="63" w:semiHidden="0" w:name="Medium Shading 1 Accent 1"/>
-    <w:lsdException w:unhideWhenUsed="0" w:uiPriority="64" w:semiHidden="0" w:name="Medium Shading 2 Accent 1"/>
-    <w:lsdException w:unhideWhenUsed="0" w:uiPriority="65" w:semiHidden="0" w:name="Medium List 1 Accent 1"/>
+    <w:lsdException w:qFormat="1" w:unhideWhenUsed="0" w:uiPriority="60" w:semiHidden="0" w:name="Light Shading"/>
+    <w:lsdException w:qFormat="1" w:unhideWhenUsed="0" w:uiPriority="61" w:semiHidden="0" w:name="Light List"/>
+    <w:lsdException w:qFormat="1" w:unhideWhenUsed="0" w:uiPriority="62" w:semiHidden="0" w:name="Light Grid"/>
+    <w:lsdException w:qFormat="1" w:unhideWhenUsed="0" w:uiPriority="63" w:semiHidden="0" w:name="Medium Shading 1"/>
+    <w:lsdException w:qFormat="1" w:unhideWhenUsed="0" w:uiPriority="64" w:semiHidden="0" w:name="Medium Shading 2"/>
+    <w:lsdException w:qFormat="1" w:unhideWhenUsed="0" w:uiPriority="65" w:semiHidden="0" w:name="Medium List 1"/>
+    <w:lsdException w:qFormat="1" w:unhideWhenUsed="0" w:uiPriority="66" w:semiHidden="0" w:name="Medium List 2"/>
+    <w:lsdException w:qFormat="1" w:unhideWhenUsed="0" w:uiPriority="67" w:semiHidden="0" w:name="Medium Grid 1"/>
+    <w:lsdException w:qFormat="1" w:unhideWhenUsed="0" w:uiPriority="68" w:semiHidden="0" w:name="Medium Grid 2"/>
+    <w:lsdException w:qFormat="1" w:unhideWhenUsed="0" w:uiPriority="69" w:semiHidden="0" w:name="Medium Grid 3"/>
+    <w:lsdException w:qFormat="1" w:unhideWhenUsed="0" w:uiPriority="70" w:semiHidden="0" w:name="Dark List"/>
+    <w:lsdException w:qFormat="1" w:unhideWhenUsed="0" w:uiPriority="71" w:semiHidden="0" w:name="Colorful Shading"/>
+    <w:lsdException w:qFormat="1" w:unhideWhenUsed="0" w:uiPriority="72" w:semiHidden="0" w:name="Colorful List"/>
+    <w:lsdException w:qFormat="1" w:unhideWhenUsed="0" w:uiPriority="73" w:semiHidden="0" w:name="Colorful Grid"/>
+    <w:lsdException w:qFormat="1" w:unhideWhenUsed="0" w:uiPriority="60" w:semiHidden="0" w:name="Light Shading Accent 1"/>
+    <w:lsdException w:qFormat="1" w:unhideWhenUsed="0" w:uiPriority="61" w:semiHidden="0" w:name="Light List Accent 1"/>
+    <w:lsdException w:qFormat="1" w:unhideWhenUsed="0" w:uiPriority="62" w:semiHidden="0" w:name="Light Grid Accent 1"/>
+    <w:lsdException w:qFormat="1" w:unhideWhenUsed="0" w:uiPriority="63" w:semiHidden="0" w:name="Medium Shading 1 Accent 1"/>
+    <w:lsdException w:qFormat="1" w:unhideWhenUsed="0" w:uiPriority="64" w:semiHidden="0" w:name="Medium Shading 2 Accent 1"/>
+    <w:lsdException w:qFormat="1" w:unhideWhenUsed="0" w:uiPriority="65" w:semiHidden="0" w:name="Medium List 1 Accent 1"/>
     <w:lsdException w:qFormat="1" w:unhideWhenUsed="0" w:uiPriority="34" w:semiHidden="0" w:name="List Paragraph"/>
     <w:lsdException w:qFormat="1" w:unhideWhenUsed="0" w:uiPriority="29" w:semiHidden="0" w:name="Quote"/>
     <w:lsdException w:qFormat="1" w:unhideWhenUsed="0" w:uiPriority="30" w:semiHidden="0" w:name="Intense Quote"/>
-    <w:lsdException w:unhideWhenUsed="0" w:uiPriority="66" w:semiHidden="0" w:name="Medium List 2 Accent 1"/>
-    <w:lsdException w:unhideWhenUsed="0" w:uiPriority="67" w:semiHidden="0" w:name="Medium Grid 1 Accent 1"/>
-    <w:lsdException w:unhideWhenUsed="0" w:uiPriority="68" w:semiHidden="0" w:name="Medium Grid 2 Accent 1"/>
-    <w:lsdException w:unhideWhenUsed="0" w:uiPriority="69" w:semiHidden="0" w:name="Medium Grid 3 Accent 1"/>
-    <w:lsdException w:unhideWhenUsed="0" w:uiPriority="70" w:semiHidden="0" w:name="Dark List Accent 1"/>
-    <w:lsdException w:unhideWhenUsed="0" w:uiPriority="71" w:semiHidden="0" w:name="Colorful Shading Accent 1"/>
-    <w:lsdException w:unhideWhenUsed="0" w:uiPriority="72" w:semiHidden="0" w:name="Colorful List Accent 1"/>
-    <w:lsdException w:unhideWhenUsed="0" w:uiPriority="73" w:semiHidden="0" w:name="Colorful Grid Accent 1"/>
-    <w:lsdException w:unhideWhenUsed="0" w:uiPriority="60" w:semiHidden="0" w:name="Light Shading Accent 2"/>
-    <w:lsdException w:unhideWhenUsed="0" w:uiPriority="61" w:semiHidden="0" w:name="Light List Accent 2"/>
-    <w:lsdException w:unhideWhenUsed="0" w:uiPriority="62" w:semiHidden="0" w:name="Light Grid Accent 2"/>
-    <w:lsdException w:unhideWhenUsed="0" w:uiPriority="63" w:semiHidden="0" w:name="Medium Shading 1 Accent 2"/>
-    <w:lsdException w:unhideWhenUsed="0" w:uiPriority="64" w:semiHidden="0" w:name="Medium Shading 2 Accent 2"/>
-    <w:lsdException w:unhideWhenUsed="0" w:uiPriority="65" w:semiHidden="0" w:name="Medium List 1 Accent 2"/>
-    <w:lsdException w:unhideWhenUsed="0" w:uiPriority="66" w:semiHidden="0" w:name="Medium List 2 Accent 2"/>
-    <w:lsdException w:unhideWhenUsed="0" w:uiPriority="67" w:semiHidden="0" w:name="Medium Grid 1 Accent 2"/>
-    <w:lsdException w:unhideWhenUsed="0" w:uiPriority="68" w:semiHidden="0" w:name="Medium Grid 2 Accent 2"/>
-    <w:lsdException w:unhideWhenUsed="0" w:uiPriority="69" w:semiHidden="0" w:name="Medium Grid 3 Accent 2"/>
-    <w:lsdException w:unhideWhenUsed="0" w:uiPriority="70" w:semiHidden="0" w:name="Dark List Accent 2"/>
-    <w:lsdException w:unhideWhenUsed="0" w:uiPriority="71" w:semiHidden="0" w:name="Colorful Shading Accent 2"/>
-    <w:lsdException w:unhideWhenUsed="0" w:uiPriority="72" w:semiHidden="0" w:name="Colorful List Accent 2"/>
-    <w:lsdException w:unhideWhenUsed="0" w:uiPriority="73" w:semiHidden="0" w:name="Colorful Grid Accent 2"/>
-    <w:lsdException w:unhideWhenUsed="0" w:uiPriority="60" w:semiHidden="0" w:name="Light Shading Accent 3"/>
-    <w:lsdException w:unhideWhenUsed="0" w:uiPriority="61" w:semiHidden="0" w:name="Light List Accent 3"/>
-    <w:lsdException w:unhideWhenUsed="0" w:uiPriority="62" w:semiHidden="0" w:name="Light Grid Accent 3"/>
-    <w:lsdException w:unhideWhenUsed="0" w:uiPriority="63" w:semiHidden="0" w:name="Medium Shading 1 Accent 3"/>
-    <w:lsdException w:unhideWhenUsed="0" w:uiPriority="64" w:semiHidden="0" w:name="Medium Shading 2 Accent 3"/>
-    <w:lsdException w:unhideWhenUsed="0" w:uiPriority="65" w:semiHidden="0" w:name="Medium List 1 Accent 3"/>
-    <w:lsdException w:unhideWhenUsed="0" w:uiPriority="66" w:semiHidden="0" w:name="Medium List 2 Accent 3"/>
-    <w:lsdException w:unhideWhenUsed="0" w:uiPriority="67" w:semiHidden="0" w:name="Medium Grid 1 Accent 3"/>
-    <w:lsdException w:unhideWhenUsed="0" w:uiPriority="68" w:semiHidden="0" w:name="Medium Grid 2 Accent 3"/>
-    <w:lsdException w:unhideWhenUsed="0" w:uiPriority="69" w:semiHidden="0" w:name="Medium Grid 3 Accent 3"/>
-    <w:lsdException w:unhideWhenUsed="0" w:uiPriority="70" w:semiHidden="0" w:name="Dark List Accent 3"/>
-    <w:lsdException w:unhideWhenUsed="0" w:uiPriority="71" w:semiHidden="0" w:name="Colorful Shading Accent 3"/>
-    <w:lsdException w:unhideWhenUsed="0" w:uiPriority="72" w:semiHidden="0" w:name="Colorful List Accent 3"/>
-    <w:lsdException w:unhideWhenUsed="0" w:uiPriority="73" w:semiHidden="0" w:name="Colorful Grid Accent 3"/>
-    <w:lsdException w:unhideWhenUsed="0" w:uiPriority="60" w:semiHidden="0" w:name="Light Shading Accent 4"/>
-    <w:lsdException w:unhideWhenUsed="0" w:uiPriority="61" w:semiHidden="0" w:name="Light List Accent 4"/>
-    <w:lsdException w:unhideWhenUsed="0" w:uiPriority="62" w:semiHidden="0" w:name="Light Grid Accent 4"/>
-    <w:lsdException w:unhideWhenUsed="0" w:uiPriority="63" w:semiHidden="0" w:name="Medium Shading 1 Accent 4"/>
-    <w:lsdException w:unhideWhenUsed="0" w:uiPriority="64" w:semiHidden="0" w:name="Medium Shading 2 Accent 4"/>
-    <w:lsdException w:unhideWhenUsed="0" w:uiPriority="65" w:semiHidden="0" w:name="Medium List 1 Accent 4"/>
-    <w:lsdException w:unhideWhenUsed="0" w:uiPriority="66" w:semiHidden="0" w:name="Medium List 2 Accent 4"/>
-    <w:lsdException w:unhideWhenUsed="0" w:uiPriority="67" w:semiHidden="0" w:name="Medium Grid 1 Accent 4"/>
-    <w:lsdException w:unhideWhenUsed="0" w:uiPriority="68" w:semiHidden="0" w:name="Medium Grid 2 Accent 4"/>
-    <w:lsdException w:unhideWhenUsed="0" w:uiPriority="69" w:semiHidden="0" w:name="Medium Grid 3 Accent 4"/>
-    <w:lsdException w:unhideWhenUsed="0" w:uiPriority="70" w:semiHidden="0" w:name="Dark List Accent 4"/>
-    <w:lsdException w:unhideWhenUsed="0" w:uiPriority="71" w:semiHidden="0" w:name="Colorful Shading Accent 4"/>
-    <w:lsdException w:unhideWhenUsed="0" w:uiPriority="72" w:semiHidden="0" w:name="Colorful List Accent 4"/>
-    <w:lsdException w:unhideWhenUsed="0" w:uiPriority="73" w:semiHidden="0" w:name="Colorful Grid Accent 4"/>
-    <w:lsdException w:unhideWhenUsed="0" w:uiPriority="60" w:semiHidden="0" w:name="Light Shading Accent 5"/>
-    <w:lsdException w:unhideWhenUsed="0" w:uiPriority="61" w:semiHidden="0" w:name="Light List Accent 5"/>
-    <w:lsdException w:unhideWhenUsed="0" w:uiPriority="62" w:semiHidden="0" w:name="Light Grid Accent 5"/>
-    <w:lsdException w:unhideWhenUsed="0" w:uiPriority="63" w:semiHidden="0" w:name="Medium Shading 1 Accent 5"/>
-    <w:lsdException w:unhideWhenUsed="0" w:uiPriority="64" w:semiHidden="0" w:name="Medium Shading 2 Accent 5"/>
-    <w:lsdException w:unhideWhenUsed="0" w:uiPriority="65" w:semiHidden="0" w:name="Medium List 1 Accent 5"/>
-    <w:lsdException w:unhideWhenUsed="0" w:uiPriority="66" w:semiHidden="0" w:name="Medium List 2 Accent 5"/>
-    <w:lsdException w:unhideWhenUsed="0" w:uiPriority="67" w:semiHidden="0" w:name="Medium Grid 1 Accent 5"/>
-    <w:lsdException w:unhideWhenUsed="0" w:uiPriority="68" w:semiHidden="0" w:name="Medium Grid 2 Accent 5"/>
-    <w:lsdException w:unhideWhenUsed="0" w:uiPriority="69" w:semiHidden="0" w:name="Medium Grid 3 Accent 5"/>
-    <w:lsdException w:unhideWhenUsed="0" w:uiPriority="70" w:semiHidden="0" w:name="Dark List Accent 5"/>
-    <w:lsdException w:unhideWhenUsed="0" w:uiPriority="71" w:semiHidden="0" w:name="Colorful Shading Accent 5"/>
-    <w:lsdException w:unhideWhenUsed="0" w:uiPriority="72" w:semiHidden="0" w:name="Colorful List Accent 5"/>
-    <w:lsdException w:unhideWhenUsed="0" w:uiPriority="73" w:semiHidden="0" w:name="Colorful Grid Accent 5"/>
-    <w:lsdException w:unhideWhenUsed="0" w:uiPriority="60" w:semiHidden="0" w:name="Light Shading Accent 6"/>
-    <w:lsdException w:unhideWhenUsed="0" w:uiPriority="61" w:semiHidden="0" w:name="Light List Accent 6"/>
-    <w:lsdException w:unhideWhenUsed="0" w:uiPriority="62" w:semiHidden="0" w:name="Light Grid Accent 6"/>
-    <w:lsdException w:unhideWhenUsed="0" w:uiPriority="63" w:semiHidden="0" w:name="Medium Shading 1 Accent 6"/>
-    <w:lsdException w:unhideWhenUsed="0" w:uiPriority="64" w:semiHidden="0" w:name="Medium Shading 2 Accent 6"/>
-    <w:lsdException w:unhideWhenUsed="0" w:uiPriority="65" w:semiHidden="0" w:name="Medium List 1 Accent 6"/>
-    <w:lsdException w:unhideWhenUsed="0" w:uiPriority="66" w:semiHidden="0" w:name="Medium List 2 Accent 6"/>
-    <w:lsdException w:unhideWhenUsed="0" w:uiPriority="67" w:semiHidden="0" w:name="Medium Grid 1 Accent 6"/>
-    <w:lsdException w:unhideWhenUsed="0" w:uiPriority="68" w:semiHidden="0" w:name="Medium Grid 2 Accent 6"/>
-    <w:lsdException w:unhideWhenUsed="0" w:uiPriority="69" w:semiHidden="0" w:name="Medium Grid 3 Accent 6"/>
-    <w:lsdException w:unhideWhenUsed="0" w:uiPriority="70" w:semiHidden="0" w:name="Dark List Accent 6"/>
-    <w:lsdException w:unhideWhenUsed="0" w:uiPriority="71" w:semiHidden="0" w:name="Colorful Shading Accent 6"/>
-    <w:lsdException w:unhideWhenUsed="0" w:uiPriority="72" w:semiHidden="0" w:name="Colorful List Accent 6"/>
-    <w:lsdException w:unhideWhenUsed="0" w:uiPriority="73" w:semiHidden="0" w:name="Colorful Grid Accent 6"/>
+    <w:lsdException w:qFormat="1" w:unhideWhenUsed="0" w:uiPriority="66" w:semiHidden="0" w:name="Medium List 2 Accent 1"/>
+    <w:lsdException w:qFormat="1" w:unhideWhenUsed="0" w:uiPriority="67" w:semiHidden="0" w:name="Medium Grid 1 Accent 1"/>
+    <w:lsdException w:qFormat="1" w:unhideWhenUsed="0" w:uiPriority="68" w:semiHidden="0" w:name="Medium Grid 2 Accent 1"/>
+    <w:lsdException w:qFormat="1" w:unhideWhenUsed="0" w:uiPriority="69" w:semiHidden="0" w:name="Medium Grid 3 Accent 1"/>
+    <w:lsdException w:qFormat="1" w:unhideWhenUsed="0" w:uiPriority="70" w:semiHidden="0" w:name="Dark List Accent 1"/>
+    <w:lsdException w:qFormat="1" w:unhideWhenUsed="0" w:uiPriority="71" w:semiHidden="0" w:name="Colorful Shading Accent 1"/>
+    <w:lsdException w:qFormat="1" w:unhideWhenUsed="0" w:uiPriority="72" w:semiHidden="0" w:name="Colorful List Accent 1"/>
+    <w:lsdException w:qFormat="1" w:unhideWhenUsed="0" w:uiPriority="73" w:semiHidden="0" w:name="Colorful Grid Accent 1"/>
+    <w:lsdException w:qFormat="1" w:unhideWhenUsed="0" w:uiPriority="60" w:semiHidden="0" w:name="Light Shading Accent 2"/>
+    <w:lsdException w:qFormat="1" w:unhideWhenUsed="0" w:uiPriority="61" w:semiHidden="0" w:name="Light List Accent 2"/>
+    <w:lsdException w:qFormat="1" w:unhideWhenUsed="0" w:uiPriority="62" w:semiHidden="0" w:name="Light Grid Accent 2"/>
+    <w:lsdException w:qFormat="1" w:unhideWhenUsed="0" w:uiPriority="63" w:semiHidden="0" w:name="Medium Shading 1 Accent 2"/>
+    <w:lsdException w:qFormat="1" w:unhideWhenUsed="0" w:uiPriority="64" w:semiHidden="0" w:name="Medium Shading 2 Accent 2"/>
+    <w:lsdException w:qFormat="1" w:unhideWhenUsed="0" w:uiPriority="65" w:semiHidden="0" w:name="Medium List 1 Accent 2"/>
+    <w:lsdException w:qFormat="1" w:unhideWhenUsed="0" w:uiPriority="66" w:semiHidden="0" w:name="Medium List 2 Accent 2"/>
+    <w:lsdException w:qFormat="1" w:unhideWhenUsed="0" w:uiPriority="67" w:semiHidden="0" w:name="Medium Grid 1 Accent 2"/>
+    <w:lsdException w:qFormat="1" w:unhideWhenUsed="0" w:uiPriority="68" w:semiHidden="0" w:name="Medium Grid 2 Accent 2"/>
+    <w:lsdException w:qFormat="1" w:unhideWhenUsed="0" w:uiPriority="69" w:semiHidden="0" w:name="Medium Grid 3 Accent 2"/>
+    <w:lsdException w:qFormat="1" w:unhideWhenUsed="0" w:uiPriority="70" w:semiHidden="0" w:name="Dark List Accent 2"/>
+    <w:lsdException w:qFormat="1" w:unhideWhenUsed="0" w:uiPriority="71" w:semiHidden="0" w:name="Colorful Shading Accent 2"/>
+    <w:lsdException w:qFormat="1" w:unhideWhenUsed="0" w:uiPriority="72" w:semiHidden="0" w:name="Colorful List Accent 2"/>
+    <w:lsdException w:qFormat="1" w:unhideWhenUsed="0" w:uiPriority="73" w:semiHidden="0" w:name="Colorful Grid Accent 2"/>
+    <w:lsdException w:qFormat="1" w:unhideWhenUsed="0" w:uiPriority="60" w:semiHidden="0" w:name="Light Shading Accent 3"/>
+    <w:lsdException w:qFormat="1" w:unhideWhenUsed="0" w:uiPriority="61" w:semiHidden="0" w:name="Light List Accent 3"/>
+    <w:lsdException w:qFormat="1" w:unhideWhenUsed="0" w:uiPriority="62" w:semiHidden="0" w:name="Light Grid Accent 3"/>
+    <w:lsdException w:qFormat="1" w:unhideWhenUsed="0" w:uiPriority="63" w:semiHidden="0" w:name="Medium Shading 1 Accent 3"/>
+    <w:lsdException w:qFormat="1" w:unhideWhenUsed="0" w:uiPriority="64" w:semiHidden="0" w:name="Medium Shading 2 Accent 3"/>
+    <w:lsdException w:qFormat="1" w:unhideWhenUsed="0" w:uiPriority="65" w:semiHidden="0" w:name="Medium List 1 Accent 3"/>
+    <w:lsdException w:qFormat="1" w:unhideWhenUsed="0" w:uiPriority="66" w:semiHidden="0" w:name="Medium List 2 Accent 3"/>
+    <w:lsdException w:qFormat="1" w:unhideWhenUsed="0" w:uiPriority="67" w:semiHidden="0" w:name="Medium Grid 1 Accent 3"/>
+    <w:lsdException w:qFormat="1" w:unhideWhenUsed="0" w:uiPriority="68" w:semiHidden="0" w:name="Medium Grid 2 Accent 3"/>
+    <w:lsdException w:qFormat="1" w:unhideWhenUsed="0" w:uiPriority="69" w:semiHidden="0" w:name="Medium Grid 3 Accent 3"/>
+    <w:lsdException w:qFormat="1" w:unhideWhenUsed="0" w:uiPriority="70" w:semiHidden="0" w:name="Dark List Accent 3"/>
+    <w:lsdException w:qFormat="1" w:unhideWhenUsed="0" w:uiPriority="71" w:semiHidden="0" w:name="Colorful Shading Accent 3"/>
+    <w:lsdException w:qFormat="1" w:unhideWhenUsed="0" w:uiPriority="72" w:semiHidden="0" w:name="Colorful List Accent 3"/>
+    <w:lsdException w:qFormat="1" w:unhideWhenUsed="0" w:uiPriority="73" w:semiHidden="0" w:name="Colorful Grid Accent 3"/>
+    <w:lsdException w:qFormat="1" w:unhideWhenUsed="0" w:uiPriority="60" w:semiHidden="0" w:name="Light Shading Accent 4"/>
+    <w:lsdException w:qFormat="1" w:unhideWhenUsed="0" w:uiPriority="61" w:semiHidden="0" w:name="Light List Accent 4"/>
+    <w:lsdException w:qFormat="1" w:unhideWhenUsed="0" w:uiPriority="62" w:semiHidden="0" w:name="Light Grid Accent 4"/>
+    <w:lsdException w:qFormat="1" w:unhideWhenUsed="0" w:uiPriority="63" w:semiHidden="0" w:name="Medium Shading 1 Accent 4"/>
+    <w:lsdException w:qFormat="1" w:unhideWhenUsed="0" w:uiPriority="64" w:semiHidden="0" w:name="Medium Shading 2 Accent 4"/>
+    <w:lsdException w:qFormat="1" w:unhideWhenUsed="0" w:uiPriority="65" w:semiHidden="0" w:name="Medium List 1 Accent 4"/>
+    <w:lsdException w:qFormat="1" w:unhideWhenUsed="0" w:uiPriority="66" w:semiHidden="0" w:name="Medium List 2 Accent 4"/>
+    <w:lsdException w:qFormat="1" w:unhideWhenUsed="0" w:uiPriority="67" w:semiHidden="0" w:name="Medium Grid 1 Accent 4"/>
+    <w:lsdException w:qFormat="1" w:unhideWhenUsed="0" w:uiPriority="68" w:semiHidden="0" w:name="Medium Grid 2 Accent 4"/>
+    <w:lsdException w:qFormat="1" w:unhideWhenUsed="0" w:uiPriority="69" w:semiHidden="0" w:name="Medium Grid 3 Accent 4"/>
+    <w:lsdException w:qFormat="1" w:unhideWhenUsed="0" w:uiPriority="70" w:semiHidden="0" w:name="Dark List Accent 4"/>
+    <w:lsdException w:qFormat="1" w:unhideWhenUsed="0" w:uiPriority="71" w:semiHidden="0" w:name="Colorful Shading Accent 4"/>
+    <w:lsdException w:qFormat="1" w:unhideWhenUsed="0" w:uiPriority="72" w:semiHidden="0" w:name="Colorful List Accent 4"/>
+    <w:lsdException w:qFormat="1" w:unhideWhenUsed="0" w:uiPriority="73" w:semiHidden="0" w:name="Colorful Grid Accent 4"/>
+    <w:lsdException w:qFormat="1" w:unhideWhenUsed="0" w:uiPriority="60" w:semiHidden="0" w:name="Light Shading Accent 5"/>
+    <w:lsdException w:qFormat="1" w:unhideWhenUsed="0" w:uiPriority="61" w:semiHidden="0" w:name="Light List Accent 5"/>
+    <w:lsdException w:qFormat="1" w:unhideWhenUsed="0" w:uiPriority="62" w:semiHidden="0" w:name="Light Grid Accent 5"/>
+    <w:lsdException w:qFormat="1" w:unhideWhenUsed="0" w:uiPriority="63" w:semiHidden="0" w:name="Medium Shading 1 Accent 5"/>
+    <w:lsdException w:qFormat="1" w:unhideWhenUsed="0" w:uiPriority="64" w:semiHidden="0" w:name="Medium Shading 2 Accent 5"/>
+    <w:lsdException w:qFormat="1" w:unhideWhenUsed="0" w:uiPriority="65" w:semiHidden="0" w:name="Medium List 1 Accent 5"/>
+    <w:lsdException w:qFormat="1" w:unhideWhenUsed="0" w:uiPriority="66" w:semiHidden="0" w:name="Medium List 2 Accent 5"/>
+    <w:lsdException w:qFormat="1" w:unhideWhenUsed="0" w:uiPriority="67" w:semiHidden="0" w:name="Medium Grid 1 Accent 5"/>
+    <w:lsdException w:qFormat="1" w:unhideWhenUsed="0" w:uiPriority="68" w:semiHidden="0" w:name="Medium Grid 2 Accent 5"/>
+    <w:lsdException w:qFormat="1" w:unhideWhenUsed="0" w:uiPriority="69" w:semiHidden="0" w:name="Medium Grid 3 Accent 5"/>
+    <w:lsdException w:qFormat="1" w:unhideWhenUsed="0" w:uiPriority="70" w:semiHidden="0" w:name="Dark List Accent 5"/>
+    <w:lsdException w:qFormat="1" w:unhideWhenUsed="0" w:uiPriority="71" w:semiHidden="0" w:name="Colorful Shading Accent 5"/>
+    <w:lsdException w:qFormat="1" w:unhideWhenUsed="0" w:uiPriority="72" w:semiHidden="0" w:name="Colorful List Accent 5"/>
+    <w:lsdException w:qFormat="1" w:unhideWhenUsed="0" w:uiPriority="73" w:semiHidden="0" w:name="Colorful Grid Accent 5"/>
+    <w:lsdException w:qFormat="1" w:unhideWhenUsed="0" w:uiPriority="60" w:semiHidden="0" w:name="Light Shading Accent 6"/>
+    <w:lsdException w:qFormat="1" w:unhideWhenUsed="0" w:uiPriority="61" w:semiHidden="0" w:name="Light List Accent 6"/>
+    <w:lsdException w:qFormat="1" w:unhideWhenUsed="0" w:uiPriority="62" w:semiHidden="0" w:name="Light Grid Accent 6"/>
+    <w:lsdException w:qFormat="1" w:unhideWhenUsed="0" w:uiPriority="63" w:semiHidden="0" w:name="Medium Shading 1 Accent 6"/>
+    <w:lsdException w:qFormat="1" w:unhideWhenUsed="0" w:uiPriority="64" w:semiHidden="0" w:name="Medium Shading 2 Accent 6"/>
+    <w:lsdException w:qFormat="1" w:unhideWhenUsed="0" w:uiPriority="65" w:semiHidden="0" w:name="Medium List 1 Accent 6"/>
+    <w:lsdException w:qFormat="1" w:unhideWhenUsed="0" w:uiPriority="66" w:semiHidden="0" w:name="Medium List 2 Accent 6"/>
+    <w:lsdException w:qFormat="1" w:unhideWhenUsed="0" w:uiPriority="67" w:semiHidden="0" w:name="Medium Grid 1 Accent 6"/>
+    <w:lsdException w:qFormat="1" w:unhideWhenUsed="0" w:uiPriority="68" w:semiHidden="0" w:name="Medium Grid 2 Accent 6"/>
+    <w:lsdException w:qFormat="1" w:unhideWhenUsed="0" w:uiPriority="69" w:semiHidden="0" w:name="Medium Grid 3 Accent 6"/>
+    <w:lsdException w:qFormat="1" w:unhideWhenUsed="0" w:uiPriority="70" w:semiHidden="0" w:name="Dark List Accent 6"/>
+    <w:lsdException w:qFormat="1" w:unhideWhenUsed="0" w:uiPriority="71" w:semiHidden="0" w:name="Colorful Shading Accent 6"/>
+    <w:lsdException w:qFormat="1" w:unhideWhenUsed="0" w:uiPriority="72" w:semiHidden="0" w:name="Colorful List Accent 6"/>
+    <w:lsdException w:qFormat="1" w:unhideWhenUsed="0" w:uiPriority="73" w:semiHidden="0" w:name="Colorful Grid Accent 6"/>
   </w:latentStyles>
   <w:style w:type="paragraph" w:default="1" w:styleId="1">
     <w:name w:val="Normal"/>
     <w:qFormat/>
     <w:uiPriority w:val="0"/>
     <w:pPr>
-      <w:spacing w:before="0" w:after="100" w:line="240" w:lineRule="auto"/>
+      <w:spacing w:after="100"/>
     </w:pPr>
     <w:rPr>
       <w:rFonts w:ascii="Calibri" w:hAnsi="Calibri" w:eastAsia="宋体" w:cstheme="minorBidi"/>
@@ -1807,20 +3581,18 @@
     <w:name w:val="heading 1"/>
     <w:basedOn w:val="1"/>
     <w:next w:val="1"/>
-    <w:link w:val="138"/>
+    <w:link w:val="141"/>
     <w:qFormat/>
     <w:uiPriority w:val="9"/>
     <w:pPr>
       <w:keepNext/>
       <w:keepLines/>
-      <w:spacing w:before="0" w:after="100" w:line="240" w:lineRule="auto"/>
       <w:outlineLvl w:val="0"/>
     </w:pPr>
     <w:rPr>
       <w:rFonts w:asciiTheme="majorHAnsi" w:hAnsiTheme="majorHAnsi" w:eastAsiaTheme="majorEastAsia" w:cstheme="majorBidi"/>
       <w:b/>
       <w:bCs/>
-      <w:color w:val="000000"/>
       <w:sz w:val="26"/>
       <w:szCs w:val="28"/>
     </w:rPr>
@@ -1829,21 +3601,19 @@
     <w:name w:val="heading 2"/>
     <w:basedOn w:val="1"/>
     <w:next w:val="1"/>
-    <w:link w:val="139"/>
+    <w:link w:val="142"/>
     <w:unhideWhenUsed/>
     <w:qFormat/>
     <w:uiPriority w:val="9"/>
     <w:pPr>
       <w:keepNext/>
       <w:keepLines/>
-      <w:spacing w:before="0" w:after="100" w:line="240" w:lineRule="auto"/>
       <w:outlineLvl w:val="1"/>
     </w:pPr>
     <w:rPr>
       <w:rFonts w:asciiTheme="majorHAnsi" w:hAnsiTheme="majorHAnsi" w:eastAsiaTheme="majorEastAsia" w:cstheme="majorBidi"/>
       <w:b/>
       <w:bCs/>
-      <w:color w:val="000000"/>
       <w:sz w:val="24"/>
       <w:szCs w:val="26"/>
     </w:rPr>
@@ -1852,7 +3622,7 @@
     <w:name w:val="heading 3"/>
     <w:basedOn w:val="1"/>
     <w:next w:val="1"/>
-    <w:link w:val="140"/>
+    <w:link w:val="143"/>
     <w:unhideWhenUsed/>
     <w:qFormat/>
     <w:uiPriority w:val="9"/>
@@ -1878,7 +3648,7 @@
     <w:name w:val="heading 4"/>
     <w:basedOn w:val="1"/>
     <w:next w:val="1"/>
-    <w:link w:val="150"/>
+    <w:link w:val="153"/>
     <w:semiHidden/>
     <w:unhideWhenUsed/>
     <w:qFormat/>
@@ -1907,7 +3677,7 @@
     <w:name w:val="heading 5"/>
     <w:basedOn w:val="1"/>
     <w:next w:val="1"/>
-    <w:link w:val="151"/>
+    <w:link w:val="154"/>
     <w:semiHidden/>
     <w:unhideWhenUsed/>
     <w:qFormat/>
@@ -1927,7 +3697,7 @@
     <w:name w:val="heading 6"/>
     <w:basedOn w:val="1"/>
     <w:next w:val="1"/>
-    <w:link w:val="152"/>
+    <w:link w:val="155"/>
     <w:semiHidden/>
     <w:unhideWhenUsed/>
     <w:qFormat/>
@@ -1949,7 +3719,7 @@
     <w:name w:val="heading 7"/>
     <w:basedOn w:val="1"/>
     <w:next w:val="1"/>
-    <w:link w:val="153"/>
+    <w:link w:val="156"/>
     <w:semiHidden/>
     <w:unhideWhenUsed/>
     <w:qFormat/>
@@ -1979,7 +3749,7 @@
     <w:name w:val="heading 8"/>
     <w:basedOn w:val="1"/>
     <w:next w:val="1"/>
-    <w:link w:val="154"/>
+    <w:link w:val="157"/>
     <w:semiHidden/>
     <w:unhideWhenUsed/>
     <w:qFormat/>
@@ -2006,7 +3776,7 @@
     <w:name w:val="heading 9"/>
     <w:basedOn w:val="1"/>
     <w:next w:val="1"/>
-    <w:link w:val="155"/>
+    <w:link w:val="158"/>
     <w:semiHidden/>
     <w:unhideWhenUsed/>
     <w:qFormat/>
@@ -2034,16 +3804,17 @@
       </w14:textFill>
     </w:rPr>
   </w:style>
-  <w:style w:type="character" w:default="1" w:styleId="132">
+  <w:style w:type="character" w:default="1" w:styleId="134">
     <w:name w:val="Default Paragraph Font"/>
     <w:semiHidden/>
     <w:unhideWhenUsed/>
     <w:uiPriority w:val="1"/>
   </w:style>
-  <w:style w:type="table" w:default="1" w:styleId="32">
+  <w:style w:type="table" w:default="1" w:styleId="34">
     <w:name w:val="Normal Table"/>
     <w:semiHidden/>
     <w:unhideWhenUsed/>
+    <w:qFormat/>
     <w:uiPriority w:val="99"/>
     <w:tblPr>
       <w:tblCellMar>
@@ -2056,7 +3827,7 @@
   </w:style>
   <w:style w:type="paragraph" w:styleId="2">
     <w:name w:val="macro"/>
-    <w:link w:val="147"/>
+    <w:link w:val="150"/>
     <w:unhideWhenUsed/>
     <w:uiPriority w:val="99"/>
     <w:pPr>
@@ -2073,8 +3844,6 @@
     </w:pPr>
     <w:rPr>
       <w:rFonts w:ascii="Courier" w:hAnsi="Courier" w:eastAsiaTheme="minorEastAsia" w:cstheme="minorBidi"/>
-      <w:sz w:val="20"/>
-      <w:szCs w:val="20"/>
       <w:lang w:val="en-US" w:eastAsia="en-US" w:bidi="ar-SA"/>
     </w:rPr>
   </w:style>
@@ -2082,6 +3851,7 @@
     <w:name w:val="List 3"/>
     <w:basedOn w:val="1"/>
     <w:unhideWhenUsed/>
+    <w:qFormat/>
     <w:uiPriority w:val="99"/>
     <w:pPr>
       <w:ind w:left="1080" w:hanging="360"/>
@@ -2092,6 +3862,7 @@
     <w:name w:val="List Number 2"/>
     <w:basedOn w:val="1"/>
     <w:unhideWhenUsed/>
+    <w:qFormat/>
     <w:uiPriority w:val="99"/>
     <w:pPr>
       <w:numPr>
@@ -2105,6 +3876,7 @@
     <w:name w:val="List Number"/>
     <w:basedOn w:val="1"/>
     <w:unhideWhenUsed/>
+    <w:qFormat/>
     <w:uiPriority w:val="99"/>
     <w:pPr>
       <w:numPr>
@@ -2122,9 +3894,6 @@
     <w:unhideWhenUsed/>
     <w:qFormat/>
     <w:uiPriority w:val="35"/>
-    <w:pPr>
-      <w:spacing w:line="240" w:lineRule="auto"/>
-    </w:pPr>
     <w:rPr>
       <w:b/>
       <w:bCs/>
@@ -2142,6 +3911,7 @@
     <w:name w:val="List Bullet"/>
     <w:basedOn w:val="1"/>
     <w:unhideWhenUsed/>
+    <w:qFormat/>
     <w:uiPriority w:val="99"/>
     <w:pPr>
       <w:numPr>
@@ -2154,8 +3924,9 @@
   <w:style w:type="paragraph" w:styleId="17">
     <w:name w:val="Body Text 3"/>
     <w:basedOn w:val="1"/>
-    <w:link w:val="146"/>
+    <w:link w:val="149"/>
     <w:unhideWhenUsed/>
+    <w:qFormat/>
     <w:uiPriority w:val="99"/>
     <w:pPr>
       <w:spacing w:after="120"/>
@@ -2169,6 +3940,7 @@
     <w:name w:val="List Bullet 3"/>
     <w:basedOn w:val="1"/>
     <w:unhideWhenUsed/>
+    <w:qFormat/>
     <w:uiPriority w:val="99"/>
     <w:pPr>
       <w:numPr>
@@ -2181,8 +3953,9 @@
   <w:style w:type="paragraph" w:styleId="19">
     <w:name w:val="Body Text"/>
     <w:basedOn w:val="1"/>
-    <w:link w:val="144"/>
+    <w:link w:val="147"/>
     <w:unhideWhenUsed/>
+    <w:qFormat/>
     <w:uiPriority w:val="99"/>
     <w:pPr>
       <w:spacing w:after="120"/>
@@ -2192,6 +3965,7 @@
     <w:name w:val="List Number 3"/>
     <w:basedOn w:val="1"/>
     <w:unhideWhenUsed/>
+    <w:qFormat/>
     <w:uiPriority w:val="99"/>
     <w:pPr>
       <w:numPr>
@@ -2205,6 +3979,7 @@
     <w:name w:val="List 2"/>
     <w:basedOn w:val="1"/>
     <w:unhideWhenUsed/>
+    <w:qFormat/>
     <w:uiPriority w:val="99"/>
     <w:pPr>
       <w:ind w:left="720" w:hanging="360"/>
@@ -2215,6 +3990,7 @@
     <w:name w:val="List Continue"/>
     <w:basedOn w:val="1"/>
     <w:unhideWhenUsed/>
+    <w:qFormat/>
     <w:uiPriority w:val="99"/>
     <w:pPr>
       <w:spacing w:after="120"/>
@@ -2226,6 +4002,7 @@
     <w:name w:val="List Bullet 2"/>
     <w:basedOn w:val="1"/>
     <w:unhideWhenUsed/>
+    <w:qFormat/>
     <w:uiPriority w:val="99"/>
     <w:pPr>
       <w:numPr>
@@ -2238,36 +4015,47 @@
   <w:style w:type="paragraph" w:styleId="24">
     <w:name w:val="footer"/>
     <w:basedOn w:val="1"/>
-    <w:link w:val="136"/>
+    <w:link w:val="139"/>
     <w:unhideWhenUsed/>
+    <w:qFormat/>
     <w:uiPriority w:val="99"/>
     <w:pPr>
       <w:tabs>
         <w:tab w:val="center" w:pos="4680"/>
         <w:tab w:val="right" w:pos="9360"/>
       </w:tabs>
-      <w:spacing w:after="0" w:line="240" w:lineRule="auto"/>
+      <w:spacing w:after="0"/>
     </w:pPr>
   </w:style>
   <w:style w:type="paragraph" w:styleId="25">
     <w:name w:val="header"/>
     <w:basedOn w:val="1"/>
-    <w:link w:val="135"/>
+    <w:link w:val="138"/>
     <w:unhideWhenUsed/>
+    <w:qFormat/>
     <w:uiPriority w:val="99"/>
     <w:pPr>
       <w:tabs>
         <w:tab w:val="center" w:pos="4680"/>
         <w:tab w:val="right" w:pos="9360"/>
       </w:tabs>
-      <w:spacing w:after="0" w:line="240" w:lineRule="auto"/>
+      <w:spacing w:after="0"/>
     </w:pPr>
   </w:style>
   <w:style w:type="paragraph" w:styleId="26">
+    <w:name w:val="toc 1"/>
+    <w:basedOn w:val="1"/>
+    <w:next w:val="1"/>
+    <w:autoRedefine/>
+    <w:unhideWhenUsed/>
+    <w:qFormat/>
+    <w:uiPriority w:val="39"/>
+  </w:style>
+  <w:style w:type="paragraph" w:styleId="27">
     <w:name w:val="Subtitle"/>
     <w:basedOn w:val="1"/>
     <w:next w:val="1"/>
-    <w:link w:val="142"/>
+    <w:link w:val="145"/>
     <w:qFormat/>
     <w:uiPriority w:val="11"/>
     <w:rPr>
@@ -2285,30 +4073,45 @@
       </w14:textFill>
     </w:rPr>
   </w:style>
-  <w:style w:type="paragraph" w:styleId="27">
+  <w:style w:type="paragraph" w:styleId="28">
     <w:name w:val="List"/>
     <w:basedOn w:val="1"/>
     <w:unhideWhenUsed/>
+    <w:qFormat/>
     <w:uiPriority w:val="99"/>
     <w:pPr>
       <w:ind w:left="360" w:hanging="360"/>
       <w:contextualSpacing/>
     </w:pPr>
   </w:style>
-  <w:style w:type="paragraph" w:styleId="28">
+  <w:style w:type="paragraph" w:styleId="29">
+    <w:name w:val="toc 2"/>
+    <w:basedOn w:val="1"/>
+    <w:next w:val="1"/>
+    <w:autoRedefine/>
+    <w:unhideWhenUsed/>
+    <w:qFormat/>
+    <w:uiPriority w:val="39"/>
+    <w:pPr>
+      <w:ind w:left="420" w:leftChars="200"/>
+    </w:pPr>
+  </w:style>
+  <w:style w:type="paragraph" w:styleId="30">
     <w:name w:val="Body Text 2"/>
     <w:basedOn w:val="1"/>
-    <w:link w:val="145"/>
+    <w:link w:val="148"/>
     <w:unhideWhenUsed/>
+    <w:qFormat/>
     <w:uiPriority w:val="99"/>
     <w:pPr>
       <w:spacing w:after="120" w:line="480" w:lineRule="auto"/>
     </w:pPr>
   </w:style>
-  <w:style w:type="paragraph" w:styleId="29">
+  <w:style w:type="paragraph" w:styleId="31">
     <w:name w:val="List Continue 2"/>
     <w:basedOn w:val="1"/>
     <w:unhideWhenUsed/>
+    <w:qFormat/>
     <w:uiPriority w:val="99"/>
     <w:pPr>
       <w:spacing w:after="120"/>
@@ -2316,10 +4119,11 @@
       <w:contextualSpacing/>
     </w:pPr>
   </w:style>
-  <w:style w:type="paragraph" w:styleId="30">
+  <w:style w:type="paragraph" w:styleId="32">
     <w:name w:val="List Continue 3"/>
     <w:basedOn w:val="1"/>
     <w:unhideWhenUsed/>
+    <w:qFormat/>
     <w:uiPriority w:val="99"/>
     <w:pPr>
       <w:spacing w:after="120"/>
@@ -2327,34 +4131,29 @@
       <w:contextualSpacing/>
     </w:pPr>
   </w:style>
-  <w:style w:type="paragraph" w:styleId="31">
+  <w:style w:type="paragraph" w:styleId="33">
     <w:name w:val="Title"/>
     <w:basedOn w:val="1"/>
     <w:next w:val="1"/>
-    <w:link w:val="141"/>
+    <w:link w:val="144"/>
     <w:qFormat/>
     <w:uiPriority w:val="10"/>
     <w:pPr>
-      <w:spacing w:before="0" w:after="100" w:line="240" w:lineRule="auto"/>
       <w:contextualSpacing/>
     </w:pPr>
     <w:rPr>
       <w:rFonts w:asciiTheme="majorHAnsi" w:hAnsiTheme="majorHAnsi" w:eastAsiaTheme="majorEastAsia" w:cstheme="majorBidi"/>
-      <w:color w:val="000000"/>
       <w:spacing w:val="5"/>
       <w:kern w:val="28"/>
       <w:sz w:val="36"/>
       <w:szCs w:val="52"/>
     </w:rPr>
   </w:style>
-  <w:style w:type="table" w:styleId="33">
+  <w:style w:type="table" w:styleId="35">
     <w:name w:val="Table Grid"/>
-    <w:basedOn w:val="32"/>
+    <w:basedOn w:val="34"/>
     <w:qFormat/>
     <w:uiPriority w:val="59"/>
-    <w:pPr>
-      <w:spacing w:after="0" w:line="240" w:lineRule="auto"/>
-    </w:pPr>
     <w:tblPr>
       <w:tblBorders>
         <w:top w:val="single" w:color="auto" w:sz="4" w:space="0"/>
@@ -2364,21 +4163,13 @@
         <w:insideH w:val="single" w:color="auto" w:sz="4" w:space="0"/>
         <w:insideV w:val="single" w:color="auto" w:sz="4" w:space="0"/>
       </w:tblBorders>
-      <w:tblCellMar>
-        <w:top w:w="0" w:type="dxa"/>
-        <w:left w:w="108" w:type="dxa"/>
-        <w:bottom w:w="0" w:type="dxa"/>
-        <w:right w:w="108" w:type="dxa"/>
-      </w:tblCellMar>
     </w:tblPr>
   </w:style>
-  <w:style w:type="table" w:styleId="34">
+  <w:style w:type="table" w:styleId="36">
     <w:name w:val="Light Shading"/>
-    <w:basedOn w:val="32"/>
+    <w:basedOn w:val="34"/>
+    <w:qFormat/>
     <w:uiPriority w:val="60"/>
-    <w:pPr>
-      <w:spacing w:after="0" w:line="240" w:lineRule="auto"/>
-    </w:pPr>
     <w:rPr>
       <w:color w:val="000000" w:themeColor="text1" w:themeShade="BF"/>
     </w:rPr>
@@ -2387,12 +4178,6 @@
         <w:top w:val="single" w:color="000000" w:themeColor="text1" w:sz="8" w:space="0"/>
         <w:bottom w:val="single" w:color="000000" w:themeColor="text1" w:sz="8" w:space="0"/>
       </w:tblBorders>
-      <w:tblCellMar>
-        <w:top w:w="0" w:type="dxa"/>
-        <w:left w:w="108" w:type="dxa"/>
-        <w:bottom w:w="0" w:type="dxa"/>
-        <w:right w:w="108" w:type="dxa"/>
-      </w:tblCellMar>
     </w:tblPr>
     <w:tblStylePr w:type="firstRow">
       <w:pPr>
@@ -2471,13 +4256,11 @@
       </w:tcPr>
     </w:tblStylePr>
   </w:style>
-  <w:style w:type="table" w:styleId="35">
+  <w:style w:type="table" w:styleId="37">
     <w:name w:val="Light Shading Accent 1"/>
-    <w:basedOn w:val="32"/>
+    <w:basedOn w:val="34"/>
+    <w:qFormat/>
     <w:uiPriority w:val="60"/>
-    <w:pPr>
-      <w:spacing w:after="0" w:line="240" w:lineRule="auto"/>
-    </w:pPr>
     <w:rPr>
       <w:color w:val="376092" w:themeColor="accent1" w:themeShade="BF"/>
     </w:rPr>
@@ -2486,12 +4269,6 @@
         <w:top w:val="single" w:color="4F81BD" w:themeColor="accent1" w:sz="8" w:space="0"/>
         <w:bottom w:val="single" w:color="4F81BD" w:themeColor="accent1" w:sz="8" w:space="0"/>
       </w:tblBorders>
-      <w:tblCellMar>
-        <w:top w:w="0" w:type="dxa"/>
-        <w:left w:w="108" w:type="dxa"/>
-        <w:bottom w:w="0" w:type="dxa"/>
-        <w:right w:w="108" w:type="dxa"/>
-      </w:tblCellMar>
     </w:tblPr>
     <w:tblStylePr w:type="firstRow">
       <w:pPr>
@@ -2570,13 +4347,11 @@
       </w:tcPr>
     </w:tblStylePr>
   </w:style>
-  <w:style w:type="table" w:styleId="36">
+  <w:style w:type="table" w:styleId="38">
     <w:name w:val="Light Shading Accent 2"/>
-    <w:basedOn w:val="32"/>
+    <w:basedOn w:val="34"/>
+    <w:qFormat/>
     <w:uiPriority w:val="60"/>
-    <w:pPr>
-      <w:spacing w:after="0" w:line="240" w:lineRule="auto"/>
-    </w:pPr>
     <w:rPr>
       <w:color w:val="953735" w:themeColor="accent2" w:themeShade="BF"/>
     </w:rPr>
@@ -2585,12 +4360,6 @@
         <w:top w:val="single" w:color="C0504D" w:themeColor="accent2" w:sz="8" w:space="0"/>
         <w:bottom w:val="single" w:color="C0504D" w:themeColor="accent2" w:sz="8" w:space="0"/>
       </w:tblBorders>
-      <w:tblCellMar>
-        <w:top w:w="0" w:type="dxa"/>
-        <w:left w:w="108" w:type="dxa"/>
-        <w:bottom w:w="0" w:type="dxa"/>
-        <w:right w:w="108" w:type="dxa"/>
-      </w:tblCellMar>
     </w:tblPr>
     <w:tblStylePr w:type="firstRow">
       <w:pPr>
@@ -2669,13 +4438,11 @@
       </w:tcPr>
     </w:tblStylePr>
   </w:style>
-  <w:style w:type="table" w:styleId="37">
+  <w:style w:type="table" w:styleId="39">
     <w:name w:val="Light Shading Accent 3"/>
-    <w:basedOn w:val="32"/>
+    <w:basedOn w:val="34"/>
+    <w:qFormat/>
     <w:uiPriority w:val="60"/>
-    <w:pPr>
-      <w:spacing w:after="0" w:line="240" w:lineRule="auto"/>
-    </w:pPr>
     <w:rPr>
       <w:color w:val="77933C" w:themeColor="accent3" w:themeShade="BF"/>
     </w:rPr>
@@ -2684,12 +4451,6 @@
         <w:top w:val="single" w:color="9BBB59" w:themeColor="accent3" w:sz="8" w:space="0"/>
         <w:bottom w:val="single" w:color="9BBB59" w:themeColor="accent3" w:sz="8" w:space="0"/>
       </w:tblBorders>
-      <w:tblCellMar>
-        <w:top w:w="0" w:type="dxa"/>
-        <w:left w:w="108" w:type="dxa"/>
-        <w:bottom w:w="0" w:type="dxa"/>
-        <w:right w:w="108" w:type="dxa"/>
-      </w:tblCellMar>
     </w:tblPr>
     <w:tblStylePr w:type="firstRow">
       <w:pPr>
@@ -2768,13 +4529,11 @@
       </w:tcPr>
     </w:tblStylePr>
   </w:style>
-  <w:style w:type="table" w:styleId="38">
+  <w:style w:type="table" w:styleId="40">
     <w:name w:val="Light Shading Accent 4"/>
-    <w:basedOn w:val="32"/>
+    <w:basedOn w:val="34"/>
+    <w:qFormat/>
     <w:uiPriority w:val="60"/>
-    <w:pPr>
-      <w:spacing w:after="0" w:line="240" w:lineRule="auto"/>
-    </w:pPr>
     <w:rPr>
       <w:color w:val="604A7B" w:themeColor="accent4" w:themeShade="BF"/>
     </w:rPr>
@@ -2783,12 +4542,6 @@
         <w:top w:val="single" w:color="8064A2" w:themeColor="accent4" w:sz="8" w:space="0"/>
         <w:bottom w:val="single" w:color="8064A2" w:themeColor="accent4" w:sz="8" w:space="0"/>
       </w:tblBorders>
-      <w:tblCellMar>
-        <w:top w:w="0" w:type="dxa"/>
-        <w:left w:w="108" w:type="dxa"/>
-        <w:bottom w:w="0" w:type="dxa"/>
-        <w:right w:w="108" w:type="dxa"/>
-      </w:tblCellMar>
     </w:tblPr>
     <w:tblStylePr w:type="firstRow">
       <w:pPr>
@@ -2867,13 +4620,11 @@
       </w:tcPr>
     </w:tblStylePr>
   </w:style>
-  <w:style w:type="table" w:styleId="39">
+  <w:style w:type="table" w:styleId="41">
     <w:name w:val="Light Shading Accent 5"/>
-    <w:basedOn w:val="32"/>
+    <w:basedOn w:val="34"/>
+    <w:qFormat/>
     <w:uiPriority w:val="60"/>
-    <w:pPr>
-      <w:spacing w:after="0" w:line="240" w:lineRule="auto"/>
-    </w:pPr>
     <w:rPr>
       <w:color w:val="31859C" w:themeColor="accent5" w:themeShade="BF"/>
     </w:rPr>
@@ -2882,12 +4633,6 @@
         <w:top w:val="single" w:color="4BACC6" w:themeColor="accent5" w:sz="8" w:space="0"/>
         <w:bottom w:val="single" w:color="4BACC6" w:themeColor="accent5" w:sz="8" w:space="0"/>
       </w:tblBorders>
-      <w:tblCellMar>
-        <w:top w:w="0" w:type="dxa"/>
-        <w:left w:w="108" w:type="dxa"/>
-        <w:bottom w:w="0" w:type="dxa"/>
-        <w:right w:w="108" w:type="dxa"/>
-      </w:tblCellMar>
     </w:tblPr>
     <w:tblStylePr w:type="firstRow">
       <w:pPr>
@@ -2966,13 +4711,11 @@
       </w:tcPr>
     </w:tblStylePr>
   </w:style>
-  <w:style w:type="table" w:styleId="40">
+  <w:style w:type="table" w:styleId="42">
     <w:name w:val="Light Shading Accent 6"/>
-    <w:basedOn w:val="32"/>
+    <w:basedOn w:val="34"/>
+    <w:qFormat/>
     <w:uiPriority w:val="60"/>
-    <w:pPr>
-      <w:spacing w:after="0" w:line="240" w:lineRule="auto"/>
-    </w:pPr>
     <w:rPr>
       <w:color w:val="E46C0A" w:themeColor="accent6" w:themeShade="BF"/>
     </w:rPr>
@@ -2981,12 +4724,6 @@
         <w:top w:val="single" w:color="F79646" w:themeColor="accent6" w:sz="8" w:space="0"/>
         <w:bottom w:val="single" w:color="F79646" w:themeColor="accent6" w:sz="8" w:space="0"/>
       </w:tblBorders>
-      <w:tblCellMar>
-        <w:top w:w="0" w:type="dxa"/>
-        <w:left w:w="108" w:type="dxa"/>
-        <w:bottom w:w="0" w:type="dxa"/>
-        <w:right w:w="108" w:type="dxa"/>
-      </w:tblCellMar>
     </w:tblPr>
     <w:tblStylePr w:type="firstRow">
       <w:pPr>
@@ -3065,13 +4802,11 @@
       </w:tcPr>
     </w:tblStylePr>
   </w:style>
-  <w:style w:type="table" w:styleId="41">
+  <w:style w:type="table" w:styleId="43">
     <w:name w:val="Light List"/>
-    <w:basedOn w:val="32"/>
+    <w:basedOn w:val="34"/>
+    <w:qFormat/>
     <w:uiPriority w:val="61"/>
-    <w:pPr>
-      <w:spacing w:after="0" w:line="240" w:lineRule="auto"/>
-    </w:pPr>
     <w:tblPr>
       <w:tblBorders>
         <w:top w:val="single" w:color="000000" w:themeColor="text1" w:sz="8" w:space="0"/>
@@ -3079,12 +4814,6 @@
         <w:bottom w:val="single" w:color="000000" w:themeColor="text1" w:sz="8" w:space="0"/>
         <w:right w:val="single" w:color="000000" w:themeColor="text1" w:sz="8" w:space="0"/>
       </w:tblBorders>
-      <w:tblCellMar>
-        <w:top w:w="0" w:type="dxa"/>
-        <w:left w:w="108" w:type="dxa"/>
-        <w:bottom w:w="0" w:type="dxa"/>
-        <w:right w:w="108" w:type="dxa"/>
-      </w:tblCellMar>
     </w:tblPr>
     <w:tblStylePr w:type="firstRow">
       <w:pPr>
@@ -3158,13 +4887,11 @@
       </w:tcPr>
     </w:tblStylePr>
   </w:style>
-  <w:style w:type="table" w:styleId="42">
+  <w:style w:type="table" w:styleId="44">
     <w:name w:val="Light List Accent 1"/>
-    <w:basedOn w:val="32"/>
+    <w:basedOn w:val="34"/>
+    <w:qFormat/>
     <w:uiPriority w:val="61"/>
-    <w:pPr>
-      <w:spacing w:after="0" w:line="240" w:lineRule="auto"/>
-    </w:pPr>
     <w:tblPr>
       <w:tblBorders>
         <w:top w:val="single" w:color="4F81BD" w:themeColor="accent1" w:sz="8" w:space="0"/>
@@ -3172,12 +4899,6 @@
         <w:bottom w:val="single" w:color="4F81BD" w:themeColor="accent1" w:sz="8" w:space="0"/>
         <w:right w:val="single" w:color="4F81BD" w:themeColor="accent1" w:sz="8" w:space="0"/>
       </w:tblBorders>
-      <w:tblCellMar>
-        <w:top w:w="0" w:type="dxa"/>
-        <w:left w:w="108" w:type="dxa"/>
-        <w:bottom w:w="0" w:type="dxa"/>
-        <w:right w:w="108" w:type="dxa"/>
-      </w:tblCellMar>
     </w:tblPr>
     <w:tblStylePr w:type="firstRow">
       <w:pPr>
@@ -3251,13 +4972,11 @@
       </w:tcPr>
     </w:tblStylePr>
   </w:style>
-  <w:style w:type="table" w:styleId="43">
+  <w:style w:type="table" w:styleId="45">
     <w:name w:val="Light List Accent 2"/>
-    <w:basedOn w:val="32"/>
+    <w:basedOn w:val="34"/>
+    <w:qFormat/>
     <w:uiPriority w:val="61"/>
-    <w:pPr>
-      <w:spacing w:after="0" w:line="240" w:lineRule="auto"/>
-    </w:pPr>
     <w:tblPr>
       <w:tblBorders>
         <w:top w:val="single" w:color="C0504D" w:themeColor="accent2" w:sz="8" w:space="0"/>
@@ -3265,12 +4984,6 @@
         <w:bottom w:val="single" w:color="C0504D" w:themeColor="accent2" w:sz="8" w:space="0"/>
         <w:right w:val="single" w:color="C0504D" w:themeColor="accent2" w:sz="8" w:space="0"/>
       </w:tblBorders>
-      <w:tblCellMar>
-        <w:top w:w="0" w:type="dxa"/>
-        <w:left w:w="108" w:type="dxa"/>
-        <w:bottom w:w="0" w:type="dxa"/>
-        <w:right w:w="108" w:type="dxa"/>
-      </w:tblCellMar>
     </w:tblPr>
     <w:tblStylePr w:type="firstRow">
       <w:pPr>
@@ -3344,13 +5057,11 @@
       </w:tcPr>
     </w:tblStylePr>
   </w:style>
-  <w:style w:type="table" w:styleId="44">
+  <w:style w:type="table" w:styleId="46">
     <w:name w:val="Light List Accent 3"/>
-    <w:basedOn w:val="32"/>
+    <w:basedOn w:val="34"/>
+    <w:qFormat/>
     <w:uiPriority w:val="61"/>
-    <w:pPr>
-      <w:spacing w:after="0" w:line="240" w:lineRule="auto"/>
-    </w:pPr>
     <w:tblPr>
       <w:tblBorders>
         <w:top w:val="single" w:color="9BBB59" w:themeColor="accent3" w:sz="8" w:space="0"/>
@@ -3358,12 +5069,6 @@
         <w:bottom w:val="single" w:color="9BBB59" w:themeColor="accent3" w:sz="8" w:space="0"/>
         <w:right w:val="single" w:color="9BBB59" w:themeColor="accent3" w:sz="8" w:space="0"/>
       </w:tblBorders>
-      <w:tblCellMar>
-        <w:top w:w="0" w:type="dxa"/>
-        <w:left w:w="108" w:type="dxa"/>
-        <w:bottom w:w="0" w:type="dxa"/>
-        <w:right w:w="108" w:type="dxa"/>
-      </w:tblCellMar>
     </w:tblPr>
     <w:tblStylePr w:type="firstRow">
       <w:pPr>
@@ -3437,13 +5142,11 @@
       </w:tcPr>
     </w:tblStylePr>
   </w:style>
-  <w:style w:type="table" w:styleId="45">
+  <w:style w:type="table" w:styleId="47">
     <w:name w:val="Light List Accent 4"/>
-    <w:basedOn w:val="32"/>
+    <w:basedOn w:val="34"/>
+    <w:qFormat/>
     <w:uiPriority w:val="61"/>
-    <w:pPr>
-      <w:spacing w:after="0" w:line="240" w:lineRule="auto"/>
-    </w:pPr>
     <w:tblPr>
       <w:tblBorders>
         <w:top w:val="single" w:color="8064A2" w:themeColor="accent4" w:sz="8" w:space="0"/>
@@ -3451,12 +5154,6 @@
         <w:bottom w:val="single" w:color="8064A2" w:themeColor="accent4" w:sz="8" w:space="0"/>
         <w:right w:val="single" w:color="8064A2" w:themeColor="accent4" w:sz="8" w:space="0"/>
       </w:tblBorders>
-      <w:tblCellMar>
-        <w:top w:w="0" w:type="dxa"/>
-        <w:left w:w="108" w:type="dxa"/>
-        <w:bottom w:w="0" w:type="dxa"/>
-        <w:right w:w="108" w:type="dxa"/>
-      </w:tblCellMar>
     </w:tblPr>
     <w:tblStylePr w:type="firstRow">
       <w:pPr>
@@ -3530,13 +5227,11 @@
       </w:tcPr>
     </w:tblStylePr>
   </w:style>
-  <w:style w:type="table" w:styleId="46">
+  <w:style w:type="table" w:styleId="48">
     <w:name w:val="Light List Accent 5"/>
-    <w:basedOn w:val="32"/>
+    <w:basedOn w:val="34"/>
+    <w:qFormat/>
     <w:uiPriority w:val="61"/>
-    <w:pPr>
-      <w:spacing w:after="0" w:line="240" w:lineRule="auto"/>
-    </w:pPr>
     <w:tblPr>
       <w:tblBorders>
         <w:top w:val="single" w:color="4BACC6" w:themeColor="accent5" w:sz="8" w:space="0"/>
@@ -3544,12 +5239,6 @@
         <w:bottom w:val="single" w:color="4BACC6" w:themeColor="accent5" w:sz="8" w:space="0"/>
         <w:right w:val="single" w:color="4BACC6" w:themeColor="accent5" w:sz="8" w:space="0"/>
       </w:tblBorders>
-      <w:tblCellMar>
-        <w:top w:w="0" w:type="dxa"/>
-        <w:left w:w="108" w:type="dxa"/>
-        <w:bottom w:w="0" w:type="dxa"/>
-        <w:right w:w="108" w:type="dxa"/>
-      </w:tblCellMar>
     </w:tblPr>
     <w:tblStylePr w:type="firstRow">
       <w:pPr>
@@ -3623,13 +5312,11 @@
       </w:tcPr>
     </w:tblStylePr>
   </w:style>
-  <w:style w:type="table" w:styleId="47">
+  <w:style w:type="table" w:styleId="49">
     <w:name w:val="Light List Accent 6"/>
-    <w:basedOn w:val="32"/>
+    <w:basedOn w:val="34"/>
+    <w:qFormat/>
     <w:uiPriority w:val="61"/>
-    <w:pPr>
-      <w:spacing w:after="0" w:line="240" w:lineRule="auto"/>
-    </w:pPr>
     <w:tblPr>
       <w:tblBorders>
         <w:top w:val="single" w:color="F79646" w:themeColor="accent6" w:sz="8" w:space="0"/>
@@ -3637,12 +5324,6 @@
         <w:bottom w:val="single" w:color="F79646" w:themeColor="accent6" w:sz="8" w:space="0"/>
         <w:right w:val="single" w:color="F79646" w:themeColor="accent6" w:sz="8" w:space="0"/>
       </w:tblBorders>
-      <w:tblCellMar>
-        <w:top w:w="0" w:type="dxa"/>
-        <w:left w:w="108" w:type="dxa"/>
-        <w:bottom w:w="0" w:type="dxa"/>
-        <w:right w:w="108" w:type="dxa"/>
-      </w:tblCellMar>
     </w:tblPr>
     <w:tblStylePr w:type="firstRow">
       <w:pPr>
@@ -3716,13 +5397,11 @@
       </w:tcPr>
     </w:tblStylePr>
   </w:style>
-  <w:style w:type="table" w:styleId="48">
+  <w:style w:type="table" w:styleId="50">
     <w:name w:val="Light Grid"/>
-    <w:basedOn w:val="32"/>
+    <w:basedOn w:val="34"/>
+    <w:qFormat/>
     <w:uiPriority w:val="62"/>
-    <w:pPr>
-      <w:spacing w:after="0" w:line="240" w:lineRule="auto"/>
-    </w:pPr>
     <w:tblPr>
       <w:tblBorders>
         <w:top w:val="single" w:color="000000" w:themeColor="text1" w:sz="8" w:space="0"/>
@@ -3732,12 +5411,6 @@
         <w:insideH w:val="single" w:color="000000" w:themeColor="text1" w:sz="8" w:space="0"/>
         <w:insideV w:val="single" w:color="000000" w:themeColor="text1" w:sz="8" w:space="0"/>
       </w:tblBorders>
-      <w:tblCellMar>
-        <w:top w:w="0" w:type="dxa"/>
-        <w:left w:w="108" w:type="dxa"/>
-        <w:bottom w:w="0" w:type="dxa"/>
-        <w:right w:w="108" w:type="dxa"/>
-      </w:tblCellMar>
     </w:tblPr>
     <w:tblStylePr w:type="firstRow">
       <w:pPr>
@@ -3842,13 +5515,11 @@
       </w:tcPr>
     </w:tblStylePr>
   </w:style>
-  <w:style w:type="table" w:styleId="49">
+  <w:style w:type="table" w:styleId="51">
     <w:name w:val="Light Grid Accent 1"/>
-    <w:basedOn w:val="32"/>
+    <w:basedOn w:val="34"/>
+    <w:qFormat/>
     <w:uiPriority w:val="62"/>
-    <w:pPr>
-      <w:spacing w:after="0" w:line="240" w:lineRule="auto"/>
-    </w:pPr>
     <w:tblPr>
       <w:tblBorders>
         <w:top w:val="single" w:color="4F81BD" w:themeColor="accent1" w:sz="8" w:space="0"/>
@@ -3858,12 +5529,6 @@
         <w:insideH w:val="single" w:color="4F81BD" w:themeColor="accent1" w:sz="8" w:space="0"/>
         <w:insideV w:val="single" w:color="4F81BD" w:themeColor="accent1" w:sz="8" w:space="0"/>
       </w:tblBorders>
-      <w:tblCellMar>
-        <w:top w:w="0" w:type="dxa"/>
-        <w:left w:w="108" w:type="dxa"/>
-        <w:bottom w:w="0" w:type="dxa"/>
-        <w:right w:w="108" w:type="dxa"/>
-      </w:tblCellMar>
     </w:tblPr>
     <w:tblStylePr w:type="firstRow">
       <w:pPr>
@@ -3968,13 +5633,11 @@
       </w:tcPr>
     </w:tblStylePr>
   </w:style>
-  <w:style w:type="table" w:styleId="50">
+  <w:style w:type="table" w:styleId="52">
     <w:name w:val="Light Grid Accent 2"/>
-    <w:basedOn w:val="32"/>
+    <w:basedOn w:val="34"/>
+    <w:qFormat/>
     <w:uiPriority w:val="62"/>
-    <w:pPr>
-      <w:spacing w:after="0" w:line="240" w:lineRule="auto"/>
-    </w:pPr>
     <w:tblPr>
       <w:tblBorders>
         <w:top w:val="single" w:color="C0504D" w:themeColor="accent2" w:sz="8" w:space="0"/>
@@ -3984,12 +5647,6 @@
         <w:insideH w:val="single" w:color="C0504D" w:themeColor="accent2" w:sz="8" w:space="0"/>
         <w:insideV w:val="single" w:color="C0504D" w:themeColor="accent2" w:sz="8" w:space="0"/>
       </w:tblBorders>
-      <w:tblCellMar>
-        <w:top w:w="0" w:type="dxa"/>
-        <w:left w:w="108" w:type="dxa"/>
-        <w:bottom w:w="0" w:type="dxa"/>
-        <w:right w:w="108" w:type="dxa"/>
-      </w:tblCellMar>
     </w:tblPr>
     <w:tblStylePr w:type="firstRow">
       <w:pPr>
@@ -4094,13 +5751,11 @@
       </w:tcPr>
     </w:tblStylePr>
   </w:style>
-  <w:style w:type="table" w:styleId="51">
+  <w:style w:type="table" w:styleId="53">
     <w:name w:val="Light Grid Accent 3"/>
-    <w:basedOn w:val="32"/>
+    <w:basedOn w:val="34"/>
+    <w:qFormat/>
     <w:uiPriority w:val="62"/>
-    <w:pPr>
-      <w:spacing w:after="0" w:line="240" w:lineRule="auto"/>
-    </w:pPr>
     <w:tblPr>
       <w:tblBorders>
         <w:top w:val="single" w:color="9BBB59" w:themeColor="accent3" w:sz="8" w:space="0"/>
@@ -4110,12 +5765,6 @@
         <w:insideH w:val="single" w:color="9BBB59" w:themeColor="accent3" w:sz="8" w:space="0"/>
         <w:insideV w:val="single" w:color="9BBB59" w:themeColor="accent3" w:sz="8" w:space="0"/>
       </w:tblBorders>
-      <w:tblCellMar>
-        <w:top w:w="0" w:type="dxa"/>
-        <w:left w:w="108" w:type="dxa"/>
-        <w:bottom w:w="0" w:type="dxa"/>
-        <w:right w:w="108" w:type="dxa"/>
-      </w:tblCellMar>
     </w:tblPr>
     <w:tblStylePr w:type="firstRow">
       <w:pPr>
@@ -4220,13 +5869,11 @@
       </w:tcPr>
     </w:tblStylePr>
   </w:style>
-  <w:style w:type="table" w:styleId="52">
+  <w:style w:type="table" w:styleId="54">
     <w:name w:val="Light Grid Accent 4"/>
-    <w:basedOn w:val="32"/>
+    <w:basedOn w:val="34"/>
+    <w:qFormat/>
     <w:uiPriority w:val="62"/>
-    <w:pPr>
-      <w:spacing w:after="0" w:line="240" w:lineRule="auto"/>
-    </w:pPr>
     <w:tblPr>
       <w:tblBorders>
         <w:top w:val="single" w:color="8064A2" w:themeColor="accent4" w:sz="8" w:space="0"/>
@@ -4236,12 +5883,6 @@
         <w:insideH w:val="single" w:color="8064A2" w:themeColor="accent4" w:sz="8" w:space="0"/>
         <w:insideV w:val="single" w:color="8064A2" w:themeColor="accent4" w:sz="8" w:space="0"/>
       </w:tblBorders>
-      <w:tblCellMar>
-        <w:top w:w="0" w:type="dxa"/>
-        <w:left w:w="108" w:type="dxa"/>
-        <w:bottom w:w="0" w:type="dxa"/>
-        <w:right w:w="108" w:type="dxa"/>
-      </w:tblCellMar>
     </w:tblPr>
     <w:tblStylePr w:type="firstRow">
       <w:pPr>
@@ -4346,13 +5987,11 @@
       </w:tcPr>
     </w:tblStylePr>
   </w:style>
-  <w:style w:type="table" w:styleId="53">
+  <w:style w:type="table" w:styleId="55">
     <w:name w:val="Light Grid Accent 5"/>
-    <w:basedOn w:val="32"/>
+    <w:basedOn w:val="34"/>
+    <w:qFormat/>
     <w:uiPriority w:val="62"/>
-    <w:pPr>
-      <w:spacing w:after="0" w:line="240" w:lineRule="auto"/>
-    </w:pPr>
     <w:tblPr>
       <w:tblBorders>
         <w:top w:val="single" w:color="4BACC6" w:themeColor="accent5" w:sz="8" w:space="0"/>
@@ -4362,12 +6001,6 @@
         <w:insideH w:val="single" w:color="4BACC6" w:themeColor="accent5" w:sz="8" w:space="0"/>
         <w:insideV w:val="single" w:color="4BACC6" w:themeColor="accent5" w:sz="8" w:space="0"/>
       </w:tblBorders>
-      <w:tblCellMar>
-        <w:top w:w="0" w:type="dxa"/>
-        <w:left w:w="108" w:type="dxa"/>
-        <w:bottom w:w="0" w:type="dxa"/>
-        <w:right w:w="108" w:type="dxa"/>
-      </w:tblCellMar>
     </w:tblPr>
     <w:tblStylePr w:type="firstRow">
       <w:pPr>
@@ -4472,13 +6105,11 @@
       </w:tcPr>
     </w:tblStylePr>
   </w:style>
-  <w:style w:type="table" w:styleId="54">
+  <w:style w:type="table" w:styleId="56">
     <w:name w:val="Light Grid Accent 6"/>
-    <w:basedOn w:val="32"/>
+    <w:basedOn w:val="34"/>
+    <w:qFormat/>
     <w:uiPriority w:val="62"/>
-    <w:pPr>
-      <w:spacing w:after="0" w:line="240" w:lineRule="auto"/>
-    </w:pPr>
     <w:tblPr>
       <w:tblBorders>
         <w:top w:val="single" w:color="F79646" w:themeColor="accent6" w:sz="8" w:space="0"/>
@@ -4488,12 +6119,6 @@
         <w:insideH w:val="single" w:color="F79646" w:themeColor="accent6" w:sz="8" w:space="0"/>
         <w:insideV w:val="single" w:color="F79646" w:themeColor="accent6" w:sz="8" w:space="0"/>
       </w:tblBorders>
-      <w:tblCellMar>
-        <w:top w:w="0" w:type="dxa"/>
-        <w:left w:w="108" w:type="dxa"/>
-        <w:bottom w:w="0" w:type="dxa"/>
-        <w:right w:w="108" w:type="dxa"/>
-      </w:tblCellMar>
     </w:tblPr>
     <w:tblStylePr w:type="firstRow">
       <w:pPr>
@@ -4598,13 +6223,11 @@
       </w:tcPr>
     </w:tblStylePr>
   </w:style>
-  <w:style w:type="table" w:styleId="55">
+  <w:style w:type="table" w:styleId="57">
     <w:name w:val="Medium Shading 1"/>
-    <w:basedOn w:val="32"/>
+    <w:basedOn w:val="34"/>
+    <w:qFormat/>
     <w:uiPriority w:val="63"/>
-    <w:pPr>
-      <w:spacing w:after="0" w:line="240" w:lineRule="auto"/>
-    </w:pPr>
     <w:tblPr>
       <w:tblBorders>
         <w:top w:val="single" w:color="3F3F3F" w:themeColor="text1" w:themeTint="BF" w:sz="8" w:space="0"/>
@@ -4613,12 +6236,6 @@
         <w:right w:val="single" w:color="3F3F3F" w:themeColor="text1" w:themeTint="BF" w:sz="8" w:space="0"/>
         <w:insideH w:val="single" w:color="3F3F3F" w:themeColor="text1" w:themeTint="BF" w:sz="8" w:space="0"/>
       </w:tblBorders>
-      <w:tblCellMar>
-        <w:top w:w="0" w:type="dxa"/>
-        <w:left w:w="108" w:type="dxa"/>
-        <w:bottom w:w="0" w:type="dxa"/>
-        <w:right w:w="108" w:type="dxa"/>
-      </w:tblCellMar>
     </w:tblPr>
     <w:tblStylePr w:type="firstRow">
       <w:pPr>
@@ -4705,13 +6322,11 @@
       </w:tcPr>
     </w:tblStylePr>
   </w:style>
-  <w:style w:type="table" w:styleId="56">
+  <w:style w:type="table" w:styleId="58">
     <w:name w:val="Medium Shading 1 Accent 1"/>
-    <w:basedOn w:val="32"/>
+    <w:basedOn w:val="34"/>
+    <w:qFormat/>
     <w:uiPriority w:val="63"/>
-    <w:pPr>
-      <w:spacing w:after="0" w:line="240" w:lineRule="auto"/>
-    </w:pPr>
     <w:tblPr>
       <w:tblBorders>
         <w:top w:val="single" w:color="7BA0CD" w:themeColor="accent1" w:themeTint="BF" w:sz="8" w:space="0"/>
@@ -4720,12 +6335,6 @@
         <w:right w:val="single" w:color="7BA0CD" w:themeColor="accent1" w:themeTint="BF" w:sz="8" w:space="0"/>
         <w:insideH w:val="single" w:color="7BA0CD" w:themeColor="accent1" w:themeTint="BF" w:sz="8" w:space="0"/>
       </w:tblBorders>
-      <w:tblCellMar>
-        <w:top w:w="0" w:type="dxa"/>
-        <w:left w:w="108" w:type="dxa"/>
-        <w:bottom w:w="0" w:type="dxa"/>
-        <w:right w:w="108" w:type="dxa"/>
-      </w:tblCellMar>
     </w:tblPr>
     <w:tblStylePr w:type="firstRow">
       <w:pPr>
@@ -4812,13 +6421,11 @@
       </w:tcPr>
     </w:tblStylePr>
   </w:style>
-  <w:style w:type="table" w:styleId="57">
+  <w:style w:type="table" w:styleId="59">
     <w:name w:val="Medium Shading 1 Accent 2"/>
-    <w:basedOn w:val="32"/>
+    <w:basedOn w:val="34"/>
+    <w:qFormat/>
     <w:uiPriority w:val="63"/>
-    <w:pPr>
-      <w:spacing w:after="0" w:line="240" w:lineRule="auto"/>
-    </w:pPr>
     <w:tblPr>
       <w:tblBorders>
         <w:top w:val="single" w:color="CF7B79" w:themeColor="accent2" w:themeTint="BF" w:sz="8" w:space="0"/>
@@ -4827,12 +6434,6 @@
         <w:right w:val="single" w:color="CF7B79" w:themeColor="accent2" w:themeTint="BF" w:sz="8" w:space="0"/>
         <w:insideH w:val="single" w:color="CF7B79" w:themeColor="accent2" w:themeTint="BF" w:sz="8" w:space="0"/>
       </w:tblBorders>
-      <w:tblCellMar>
-        <w:top w:w="0" w:type="dxa"/>
-        <w:left w:w="108" w:type="dxa"/>
-        <w:bottom w:w="0" w:type="dxa"/>
-        <w:right w:w="108" w:type="dxa"/>
-      </w:tblCellMar>
     </w:tblPr>
     <w:tblStylePr w:type="firstRow">
       <w:pPr>
@@ -4919,13 +6520,11 @@
       </w:tcPr>
     </w:tblStylePr>
   </w:style>
-  <w:style w:type="table" w:styleId="58">
+  <w:style w:type="table" w:styleId="60">
     <w:name w:val="Medium Shading 1 Accent 3"/>
-    <w:basedOn w:val="32"/>
+    <w:basedOn w:val="34"/>
+    <w:qFormat/>
     <w:uiPriority w:val="63"/>
-    <w:pPr>
-      <w:spacing w:after="0" w:line="240" w:lineRule="auto"/>
-    </w:pPr>
     <w:tblPr>
       <w:tblBorders>
         <w:top w:val="single" w:color="B4CC82" w:themeColor="accent3" w:themeTint="BF" w:sz="8" w:space="0"/>
@@ -4934,12 +6533,6 @@
         <w:right w:val="single" w:color="B4CC82" w:themeColor="accent3" w:themeTint="BF" w:sz="8" w:space="0"/>
         <w:insideH w:val="single" w:color="B4CC82" w:themeColor="accent3" w:themeTint="BF" w:sz="8" w:space="0"/>
       </w:tblBorders>
-      <w:tblCellMar>
-        <w:top w:w="0" w:type="dxa"/>
-        <w:left w:w="108" w:type="dxa"/>
-        <w:bottom w:w="0" w:type="dxa"/>
-        <w:right w:w="108" w:type="dxa"/>
-      </w:tblCellMar>
     </w:tblPr>
     <w:tblStylePr w:type="firstRow">
       <w:pPr>
@@ -5026,13 +6619,11 @@
       </w:tcPr>
     </w:tblStylePr>
   </w:style>
-  <w:style w:type="table" w:styleId="59">
+  <w:style w:type="table" w:styleId="61">
     <w:name w:val="Medium Shading 1 Accent 4"/>
-    <w:basedOn w:val="32"/>
+    <w:basedOn w:val="34"/>
+    <w:qFormat/>
     <w:uiPriority w:val="63"/>
-    <w:pPr>
-      <w:spacing w:after="0" w:line="240" w:lineRule="auto"/>
-    </w:pPr>
     <w:tblPr>
       <w:tblBorders>
         <w:top w:val="single" w:color="9F8AB9" w:themeColor="accent4" w:themeTint="BF" w:sz="8" w:space="0"/>
@@ -5041,12 +6632,6 @@
         <w:right w:val="single" w:color="9F8AB9" w:themeColor="accent4" w:themeTint="BF" w:sz="8" w:space="0"/>
         <w:insideH w:val="single" w:color="9F8AB9" w:themeColor="accent4" w:themeTint="BF" w:sz="8" w:space="0"/>
       </w:tblBorders>
-      <w:tblCellMar>
-        <w:top w:w="0" w:type="dxa"/>
-        <w:left w:w="108" w:type="dxa"/>
-        <w:bottom w:w="0" w:type="dxa"/>
-        <w:right w:w="108" w:type="dxa"/>
-      </w:tblCellMar>
     </w:tblPr>
     <w:tblStylePr w:type="firstRow">
       <w:pPr>
@@ -5133,13 +6718,11 @@
       </w:tcPr>
     </w:tblStylePr>
   </w:style>
-  <w:style w:type="table" w:styleId="60">
+  <w:style w:type="table" w:styleId="62">
     <w:name w:val="Medium Shading 1 Accent 5"/>
-    <w:basedOn w:val="32"/>
+    <w:basedOn w:val="34"/>
+    <w:qFormat/>
     <w:uiPriority w:val="63"/>
-    <w:pPr>
-      <w:spacing w:after="0" w:line="240" w:lineRule="auto"/>
-    </w:pPr>
     <w:tblPr>
       <w:tblBorders>
         <w:top w:val="single" w:color="78C0D4" w:themeColor="accent5" w:themeTint="BF" w:sz="8" w:space="0"/>
@@ -5148,12 +6731,6 @@
         <w:right w:val="single" w:color="78C0D4" w:themeColor="accent5" w:themeTint="BF" w:sz="8" w:space="0"/>
         <w:insideH w:val="single" w:color="78C0D4" w:themeColor="accent5" w:themeTint="BF" w:sz="8" w:space="0"/>
       </w:tblBorders>
-      <w:tblCellMar>
-        <w:top w:w="0" w:type="dxa"/>
-        <w:left w:w="108" w:type="dxa"/>
-        <w:bottom w:w="0" w:type="dxa"/>
-        <w:right w:w="108" w:type="dxa"/>
-      </w:tblCellMar>
     </w:tblPr>
     <w:tblStylePr w:type="firstRow">
       <w:pPr>
@@ -5240,13 +6817,11 @@
       </w:tcPr>
     </w:tblStylePr>
   </w:style>
-  <w:style w:type="table" w:styleId="61">
+  <w:style w:type="table" w:styleId="63">
     <w:name w:val="Medium Shading 1 Accent 6"/>
-    <w:basedOn w:val="32"/>
+    <w:basedOn w:val="34"/>
+    <w:qFormat/>
     <w:uiPriority w:val="63"/>
-    <w:pPr>
-      <w:spacing w:after="0" w:line="240" w:lineRule="auto"/>
-    </w:pPr>
     <w:tblPr>
       <w:tblBorders>
         <w:top w:val="single" w:color="F9B074" w:themeColor="accent6" w:themeTint="BF" w:sz="8" w:space="0"/>
@@ -5255,12 +6830,6 @@
         <w:right w:val="single" w:color="F9B074" w:themeColor="accent6" w:themeTint="BF" w:sz="8" w:space="0"/>
         <w:insideH w:val="single" w:color="F9B074" w:themeColor="accent6" w:themeTint="BF" w:sz="8" w:space="0"/>
       </w:tblBorders>
-      <w:tblCellMar>
-        <w:top w:w="0" w:type="dxa"/>
-        <w:left w:w="108" w:type="dxa"/>
-        <w:bottom w:w="0" w:type="dxa"/>
-        <w:right w:w="108" w:type="dxa"/>
-      </w:tblCellMar>
     </w:tblPr>
     <w:tblStylePr w:type="firstRow">
       <w:pPr>
@@ -5347,24 +6916,16 @@
       </w:tcPr>
     </w:tblStylePr>
   </w:style>
-  <w:style w:type="table" w:styleId="62">
+  <w:style w:type="table" w:styleId="64">
     <w:name w:val="Medium Shading 2"/>
-    <w:basedOn w:val="32"/>
+    <w:basedOn w:val="34"/>
+    <w:qFormat/>
     <w:uiPriority w:val="64"/>
-    <w:pPr>
-      <w:spacing w:after="0" w:line="240" w:lineRule="auto"/>
-    </w:pPr>
     <w:tblPr>
       <w:tblBorders>
         <w:top w:val="single" w:color="auto" w:sz="18" w:space="0"/>
         <w:bottom w:val="single" w:color="auto" w:sz="18" w:space="0"/>
       </w:tblBorders>
-      <w:tblCellMar>
-        <w:top w:w="0" w:type="dxa"/>
-        <w:left w:w="108" w:type="dxa"/>
-        <w:bottom w:w="0" w:type="dxa"/>
-        <w:right w:w="108" w:type="dxa"/>
-      </w:tblCellMar>
     </w:tblPr>
     <w:tblStylePr w:type="firstRow">
       <w:pPr>
@@ -5512,24 +7073,16 @@
       </w:tcPr>
     </w:tblStylePr>
   </w:style>
-  <w:style w:type="table" w:styleId="63">
+  <w:style w:type="table" w:styleId="65">
     <w:name w:val="Medium Shading 2 Accent 1"/>
-    <w:basedOn w:val="32"/>
+    <w:basedOn w:val="34"/>
+    <w:qFormat/>
     <w:uiPriority w:val="64"/>
-    <w:pPr>
-      <w:spacing w:after="0" w:line="240" w:lineRule="auto"/>
-    </w:pPr>
     <w:tblPr>
       <w:tblBorders>
         <w:top w:val="single" w:color="auto" w:sz="18" w:space="0"/>
         <w:bottom w:val="single" w:color="auto" w:sz="18" w:space="0"/>
       </w:tblBorders>
-      <w:tblCellMar>
-        <w:top w:w="0" w:type="dxa"/>
-        <w:left w:w="108" w:type="dxa"/>
-        <w:bottom w:w="0" w:type="dxa"/>
-        <w:right w:w="108" w:type="dxa"/>
-      </w:tblCellMar>
     </w:tblPr>
     <w:tblStylePr w:type="firstRow">
       <w:pPr>
@@ -5677,24 +7230,16 @@
       </w:tcPr>
     </w:tblStylePr>
   </w:style>
-  <w:style w:type="table" w:styleId="64">
+  <w:style w:type="table" w:styleId="66">
     <w:name w:val="Medium Shading 2 Accent 2"/>
-    <w:basedOn w:val="32"/>
+    <w:basedOn w:val="34"/>
+    <w:qFormat/>
     <w:uiPriority w:val="64"/>
-    <w:pPr>
-      <w:spacing w:after="0" w:line="240" w:lineRule="auto"/>
-    </w:pPr>
     <w:tblPr>
       <w:tblBorders>
         <w:top w:val="single" w:color="auto" w:sz="18" w:space="0"/>
         <w:bottom w:val="single" w:color="auto" w:sz="18" w:space="0"/>
       </w:tblBorders>
-      <w:tblCellMar>
-        <w:top w:w="0" w:type="dxa"/>
-        <w:left w:w="108" w:type="dxa"/>
-        <w:bottom w:w="0" w:type="dxa"/>
-        <w:right w:w="108" w:type="dxa"/>
-      </w:tblCellMar>
     </w:tblPr>
     <w:tblStylePr w:type="firstRow">
       <w:pPr>
@@ -5842,24 +7387,16 @@
       </w:tcPr>
     </w:tblStylePr>
   </w:style>
-  <w:style w:type="table" w:styleId="65">
+  <w:style w:type="table" w:styleId="67">
     <w:name w:val="Medium Shading 2 Accent 3"/>
-    <w:basedOn w:val="32"/>
+    <w:basedOn w:val="34"/>
+    <w:qFormat/>
     <w:uiPriority w:val="64"/>
-    <w:pPr>
-      <w:spacing w:after="0" w:line="240" w:lineRule="auto"/>
-    </w:pPr>
     <w:tblPr>
       <w:tblBorders>
         <w:top w:val="single" w:color="auto" w:sz="18" w:space="0"/>
         <w:bottom w:val="single" w:color="auto" w:sz="18" w:space="0"/>
       </w:tblBorders>
-      <w:tblCellMar>
-        <w:top w:w="0" w:type="dxa"/>
-        <w:left w:w="108" w:type="dxa"/>
-        <w:bottom w:w="0" w:type="dxa"/>
-        <w:right w:w="108" w:type="dxa"/>
-      </w:tblCellMar>
     </w:tblPr>
     <w:tblStylePr w:type="firstRow">
       <w:pPr>
@@ -6007,24 +7544,16 @@
       </w:tcPr>
     </w:tblStylePr>
   </w:style>
-  <w:style w:type="table" w:styleId="66">
+  <w:style w:type="table" w:styleId="68">
     <w:name w:val="Medium Shading 2 Accent 4"/>
-    <w:basedOn w:val="32"/>
+    <w:basedOn w:val="34"/>
+    <w:qFormat/>
     <w:uiPriority w:val="64"/>
-    <w:pPr>
-      <w:spacing w:after="0" w:line="240" w:lineRule="auto"/>
-    </w:pPr>
     <w:tblPr>
       <w:tblBorders>
         <w:top w:val="single" w:color="auto" w:sz="18" w:space="0"/>
         <w:bottom w:val="single" w:color="auto" w:sz="18" w:space="0"/>
       </w:tblBorders>
-      <w:tblCellMar>
-        <w:top w:w="0" w:type="dxa"/>
-        <w:left w:w="108" w:type="dxa"/>
-        <w:bottom w:w="0" w:type="dxa"/>
-        <w:right w:w="108" w:type="dxa"/>
-      </w:tblCellMar>
     </w:tblPr>
     <w:tblStylePr w:type="firstRow">
       <w:pPr>
@@ -6172,24 +7701,16 @@
       </w:tcPr>
     </w:tblStylePr>
   </w:style>
-  <w:style w:type="table" w:styleId="67">
+  <w:style w:type="table" w:styleId="69">
     <w:name w:val="Medium Shading 2 Accent 5"/>
-    <w:basedOn w:val="32"/>
+    <w:basedOn w:val="34"/>
+    <w:qFormat/>
     <w:uiPriority w:val="64"/>
-    <w:pPr>
-      <w:spacing w:after="0" w:line="240" w:lineRule="auto"/>
-    </w:pPr>
     <w:tblPr>
       <w:tblBorders>
         <w:top w:val="single" w:color="auto" w:sz="18" w:space="0"/>
         <w:bottom w:val="single" w:color="auto" w:sz="18" w:space="0"/>
       </w:tblBorders>
-      <w:tblCellMar>
-        <w:top w:w="0" w:type="dxa"/>
-        <w:left w:w="108" w:type="dxa"/>
-        <w:bottom w:w="0" w:type="dxa"/>
-        <w:right w:w="108" w:type="dxa"/>
-      </w:tblCellMar>
     </w:tblPr>
     <w:tblStylePr w:type="firstRow">
       <w:pPr>
@@ -6337,24 +7858,16 @@
       </w:tcPr>
     </w:tblStylePr>
   </w:style>
-  <w:style w:type="table" w:styleId="68">
+  <w:style w:type="table" w:styleId="70">
     <w:name w:val="Medium Shading 2 Accent 6"/>
-    <w:basedOn w:val="32"/>
+    <w:basedOn w:val="34"/>
+    <w:qFormat/>
     <w:uiPriority w:val="64"/>
-    <w:pPr>
-      <w:spacing w:after="0" w:line="240" w:lineRule="auto"/>
-    </w:pPr>
     <w:tblPr>
       <w:tblBorders>
         <w:top w:val="single" w:color="auto" w:sz="18" w:space="0"/>
         <w:bottom w:val="single" w:color="auto" w:sz="18" w:space="0"/>
       </w:tblBorders>
-      <w:tblCellMar>
-        <w:top w:w="0" w:type="dxa"/>
-        <w:left w:w="108" w:type="dxa"/>
-        <w:bottom w:w="0" w:type="dxa"/>
-        <w:right w:w="108" w:type="dxa"/>
-      </w:tblCellMar>
     </w:tblPr>
     <w:tblStylePr w:type="firstRow">
       <w:pPr>
@@ -6502,13 +8015,11 @@
       </w:tcPr>
     </w:tblStylePr>
   </w:style>
-  <w:style w:type="table" w:styleId="69">
+  <w:style w:type="table" w:styleId="71">
     <w:name w:val="Medium List 1"/>
-    <w:basedOn w:val="32"/>
+    <w:basedOn w:val="34"/>
+    <w:qFormat/>
     <w:uiPriority w:val="65"/>
-    <w:pPr>
-      <w:spacing w:after="0" w:line="240" w:lineRule="auto"/>
-    </w:pPr>
     <w:rPr>
       <w:color w:val="000000" w:themeColor="text1"/>
       <w14:textFill>
@@ -6522,12 +8033,6 @@
         <w:top w:val="single" w:color="000000" w:themeColor="text1" w:sz="8" w:space="0"/>
         <w:bottom w:val="single" w:color="000000" w:themeColor="text1" w:sz="8" w:space="0"/>
       </w:tblBorders>
-      <w:tblCellMar>
-        <w:top w:w="0" w:type="dxa"/>
-        <w:left w:w="108" w:type="dxa"/>
-        <w:bottom w:w="0" w:type="dxa"/>
-        <w:right w:w="108" w:type="dxa"/>
-      </w:tblCellMar>
     </w:tblPr>
     <w:tblStylePr w:type="firstRow">
       <w:rPr>
@@ -6592,13 +8097,11 @@
       </w:tcPr>
     </w:tblStylePr>
   </w:style>
-  <w:style w:type="table" w:styleId="70">
+  <w:style w:type="table" w:styleId="72">
     <w:name w:val="Medium List 1 Accent 1"/>
-    <w:basedOn w:val="32"/>
+    <w:basedOn w:val="34"/>
+    <w:qFormat/>
     <w:uiPriority w:val="65"/>
-    <w:pPr>
-      <w:spacing w:after="0" w:line="240" w:lineRule="auto"/>
-    </w:pPr>
     <w:rPr>
       <w:color w:val="000000" w:themeColor="text1"/>
       <w14:textFill>
@@ -6612,12 +8115,6 @@
         <w:top w:val="single" w:color="4F81BD" w:themeColor="accent1" w:sz="8" w:space="0"/>
         <w:bottom w:val="single" w:color="4F81BD" w:themeColor="accent1" w:sz="8" w:space="0"/>
       </w:tblBorders>
-      <w:tblCellMar>
-        <w:top w:w="0" w:type="dxa"/>
-        <w:left w:w="108" w:type="dxa"/>
-        <w:bottom w:w="0" w:type="dxa"/>
-        <w:right w:w="108" w:type="dxa"/>
-      </w:tblCellMar>
     </w:tblPr>
     <w:tblStylePr w:type="firstRow">
       <w:rPr>
@@ -6682,13 +8179,11 @@
       </w:tcPr>
     </w:tblStylePr>
   </w:style>
-  <w:style w:type="table" w:styleId="71">
+  <w:style w:type="table" w:styleId="73">
     <w:name w:val="Medium List 1 Accent 2"/>
-    <w:basedOn w:val="32"/>
+    <w:basedOn w:val="34"/>
+    <w:qFormat/>
     <w:uiPriority w:val="65"/>
-    <w:pPr>
-      <w:spacing w:after="0" w:line="240" w:lineRule="auto"/>
-    </w:pPr>
     <w:rPr>
       <w:color w:val="000000" w:themeColor="text1"/>
       <w14:textFill>
@@ -6702,12 +8197,6 @@
         <w:top w:val="single" w:color="C0504D" w:themeColor="accent2" w:sz="8" w:space="0"/>
         <w:bottom w:val="single" w:color="C0504D" w:themeColor="accent2" w:sz="8" w:space="0"/>
       </w:tblBorders>
-      <w:tblCellMar>
-        <w:top w:w="0" w:type="dxa"/>
-        <w:left w:w="108" w:type="dxa"/>
-        <w:bottom w:w="0" w:type="dxa"/>
-        <w:right w:w="108" w:type="dxa"/>
-      </w:tblCellMar>
     </w:tblPr>
     <w:tblStylePr w:type="firstRow">
       <w:rPr>
@@ -6772,13 +8261,11 @@
       </w:tcPr>
     </w:tblStylePr>
   </w:style>
-  <w:style w:type="table" w:styleId="72">
+  <w:style w:type="table" w:styleId="74">
     <w:name w:val="Medium List 1 Accent 3"/>
-    <w:basedOn w:val="32"/>
+    <w:basedOn w:val="34"/>
+    <w:qFormat/>
     <w:uiPriority w:val="65"/>
-    <w:pPr>
-      <w:spacing w:after="0" w:line="240" w:lineRule="auto"/>
-    </w:pPr>
     <w:rPr>
       <w:color w:val="000000" w:themeColor="text1"/>
       <w14:textFill>
@@ -6792,12 +8279,6 @@
         <w:top w:val="single" w:color="9BBB59" w:themeColor="accent3" w:sz="8" w:space="0"/>
         <w:bottom w:val="single" w:color="9BBB59" w:themeColor="accent3" w:sz="8" w:space="0"/>
       </w:tblBorders>
-      <w:tblCellMar>
-        <w:top w:w="0" w:type="dxa"/>
-        <w:left w:w="108" w:type="dxa"/>
-        <w:bottom w:w="0" w:type="dxa"/>
-        <w:right w:w="108" w:type="dxa"/>
-      </w:tblCellMar>
     </w:tblPr>
     <w:tblStylePr w:type="firstRow">
       <w:rPr>
@@ -6862,13 +8343,11 @@
       </w:tcPr>
     </w:tblStylePr>
   </w:style>
-  <w:style w:type="table" w:styleId="73">
+  <w:style w:type="table" w:styleId="75">
     <w:name w:val="Medium List 1 Accent 4"/>
-    <w:basedOn w:val="32"/>
+    <w:basedOn w:val="34"/>
+    <w:qFormat/>
     <w:uiPriority w:val="65"/>
-    <w:pPr>
-      <w:spacing w:after="0" w:line="240" w:lineRule="auto"/>
-    </w:pPr>
     <w:rPr>
       <w:color w:val="000000" w:themeColor="text1"/>
       <w14:textFill>
@@ -6882,12 +8361,6 @@
         <w:top w:val="single" w:color="8064A2" w:themeColor="accent4" w:sz="8" w:space="0"/>
         <w:bottom w:val="single" w:color="8064A2" w:themeColor="accent4" w:sz="8" w:space="0"/>
       </w:tblBorders>
-      <w:tblCellMar>
-        <w:top w:w="0" w:type="dxa"/>
-        <w:left w:w="108" w:type="dxa"/>
-        <w:bottom w:w="0" w:type="dxa"/>
-        <w:right w:w="108" w:type="dxa"/>
-      </w:tblCellMar>
     </w:tblPr>
     <w:tblStylePr w:type="firstRow">
       <w:rPr>
@@ -6952,13 +8425,11 @@
       </w:tcPr>
     </w:tblStylePr>
   </w:style>
-  <w:style w:type="table" w:styleId="74">
+  <w:style w:type="table" w:styleId="76">
     <w:name w:val="Medium List 1 Accent 5"/>
-    <w:basedOn w:val="32"/>
+    <w:basedOn w:val="34"/>
+    <w:qFormat/>
     <w:uiPriority w:val="65"/>
-    <w:pPr>
-      <w:spacing w:after="0" w:line="240" w:lineRule="auto"/>
-    </w:pPr>
     <w:rPr>
       <w:color w:val="000000" w:themeColor="text1"/>
       <w14:textFill>
@@ -6972,12 +8443,6 @@
         <w:top w:val="single" w:color="4BACC6" w:themeColor="accent5" w:sz="8" w:space="0"/>
         <w:bottom w:val="single" w:color="4BACC6" w:themeColor="accent5" w:sz="8" w:space="0"/>
       </w:tblBorders>
-      <w:tblCellMar>
-        <w:top w:w="0" w:type="dxa"/>
-        <w:left w:w="108" w:type="dxa"/>
-        <w:bottom w:w="0" w:type="dxa"/>
-        <w:right w:w="108" w:type="dxa"/>
-      </w:tblCellMar>
     </w:tblPr>
     <w:tblStylePr w:type="firstRow">
       <w:rPr>
@@ -7042,13 +8507,11 @@
       </w:tcPr>
     </w:tblStylePr>
   </w:style>
-  <w:style w:type="table" w:styleId="75">
+  <w:style w:type="table" w:styleId="77">
     <w:name w:val="Medium List 1 Accent 6"/>
-    <w:basedOn w:val="32"/>
+    <w:basedOn w:val="34"/>
+    <w:qFormat/>
     <w:uiPriority w:val="65"/>
-    <w:pPr>
-      <w:spacing w:after="0" w:line="240" w:lineRule="auto"/>
-    </w:pPr>
     <w:rPr>
       <w:color w:val="000000" w:themeColor="text1"/>
       <w14:textFill>
@@ -7062,12 +8525,6 @@
         <w:top w:val="single" w:color="F79646" w:themeColor="accent6" w:sz="8" w:space="0"/>
         <w:bottom w:val="single" w:color="F79646" w:themeColor="accent6" w:sz="8" w:space="0"/>
       </w:tblBorders>
-      <w:tblCellMar>
-        <w:top w:w="0" w:type="dxa"/>
-        <w:left w:w="108" w:type="dxa"/>
-        <w:bottom w:w="0" w:type="dxa"/>
-        <w:right w:w="108" w:type="dxa"/>
-      </w:tblCellMar>
     </w:tblPr>
     <w:tblStylePr w:type="firstRow">
       <w:rPr>
@@ -7132,13 +8589,11 @@
       </w:tcPr>
     </w:tblStylePr>
   </w:style>
-  <w:style w:type="table" w:styleId="76">
+  <w:style w:type="table" w:styleId="78">
     <w:name w:val="Medium List 2"/>
-    <w:basedOn w:val="32"/>
+    <w:basedOn w:val="34"/>
+    <w:qFormat/>
     <w:uiPriority w:val="66"/>
-    <w:pPr>
-      <w:spacing w:after="0" w:line="240" w:lineRule="auto"/>
-    </w:pPr>
     <w:rPr>
       <w:rFonts w:asciiTheme="majorHAnsi" w:hAnsiTheme="majorHAnsi" w:eastAsiaTheme="majorEastAsia" w:cstheme="majorBidi"/>
       <w:color w:val="000000" w:themeColor="text1"/>
@@ -7155,12 +8610,6 @@
         <w:bottom w:val="single" w:color="000000" w:themeColor="text1" w:sz="8" w:space="0"/>
         <w:right w:val="single" w:color="000000" w:themeColor="text1" w:sz="8" w:space="0"/>
       </w:tblBorders>
-      <w:tblCellMar>
-        <w:top w:w="0" w:type="dxa"/>
-        <w:left w:w="108" w:type="dxa"/>
-        <w:bottom w:w="0" w:type="dxa"/>
-        <w:right w:w="108" w:type="dxa"/>
-      </w:tblCellMar>
     </w:tblPr>
     <w:tblStylePr w:type="firstRow">
       <w:rPr>
@@ -7261,13 +8710,11 @@
       </w:tcPr>
     </w:tblStylePr>
   </w:style>
-  <w:style w:type="table" w:styleId="77">
+  <w:style w:type="table" w:styleId="79">
     <w:name w:val="Medium List 2 Accent 1"/>
-    <w:basedOn w:val="32"/>
+    <w:basedOn w:val="34"/>
+    <w:qFormat/>
     <w:uiPriority w:val="66"/>
-    <w:pPr>
-      <w:spacing w:after="0" w:line="240" w:lineRule="auto"/>
-    </w:pPr>
     <w:rPr>
       <w:rFonts w:asciiTheme="majorHAnsi" w:hAnsiTheme="majorHAnsi" w:eastAsiaTheme="majorEastAsia" w:cstheme="majorBidi"/>
       <w:color w:val="000000" w:themeColor="text1"/>
@@ -7284,12 +8731,6 @@
         <w:bottom w:val="single" w:color="4F81BD" w:themeColor="accent1" w:sz="8" w:space="0"/>
         <w:right w:val="single" w:color="4F81BD" w:themeColor="accent1" w:sz="8" w:space="0"/>
       </w:tblBorders>
-      <w:tblCellMar>
-        <w:top w:w="0" w:type="dxa"/>
-        <w:left w:w="108" w:type="dxa"/>
-        <w:bottom w:w="0" w:type="dxa"/>
-        <w:right w:w="108" w:type="dxa"/>
-      </w:tblCellMar>
     </w:tblPr>
     <w:tblStylePr w:type="firstRow">
       <w:rPr>
@@ -7390,13 +8831,11 @@
       </w:tcPr>
     </w:tblStylePr>
   </w:style>
-  <w:style w:type="table" w:styleId="78">
+  <w:style w:type="table" w:styleId="80">
     <w:name w:val="Medium List 2 Accent 2"/>
-    <w:basedOn w:val="32"/>
+    <w:basedOn w:val="34"/>
+    <w:qFormat/>
     <w:uiPriority w:val="66"/>
-    <w:pPr>
-      <w:spacing w:after="0" w:line="240" w:lineRule="auto"/>
-    </w:pPr>
     <w:rPr>
       <w:rFonts w:asciiTheme="majorHAnsi" w:hAnsiTheme="majorHAnsi" w:eastAsiaTheme="majorEastAsia" w:cstheme="majorBidi"/>
       <w:color w:val="000000" w:themeColor="text1"/>
@@ -7413,12 +8852,6 @@
         <w:bottom w:val="single" w:color="C0504D" w:themeColor="accent2" w:sz="8" w:space="0"/>
         <w:right w:val="single" w:color="C0504D" w:themeColor="accent2" w:sz="8" w:space="0"/>
       </w:tblBorders>
-      <w:tblCellMar>
-        <w:top w:w="0" w:type="dxa"/>
-        <w:left w:w="108" w:type="dxa"/>
-        <w:bottom w:w="0" w:type="dxa"/>
-        <w:right w:w="108" w:type="dxa"/>
-      </w:tblCellMar>
     </w:tblPr>
     <w:tblStylePr w:type="firstRow">
       <w:rPr>
@@ -7519,13 +8952,11 @@
       </w:tcPr>
     </w:tblStylePr>
   </w:style>
-  <w:style w:type="table" w:styleId="79">
+  <w:style w:type="table" w:styleId="81">
     <w:name w:val="Medium List 2 Accent 3"/>
-    <w:basedOn w:val="32"/>
+    <w:basedOn w:val="34"/>
+    <w:qFormat/>
     <w:uiPriority w:val="66"/>
-    <w:pPr>
-      <w:spacing w:after="0" w:line="240" w:lineRule="auto"/>
-    </w:pPr>
     <w:rPr>
       <w:rFonts w:asciiTheme="majorHAnsi" w:hAnsiTheme="majorHAnsi" w:eastAsiaTheme="majorEastAsia" w:cstheme="majorBidi"/>
       <w:color w:val="000000" w:themeColor="text1"/>
@@ -7542,12 +8973,6 @@
         <w:bottom w:val="single" w:color="9BBB59" w:themeColor="accent3" w:sz="8" w:space="0"/>
         <w:right w:val="single" w:color="9BBB59" w:themeColor="accent3" w:sz="8" w:space="0"/>
       </w:tblBorders>
-      <w:tblCellMar>
-        <w:top w:w="0" w:type="dxa"/>
-        <w:left w:w="108" w:type="dxa"/>
-        <w:bottom w:w="0" w:type="dxa"/>
-        <w:right w:w="108" w:type="dxa"/>
-      </w:tblCellMar>
     </w:tblPr>
     <w:tblStylePr w:type="firstRow">
       <w:rPr>
@@ -7648,13 +9073,11 @@
       </w:tcPr>
     </w:tblStylePr>
   </w:style>
-  <w:style w:type="table" w:styleId="80">
+  <w:style w:type="table" w:styleId="82">
     <w:name w:val="Medium List 2 Accent 4"/>
-    <w:basedOn w:val="32"/>
+    <w:basedOn w:val="34"/>
+    <w:qFormat/>
     <w:uiPriority w:val="66"/>
-    <w:pPr>
-      <w:spacing w:after="0" w:line="240" w:lineRule="auto"/>
-    </w:pPr>
     <w:rPr>
       <w:rFonts w:asciiTheme="majorHAnsi" w:hAnsiTheme="majorHAnsi" w:eastAsiaTheme="majorEastAsia" w:cstheme="majorBidi"/>
       <w:color w:val="000000" w:themeColor="text1"/>
@@ -7671,12 +9094,6 @@
         <w:bottom w:val="single" w:color="8064A2" w:themeColor="accent4" w:sz="8" w:space="0"/>
         <w:right w:val="single" w:color="8064A2" w:themeColor="accent4" w:sz="8" w:space="0"/>
       </w:tblBorders>
-      <w:tblCellMar>
-        <w:top w:w="0" w:type="dxa"/>
-        <w:left w:w="108" w:type="dxa"/>
-        <w:bottom w:w="0" w:type="dxa"/>
-        <w:right w:w="108" w:type="dxa"/>
-      </w:tblCellMar>
     </w:tblPr>
     <w:tblStylePr w:type="firstRow">
       <w:rPr>
@@ -7777,13 +9194,11 @@
       </w:tcPr>
     </w:tblStylePr>
   </w:style>
-  <w:style w:type="table" w:styleId="81">
+  <w:style w:type="table" w:styleId="83">
     <w:name w:val="Medium List 2 Accent 5"/>
-    <w:basedOn w:val="32"/>
+    <w:basedOn w:val="34"/>
+    <w:qFormat/>
     <w:uiPriority w:val="66"/>
-    <w:pPr>
-      <w:spacing w:after="0" w:line="240" w:lineRule="auto"/>
-    </w:pPr>
     <w:rPr>
       <w:rFonts w:asciiTheme="majorHAnsi" w:hAnsiTheme="majorHAnsi" w:eastAsiaTheme="majorEastAsia" w:cstheme="majorBidi"/>
       <w:color w:val="000000" w:themeColor="text1"/>
@@ -7800,12 +9215,6 @@
         <w:bottom w:val="single" w:color="4BACC6" w:themeColor="accent5" w:sz="8" w:space="0"/>
         <w:right w:val="single" w:color="4BACC6" w:themeColor="accent5" w:sz="8" w:space="0"/>
       </w:tblBorders>
-      <w:tblCellMar>
-        <w:top w:w="0" w:type="dxa"/>
-        <w:left w:w="108" w:type="dxa"/>
-        <w:bottom w:w="0" w:type="dxa"/>
-        <w:right w:w="108" w:type="dxa"/>
-      </w:tblCellMar>
     </w:tblPr>
     <w:tblStylePr w:type="firstRow">
       <w:rPr>
@@ -7906,13 +9315,11 @@
       </w:tcPr>
     </w:tblStylePr>
   </w:style>
-  <w:style w:type="table" w:styleId="82">
+  <w:style w:type="table" w:styleId="84">
     <w:name w:val="Medium List 2 Accent 6"/>
-    <w:basedOn w:val="32"/>
+    <w:basedOn w:val="34"/>
+    <w:qFormat/>
     <w:uiPriority w:val="66"/>
-    <w:pPr>
-      <w:spacing w:after="0" w:line="240" w:lineRule="auto"/>
-    </w:pPr>
     <w:rPr>
       <w:rFonts w:asciiTheme="majorHAnsi" w:hAnsiTheme="majorHAnsi" w:eastAsiaTheme="majorEastAsia" w:cstheme="majorBidi"/>
       <w:color w:val="000000" w:themeColor="text1"/>
@@ -7929,12 +9336,6 @@
         <w:bottom w:val="single" w:color="F79646" w:themeColor="accent6" w:sz="8" w:space="0"/>
         <w:right w:val="single" w:color="F79646" w:themeColor="accent6" w:sz="8" w:space="0"/>
       </w:tblBorders>
-      <w:tblCellMar>
-        <w:top w:w="0" w:type="dxa"/>
-        <w:left w:w="108" w:type="dxa"/>
-        <w:bottom w:w="0" w:type="dxa"/>
-        <w:right w:w="108" w:type="dxa"/>
-      </w:tblCellMar>
     </w:tblPr>
     <w:tblStylePr w:type="firstRow">
       <w:rPr>
@@ -8035,13 +9436,11 @@
       </w:tcPr>
     </w:tblStylePr>
   </w:style>
-  <w:style w:type="table" w:styleId="83">
+  <w:style w:type="table" w:styleId="85">
     <w:name w:val="Medium Grid 1"/>
-    <w:basedOn w:val="32"/>
+    <w:basedOn w:val="34"/>
+    <w:qFormat/>
     <w:uiPriority w:val="67"/>
-    <w:pPr>
-      <w:spacing w:after="0" w:line="240" w:lineRule="auto"/>
-    </w:pPr>
     <w:tblPr>
       <w:tblBorders>
         <w:top w:val="single" w:color="3F3F3F" w:themeColor="text1" w:themeTint="BF" w:sz="8" w:space="0"/>
@@ -8051,12 +9450,6 @@
         <w:insideH w:val="single" w:color="3F3F3F" w:themeColor="text1" w:themeTint="BF" w:sz="8" w:space="0"/>
         <w:insideV w:val="single" w:color="3F3F3F" w:themeColor="text1" w:themeTint="BF" w:sz="8" w:space="0"/>
       </w:tblBorders>
-      <w:tblCellMar>
-        <w:top w:w="0" w:type="dxa"/>
-        <w:left w:w="108" w:type="dxa"/>
-        <w:bottom w:w="0" w:type="dxa"/>
-        <w:right w:w="108" w:type="dxa"/>
-      </w:tblCellMar>
     </w:tblPr>
     <w:tcPr>
       <w:shd w:val="clear" w:color="auto" w:fill="BFBFBF" w:themeFill="text1" w:themeFillTint="3F"/>
@@ -8104,13 +9497,11 @@
       </w:tcPr>
     </w:tblStylePr>
   </w:style>
-  <w:style w:type="table" w:styleId="84">
+  <w:style w:type="table" w:styleId="86">
     <w:name w:val="Medium Grid 1 Accent 1"/>
-    <w:basedOn w:val="32"/>
+    <w:basedOn w:val="34"/>
+    <w:qFormat/>
     <w:uiPriority w:val="67"/>
-    <w:pPr>
-      <w:spacing w:after="0" w:line="240" w:lineRule="auto"/>
-    </w:pPr>
     <w:tblPr>
       <w:tblBorders>
         <w:top w:val="single" w:color="7BA0CD" w:themeColor="accent1" w:themeTint="BF" w:sz="8" w:space="0"/>
@@ -8120,12 +9511,6 @@
         <w:insideH w:val="single" w:color="7BA0CD" w:themeColor="accent1" w:themeTint="BF" w:sz="8" w:space="0"/>
         <w:insideV w:val="single" w:color="7BA0CD" w:themeColor="accent1" w:themeTint="BF" w:sz="8" w:space="0"/>
       </w:tblBorders>
-      <w:tblCellMar>
-        <w:top w:w="0" w:type="dxa"/>
-        <w:left w:w="108" w:type="dxa"/>
-        <w:bottom w:w="0" w:type="dxa"/>
-        <w:right w:w="108" w:type="dxa"/>
-      </w:tblCellMar>
     </w:tblPr>
     <w:tcPr>
       <w:shd w:val="clear" w:color="auto" w:fill="D3DFEE" w:themeFill="accent1" w:themeFillTint="3F"/>
@@ -8173,13 +9558,11 @@
       </w:tcPr>
     </w:tblStylePr>
   </w:style>
-  <w:style w:type="table" w:styleId="85">
+  <w:style w:type="table" w:styleId="87">
     <w:name w:val="Medium Grid 1 Accent 2"/>
-    <w:basedOn w:val="32"/>
+    <w:basedOn w:val="34"/>
+    <w:qFormat/>
     <w:uiPriority w:val="67"/>
-    <w:pPr>
-      <w:spacing w:after="0" w:line="240" w:lineRule="auto"/>
-    </w:pPr>
     <w:tblPr>
       <w:tblBorders>
         <w:top w:val="single" w:color="CF7B79" w:themeColor="accent2" w:themeTint="BF" w:sz="8" w:space="0"/>
@@ -8189,12 +9572,6 @@
         <w:insideH w:val="single" w:color="CF7B79" w:themeColor="accent2" w:themeTint="BF" w:sz="8" w:space="0"/>
         <w:insideV w:val="single" w:color="CF7B79" w:themeColor="accent2" w:themeTint="BF" w:sz="8" w:space="0"/>
       </w:tblBorders>
-      <w:tblCellMar>
-        <w:top w:w="0" w:type="dxa"/>
-        <w:left w:w="108" w:type="dxa"/>
-        <w:bottom w:w="0" w:type="dxa"/>
-        <w:right w:w="108" w:type="dxa"/>
-      </w:tblCellMar>
     </w:tblPr>
     <w:tcPr>
       <w:shd w:val="clear" w:color="auto" w:fill="EFD3D3" w:themeFill="accent2" w:themeFillTint="3F"/>
@@ -8242,13 +9619,11 @@
       </w:tcPr>
     </w:tblStylePr>
   </w:style>
-  <w:style w:type="table" w:styleId="86">
+  <w:style w:type="table" w:styleId="88">
     <w:name w:val="Medium Grid 1 Accent 3"/>
-    <w:basedOn w:val="32"/>
+    <w:basedOn w:val="34"/>
+    <w:qFormat/>
     <w:uiPriority w:val="67"/>
-    <w:pPr>
-      <w:spacing w:after="0" w:line="240" w:lineRule="auto"/>
-    </w:pPr>
     <w:tblPr>
       <w:tblBorders>
         <w:top w:val="single" w:color="B4CC82" w:themeColor="accent3" w:themeTint="BF" w:sz="8" w:space="0"/>
@@ -8258,12 +9633,6 @@
         <w:insideH w:val="single" w:color="B4CC82" w:themeColor="accent3" w:themeTint="BF" w:sz="8" w:space="0"/>
         <w:insideV w:val="single" w:color="B4CC82" w:themeColor="accent3" w:themeTint="BF" w:sz="8" w:space="0"/>
       </w:tblBorders>
-      <w:tblCellMar>
-        <w:top w:w="0" w:type="dxa"/>
-        <w:left w:w="108" w:type="dxa"/>
-        <w:bottom w:w="0" w:type="dxa"/>
-        <w:right w:w="108" w:type="dxa"/>
-      </w:tblCellMar>
     </w:tblPr>
     <w:tcPr>
       <w:shd w:val="clear" w:color="auto" w:fill="E6EED5" w:themeFill="accent3" w:themeFillTint="3F"/>
@@ -8311,13 +9680,11 @@
       </w:tcPr>
     </w:tblStylePr>
   </w:style>
-  <w:style w:type="table" w:styleId="87">
+  <w:style w:type="table" w:styleId="89">
     <w:name w:val="Medium Grid 1 Accent 4"/>
-    <w:basedOn w:val="32"/>
+    <w:basedOn w:val="34"/>
+    <w:qFormat/>
     <w:uiPriority w:val="67"/>
-    <w:pPr>
-      <w:spacing w:after="0" w:line="240" w:lineRule="auto"/>
-    </w:pPr>
     <w:tblPr>
       <w:tblBorders>
         <w:top w:val="single" w:color="9F8AB9" w:themeColor="accent4" w:themeTint="BF" w:sz="8" w:space="0"/>
@@ -8327,12 +9694,6 @@
         <w:insideH w:val="single" w:color="9F8AB9" w:themeColor="accent4" w:themeTint="BF" w:sz="8" w:space="0"/>
         <w:insideV w:val="single" w:color="9F8AB9" w:themeColor="accent4" w:themeTint="BF" w:sz="8" w:space="0"/>
       </w:tblBorders>
-      <w:tblCellMar>
-        <w:top w:w="0" w:type="dxa"/>
-        <w:left w:w="108" w:type="dxa"/>
-        <w:bottom w:w="0" w:type="dxa"/>
-        <w:right w:w="108" w:type="dxa"/>
-      </w:tblCellMar>
     </w:tblPr>
     <w:tcPr>
       <w:shd w:val="clear" w:color="auto" w:fill="DFD8E8" w:themeFill="accent4" w:themeFillTint="3F"/>
@@ -8380,13 +9741,11 @@
       </w:tcPr>
     </w:tblStylePr>
   </w:style>
-  <w:style w:type="table" w:styleId="88">
+  <w:style w:type="table" w:styleId="90">
     <w:name w:val="Medium Grid 1 Accent 5"/>
-    <w:basedOn w:val="32"/>
+    <w:basedOn w:val="34"/>
+    <w:qFormat/>
     <w:uiPriority w:val="67"/>
-    <w:pPr>
-      <w:spacing w:after="0" w:line="240" w:lineRule="auto"/>
-    </w:pPr>
     <w:tblPr>
       <w:tblBorders>
         <w:top w:val="single" w:color="78C0D4" w:themeColor="accent5" w:themeTint="BF" w:sz="8" w:space="0"/>
@@ -8396,12 +9755,6 @@
         <w:insideH w:val="single" w:color="78C0D4" w:themeColor="accent5" w:themeTint="BF" w:sz="8" w:space="0"/>
         <w:insideV w:val="single" w:color="78C0D4" w:themeColor="accent5" w:themeTint="BF" w:sz="8" w:space="0"/>
       </w:tblBorders>
-      <w:tblCellMar>
-        <w:top w:w="0" w:type="dxa"/>
-        <w:left w:w="108" w:type="dxa"/>
-        <w:bottom w:w="0" w:type="dxa"/>
-        <w:right w:w="108" w:type="dxa"/>
-      </w:tblCellMar>
     </w:tblPr>
     <w:tcPr>
       <w:shd w:val="clear" w:color="auto" w:fill="D2EAF0" w:themeFill="accent5" w:themeFillTint="3F"/>
@@ -8449,13 +9802,11 @@
       </w:tcPr>
     </w:tblStylePr>
   </w:style>
-  <w:style w:type="table" w:styleId="89">
+  <w:style w:type="table" w:styleId="91">
     <w:name w:val="Medium Grid 1 Accent 6"/>
-    <w:basedOn w:val="32"/>
+    <w:basedOn w:val="34"/>
+    <w:qFormat/>
     <w:uiPriority w:val="67"/>
-    <w:pPr>
-      <w:spacing w:after="0" w:line="240" w:lineRule="auto"/>
-    </w:pPr>
     <w:tblPr>
       <w:tblBorders>
         <w:top w:val="single" w:color="F9B074" w:themeColor="accent6" w:themeTint="BF" w:sz="8" w:space="0"/>
@@ -8465,12 +9816,6 @@
         <w:insideH w:val="single" w:color="F9B074" w:themeColor="accent6" w:themeTint="BF" w:sz="8" w:space="0"/>
         <w:insideV w:val="single" w:color="F9B074" w:themeColor="accent6" w:themeTint="BF" w:sz="8" w:space="0"/>
       </w:tblBorders>
-      <w:tblCellMar>
-        <w:top w:w="0" w:type="dxa"/>
-        <w:left w:w="108" w:type="dxa"/>
-        <w:bottom w:w="0" w:type="dxa"/>
-        <w:right w:w="108" w:type="dxa"/>
-      </w:tblCellMar>
     </w:tblPr>
     <w:tcPr>
       <w:shd w:val="clear" w:color="auto" w:fill="FDE5D1" w:themeFill="accent6" w:themeFillTint="3F"/>
@@ -8518,13 +9863,11 @@
       </w:tcPr>
     </w:tblStylePr>
   </w:style>
-  <w:style w:type="table" w:styleId="90">
+  <w:style w:type="table" w:styleId="92">
     <w:name w:val="Medium Grid 2"/>
-    <w:basedOn w:val="32"/>
+    <w:basedOn w:val="34"/>
+    <w:qFormat/>
     <w:uiPriority w:val="68"/>
-    <w:pPr>
-      <w:spacing w:after="0" w:line="240" w:lineRule="auto"/>
-    </w:pPr>
     <w:rPr>
       <w:rFonts w:asciiTheme="majorHAnsi" w:hAnsiTheme="majorHAnsi" w:eastAsiaTheme="majorEastAsia" w:cstheme="majorBidi"/>
       <w:color w:val="000000" w:themeColor="text1"/>
@@ -8543,12 +9886,6 @@
         <w:insideH w:val="single" w:color="000000" w:themeColor="text1" w:sz="8" w:space="0"/>
         <w:insideV w:val="single" w:color="000000" w:themeColor="text1" w:sz="8" w:space="0"/>
       </w:tblBorders>
-      <w:tblCellMar>
-        <w:top w:w="0" w:type="dxa"/>
-        <w:left w:w="108" w:type="dxa"/>
-        <w:bottom w:w="0" w:type="dxa"/>
-        <w:right w:w="108" w:type="dxa"/>
-      </w:tblCellMar>
     </w:tblPr>
     <w:tcPr>
       <w:shd w:val="clear" w:color="auto" w:fill="BFBFBF" w:themeFill="text1" w:themeFillTint="3F"/>
@@ -8664,13 +10001,11 @@
       </w:tcPr>
     </w:tblStylePr>
   </w:style>
-  <w:style w:type="table" w:styleId="91">
+  <w:style w:type="table" w:styleId="93">
     <w:name w:val="Medium Grid 2 Accent 1"/>
-    <w:basedOn w:val="32"/>
+    <w:basedOn w:val="34"/>
+    <w:qFormat/>
     <w:uiPriority w:val="68"/>
-    <w:pPr>
-      <w:spacing w:after="0" w:line="240" w:lineRule="auto"/>
-    </w:pPr>
     <w:rPr>
       <w:rFonts w:asciiTheme="majorHAnsi" w:hAnsiTheme="majorHAnsi" w:eastAsiaTheme="majorEastAsia" w:cstheme="majorBidi"/>
       <w:color w:val="000000" w:themeColor="text1"/>
@@ -8689,12 +10024,6 @@
         <w:insideH w:val="single" w:color="4F81BD" w:themeColor="accent1" w:sz="8" w:space="0"/>
         <w:insideV w:val="single" w:color="4F81BD" w:themeColor="accent1" w:sz="8" w:space="0"/>
       </w:tblBorders>
-      <w:tblCellMar>
-        <w:top w:w="0" w:type="dxa"/>
-        <w:left w:w="108" w:type="dxa"/>
-        <w:bottom w:w="0" w:type="dxa"/>
-        <w:right w:w="108" w:type="dxa"/>
-      </w:tblCellMar>
     </w:tblPr>
     <w:tcPr>
       <w:shd w:val="clear" w:color="auto" w:fill="D3DFEE" w:themeFill="accent1" w:themeFillTint="3F"/>
@@ -8810,13 +10139,11 @@
       </w:tcPr>
     </w:tblStylePr>
   </w:style>
-  <w:style w:type="table" w:styleId="92">
+  <w:style w:type="table" w:styleId="94">
     <w:name w:val="Medium Grid 2 Accent 2"/>
-    <w:basedOn w:val="32"/>
+    <w:basedOn w:val="34"/>
+    <w:qFormat/>
     <w:uiPriority w:val="68"/>
-    <w:pPr>
-      <w:spacing w:after="0" w:line="240" w:lineRule="auto"/>
-    </w:pPr>
     <w:rPr>
       <w:rFonts w:asciiTheme="majorHAnsi" w:hAnsiTheme="majorHAnsi" w:eastAsiaTheme="majorEastAsia" w:cstheme="majorBidi"/>
       <w:color w:val="000000" w:themeColor="text1"/>
@@ -8835,12 +10162,6 @@
         <w:insideH w:val="single" w:color="C0504D" w:themeColor="accent2" w:sz="8" w:space="0"/>
         <w:insideV w:val="single" w:color="C0504D" w:themeColor="accent2" w:sz="8" w:space="0"/>
       </w:tblBorders>
-      <w:tblCellMar>
-        <w:top w:w="0" w:type="dxa"/>
-        <w:left w:w="108" w:type="dxa"/>
-        <w:bottom w:w="0" w:type="dxa"/>
-        <w:right w:w="108" w:type="dxa"/>
-      </w:tblCellMar>
     </w:tblPr>
     <w:tcPr>
       <w:shd w:val="clear" w:color="auto" w:fill="EFD3D3" w:themeFill="accent2" w:themeFillTint="3F"/>
@@ -8956,13 +10277,11 @@
       </w:tcPr>
     </w:tblStylePr>
   </w:style>
-  <w:style w:type="table" w:styleId="93">
+  <w:style w:type="table" w:styleId="95">
     <w:name w:val="Medium Grid 2 Accent 3"/>
-    <w:basedOn w:val="32"/>
+    <w:basedOn w:val="34"/>
+    <w:qFormat/>
     <w:uiPriority w:val="68"/>
-    <w:pPr>
-      <w:spacing w:after="0" w:line="240" w:lineRule="auto"/>
-    </w:pPr>
     <w:rPr>
       <w:rFonts w:asciiTheme="majorHAnsi" w:hAnsiTheme="majorHAnsi" w:eastAsiaTheme="majorEastAsia" w:cstheme="majorBidi"/>
       <w:color w:val="000000" w:themeColor="text1"/>
@@ -8981,12 +10300,6 @@
         <w:insideH w:val="single" w:color="9BBB59" w:themeColor="accent3" w:sz="8" w:space="0"/>
         <w:insideV w:val="single" w:color="9BBB59" w:themeColor="accent3" w:sz="8" w:space="0"/>
       </w:tblBorders>
-      <w:tblCellMar>
-        <w:top w:w="0" w:type="dxa"/>
-        <w:left w:w="108" w:type="dxa"/>
-        <w:bottom w:w="0" w:type="dxa"/>
-        <w:right w:w="108" w:type="dxa"/>
-      </w:tblCellMar>
     </w:tblPr>
     <w:tcPr>
       <w:shd w:val="clear" w:color="auto" w:fill="E6EED5" w:themeFill="accent3" w:themeFillTint="3F"/>
@@ -9102,13 +10415,11 @@
       </w:tcPr>
     </w:tblStylePr>
   </w:style>
-  <w:style w:type="table" w:styleId="94">
+  <w:style w:type="table" w:styleId="96">
     <w:name w:val="Medium Grid 2 Accent 4"/>
-    <w:basedOn w:val="32"/>
+    <w:basedOn w:val="34"/>
+    <w:qFormat/>
     <w:uiPriority w:val="68"/>
-    <w:pPr>
-      <w:spacing w:after="0" w:line="240" w:lineRule="auto"/>
-    </w:pPr>
     <w:rPr>
       <w:rFonts w:asciiTheme="majorHAnsi" w:hAnsiTheme="majorHAnsi" w:eastAsiaTheme="majorEastAsia" w:cstheme="majorBidi"/>
       <w:color w:val="000000" w:themeColor="text1"/>
@@ -9127,12 +10438,6 @@
         <w:insideH w:val="single" w:color="8064A2" w:themeColor="accent4" w:sz="8" w:space="0"/>
         <w:insideV w:val="single" w:color="8064A2" w:themeColor="accent4" w:sz="8" w:space="0"/>
       </w:tblBorders>
-      <w:tblCellMar>
-        <w:top w:w="0" w:type="dxa"/>
-        <w:left w:w="108" w:type="dxa"/>
-        <w:bottom w:w="0" w:type="dxa"/>
-        <w:right w:w="108" w:type="dxa"/>
-      </w:tblCellMar>
     </w:tblPr>
     <w:tcPr>
       <w:shd w:val="clear" w:color="auto" w:fill="DFD8E8" w:themeFill="accent4" w:themeFillTint="3F"/>
@@ -9248,13 +10553,11 @@
       </w:tcPr>
     </w:tblStylePr>
   </w:style>
-  <w:style w:type="table" w:styleId="95">
+  <w:style w:type="table" w:styleId="97">
     <w:name w:val="Medium Grid 2 Accent 5"/>
-    <w:basedOn w:val="32"/>
+    <w:basedOn w:val="34"/>
+    <w:qFormat/>
     <w:uiPriority w:val="68"/>
-    <w:pPr>
-      <w:spacing w:after="0" w:line="240" w:lineRule="auto"/>
-    </w:pPr>
     <w:rPr>
       <w:rFonts w:asciiTheme="majorHAnsi" w:hAnsiTheme="majorHAnsi" w:eastAsiaTheme="majorEastAsia" w:cstheme="majorBidi"/>
       <w:color w:val="000000" w:themeColor="text1"/>
@@ -9273,12 +10576,6 @@
         <w:insideH w:val="single" w:color="4BACC6" w:themeColor="accent5" w:sz="8" w:space="0"/>
         <w:insideV w:val="single" w:color="4BACC6" w:themeColor="accent5" w:sz="8" w:space="0"/>
       </w:tblBorders>
-      <w:tblCellMar>
-        <w:top w:w="0" w:type="dxa"/>
-        <w:left w:w="108" w:type="dxa"/>
-        <w:bottom w:w="0" w:type="dxa"/>
-        <w:right w:w="108" w:type="dxa"/>
-      </w:tblCellMar>
     </w:tblPr>
     <w:tcPr>
       <w:shd w:val="clear" w:color="auto" w:fill="D2EAF0" w:themeFill="accent5" w:themeFillTint="3F"/>
@@ -9394,13 +10691,11 @@
       </w:tcPr>
     </w:tblStylePr>
   </w:style>
-  <w:style w:type="table" w:styleId="96">
+  <w:style w:type="table" w:styleId="98">
     <w:name w:val="Medium Grid 2 Accent 6"/>
-    <w:basedOn w:val="32"/>
+    <w:basedOn w:val="34"/>
+    <w:qFormat/>
     <w:uiPriority w:val="68"/>
-    <w:pPr>
-      <w:spacing w:after="0" w:line="240" w:lineRule="auto"/>
-    </w:pPr>
     <w:rPr>
       <w:rFonts w:asciiTheme="majorHAnsi" w:hAnsiTheme="majorHAnsi" w:eastAsiaTheme="majorEastAsia" w:cstheme="majorBidi"/>
       <w:color w:val="000000" w:themeColor="text1"/>
@@ -9419,12 +10714,6 @@
         <w:insideH w:val="single" w:color="F79646" w:themeColor="accent6" w:sz="8" w:space="0"/>
         <w:insideV w:val="single" w:color="F79646" w:themeColor="accent6" w:sz="8" w:space="0"/>
       </w:tblBorders>
-      <w:tblCellMar>
-        <w:top w:w="0" w:type="dxa"/>
-        <w:left w:w="108" w:type="dxa"/>
-        <w:bottom w:w="0" w:type="dxa"/>
-        <w:right w:w="108" w:type="dxa"/>
-      </w:tblCellMar>
     </w:tblPr>
     <w:tcPr>
       <w:shd w:val="clear" w:color="auto" w:fill="FDE5D1" w:themeFill="accent6" w:themeFillTint="3F"/>
@@ -9540,13 +10829,11 @@
       </w:tcPr>
     </w:tblStylePr>
   </w:style>
-  <w:style w:type="table" w:styleId="97">
+  <w:style w:type="table" w:styleId="99">
     <w:name w:val="Medium Grid 3"/>
-    <w:basedOn w:val="32"/>
+    <w:basedOn w:val="34"/>
+    <w:qFormat/>
     <w:uiPriority w:val="69"/>
-    <w:pPr>
-      <w:spacing w:after="0" w:line="240" w:lineRule="auto"/>
-    </w:pPr>
     <w:tblPr>
       <w:tblBorders>
         <w:top w:val="single" w:color="FFFFFF" w:themeColor="background1" w:sz="8" w:space="0"/>
@@ -9556,12 +10843,6 @@
         <w:insideH w:val="single" w:color="FFFFFF" w:themeColor="background1" w:sz="6" w:space="0"/>
         <w:insideV w:val="single" w:color="FFFFFF" w:themeColor="background1" w:sz="6" w:space="0"/>
       </w:tblBorders>
-      <w:tblCellMar>
-        <w:top w:w="0" w:type="dxa"/>
-        <w:left w:w="108" w:type="dxa"/>
-        <w:bottom w:w="0" w:type="dxa"/>
-        <w:right w:w="108" w:type="dxa"/>
-      </w:tblCellMar>
     </w:tblPr>
     <w:tcPr>
       <w:shd w:val="clear" w:color="auto" w:fill="BFBFBF" w:themeFill="text1" w:themeFillTint="3F"/>
@@ -9697,13 +10978,11 @@
       </w:tcPr>
     </w:tblStylePr>
   </w:style>
-  <w:style w:type="table" w:styleId="98">
+  <w:style w:type="table" w:styleId="100">
     <w:name w:val="Medium Grid 3 Accent 1"/>
-    <w:basedOn w:val="32"/>
+    <w:basedOn w:val="34"/>
+    <w:qFormat/>
     <w:uiPriority w:val="69"/>
-    <w:pPr>
-      <w:spacing w:after="0" w:line="240" w:lineRule="auto"/>
-    </w:pPr>
     <w:tblPr>
       <w:tblBorders>
         <w:top w:val="single" w:color="FFFFFF" w:themeColor="background1" w:sz="8" w:space="0"/>
@@ -9713,12 +10992,6 @@
         <w:insideH w:val="single" w:color="FFFFFF" w:themeColor="background1" w:sz="6" w:space="0"/>
         <w:insideV w:val="single" w:color="FFFFFF" w:themeColor="background1" w:sz="6" w:space="0"/>
       </w:tblBorders>
-      <w:tblCellMar>
-        <w:top w:w="0" w:type="dxa"/>
-        <w:left w:w="108" w:type="dxa"/>
-        <w:bottom w:w="0" w:type="dxa"/>
-        <w:right w:w="108" w:type="dxa"/>
-      </w:tblCellMar>
     </w:tblPr>
     <w:tcPr>
       <w:shd w:val="clear" w:color="auto" w:fill="D3DFEE" w:themeFill="accent1" w:themeFillTint="3F"/>
@@ -9854,13 +11127,11 @@
       </w:tcPr>
     </w:tblStylePr>
   </w:style>
-  <w:style w:type="table" w:styleId="99">
+  <w:style w:type="table" w:styleId="101">
     <w:name w:val="Medium Grid 3 Accent 2"/>
-    <w:basedOn w:val="32"/>
+    <w:basedOn w:val="34"/>
+    <w:qFormat/>
     <w:uiPriority w:val="69"/>
-    <w:pPr>
-      <w:spacing w:after="0" w:line="240" w:lineRule="auto"/>
-    </w:pPr>
     <w:tblPr>
       <w:tblBorders>
         <w:top w:val="single" w:color="FFFFFF" w:themeColor="background1" w:sz="8" w:space="0"/>
@@ -9870,12 +11141,6 @@
         <w:insideH w:val="single" w:color="FFFFFF" w:themeColor="background1" w:sz="6" w:space="0"/>
         <w:insideV w:val="single" w:color="FFFFFF" w:themeColor="background1" w:sz="6" w:space="0"/>
       </w:tblBorders>
-      <w:tblCellMar>
-        <w:top w:w="0" w:type="dxa"/>
-        <w:left w:w="108" w:type="dxa"/>
-        <w:bottom w:w="0" w:type="dxa"/>
-        <w:right w:w="108" w:type="dxa"/>
-      </w:tblCellMar>
     </w:tblPr>
     <w:tcPr>
       <w:shd w:val="clear" w:color="auto" w:fill="EFD3D3" w:themeFill="accent2" w:themeFillTint="3F"/>
@@ -10011,13 +11276,11 @@
       </w:tcPr>
     </w:tblStylePr>
   </w:style>
-  <w:style w:type="table" w:styleId="100">
+  <w:style w:type="table" w:styleId="102">
     <w:name w:val="Medium Grid 3 Accent 3"/>
-    <w:basedOn w:val="32"/>
+    <w:basedOn w:val="34"/>
+    <w:qFormat/>
     <w:uiPriority w:val="69"/>
-    <w:pPr>
-      <w:spacing w:after="0" w:line="240" w:lineRule="auto"/>
-    </w:pPr>
     <w:tblPr>
       <w:tblBorders>
         <w:top w:val="single" w:color="FFFFFF" w:themeColor="background1" w:sz="8" w:space="0"/>
@@ -10027,12 +11290,6 @@
         <w:insideH w:val="single" w:color="FFFFFF" w:themeColor="background1" w:sz="6" w:space="0"/>
         <w:insideV w:val="single" w:color="FFFFFF" w:themeColor="background1" w:sz="6" w:space="0"/>
       </w:tblBorders>
-      <w:tblCellMar>
-        <w:top w:w="0" w:type="dxa"/>
-        <w:left w:w="108" w:type="dxa"/>
-        <w:bottom w:w="0" w:type="dxa"/>
-        <w:right w:w="108" w:type="dxa"/>
-      </w:tblCellMar>
     </w:tblPr>
     <w:tcPr>
       <w:shd w:val="clear" w:color="auto" w:fill="E6EED5" w:themeFill="accent3" w:themeFillTint="3F"/>
@@ -10168,13 +11425,11 @@
       </w:tcPr>
     </w:tblStylePr>
   </w:style>
-  <w:style w:type="table" w:styleId="101">
+  <w:style w:type="table" w:styleId="103">
     <w:name w:val="Medium Grid 3 Accent 4"/>
-    <w:basedOn w:val="32"/>
+    <w:basedOn w:val="34"/>
+    <w:qFormat/>
     <w:uiPriority w:val="69"/>
-    <w:pPr>
-      <w:spacing w:after="0" w:line="240" w:lineRule="auto"/>
-    </w:pPr>
     <w:tblPr>
       <w:tblBorders>
         <w:top w:val="single" w:color="FFFFFF" w:themeColor="background1" w:sz="8" w:space="0"/>
@@ -10184,12 +11439,6 @@
         <w:insideH w:val="single" w:color="FFFFFF" w:themeColor="background1" w:sz="6" w:space="0"/>
         <w:insideV w:val="single" w:color="FFFFFF" w:themeColor="background1" w:sz="6" w:space="0"/>
       </w:tblBorders>
-      <w:tblCellMar>
-        <w:top w:w="0" w:type="dxa"/>
-        <w:left w:w="108" w:type="dxa"/>
-        <w:bottom w:w="0" w:type="dxa"/>
-        <w:right w:w="108" w:type="dxa"/>
-      </w:tblCellMar>
     </w:tblPr>
     <w:tcPr>
       <w:shd w:val="clear" w:color="auto" w:fill="DFD8E8" w:themeFill="accent4" w:themeFillTint="3F"/>
@@ -10325,13 +11574,11 @@
       </w:tcPr>
     </w:tblStylePr>
   </w:style>
-  <w:style w:type="table" w:styleId="102">
+  <w:style w:type="table" w:styleId="104">
     <w:name w:val="Medium Grid 3 Accent 5"/>
-    <w:basedOn w:val="32"/>
+    <w:basedOn w:val="34"/>
+    <w:qFormat/>
     <w:uiPriority w:val="69"/>
-    <w:pPr>
-      <w:spacing w:after="0" w:line="240" w:lineRule="auto"/>
-    </w:pPr>
     <w:tblPr>
       <w:tblBorders>
         <w:top w:val="single" w:color="FFFFFF" w:themeColor="background1" w:sz="8" w:space="0"/>
@@ -10341,12 +11588,6 @@
         <w:insideH w:val="single" w:color="FFFFFF" w:themeColor="background1" w:sz="6" w:space="0"/>
         <w:insideV w:val="single" w:color="FFFFFF" w:themeColor="background1" w:sz="6" w:space="0"/>
       </w:tblBorders>
-      <w:tblCellMar>
-        <w:top w:w="0" w:type="dxa"/>
-        <w:left w:w="108" w:type="dxa"/>
-        <w:bottom w:w="0" w:type="dxa"/>
-        <w:right w:w="108" w:type="dxa"/>
-      </w:tblCellMar>
     </w:tblPr>
     <w:tcPr>
       <w:shd w:val="clear" w:color="auto" w:fill="D2EAF0" w:themeFill="accent5" w:themeFillTint="3F"/>
@@ -10482,13 +11723,11 @@
       </w:tcPr>
     </w:tblStylePr>
   </w:style>
-  <w:style w:type="table" w:styleId="103">
+  <w:style w:type="table" w:styleId="105">
     <w:name w:val="Medium Grid 3 Accent 6"/>
-    <w:basedOn w:val="32"/>
+    <w:basedOn w:val="34"/>
+    <w:qFormat/>
     <w:uiPriority w:val="69"/>
-    <w:pPr>
-      <w:spacing w:after="0" w:line="240" w:lineRule="auto"/>
-    </w:pPr>
     <w:tblPr>
       <w:tblBorders>
         <w:top w:val="single" w:color="FFFFFF" w:themeColor="background1" w:sz="8" w:space="0"/>
@@ -10498,12 +11737,6 @@
         <w:insideH w:val="single" w:color="FFFFFF" w:themeColor="background1" w:sz="6" w:space="0"/>
         <w:insideV w:val="single" w:color="FFFFFF" w:themeColor="background1" w:sz="6" w:space="0"/>
       </w:tblBorders>
-      <w:tblCellMar>
-        <w:top w:w="0" w:type="dxa"/>
-        <w:left w:w="108" w:type="dxa"/>
-        <w:bottom w:w="0" w:type="dxa"/>
-        <w:right w:w="108" w:type="dxa"/>
-      </w:tblCellMar>
     </w:tblPr>
     <w:tcPr>
       <w:shd w:val="clear" w:color="auto" w:fill="FDE5D1" w:themeFill="accent6" w:themeFillTint="3F"/>
@@ -10639,13 +11872,11 @@
       </w:tcPr>
     </w:tblStylePr>
   </w:style>
-  <w:style w:type="table" w:styleId="104">
+  <w:style w:type="table" w:styleId="106">
     <w:name w:val="Dark List"/>
-    <w:basedOn w:val="32"/>
+    <w:basedOn w:val="34"/>
+    <w:qFormat/>
     <w:uiPriority w:val="70"/>
-    <w:pPr>
-      <w:spacing w:after="0" w:line="240" w:lineRule="auto"/>
-    </w:pPr>
     <w:rPr>
       <w:color w:val="FFFFFF" w:themeColor="background1"/>
       <w14:textFill>
@@ -10655,12 +11886,8 @@
       </w14:textFill>
     </w:rPr>
     <w:tblPr>
-      <w:tblCellMar>
-        <w:top w:w="0" w:type="dxa"/>
-        <w:left w:w="108" w:type="dxa"/>
-        <w:bottom w:w="0" w:type="dxa"/>
-        <w:right w:w="108" w:type="dxa"/>
-      </w:tblCellMar>
+      <w:tblStyleRowBandSize w:val="1"/>
+      <w:tblStyleColBandSize w:val="1"/>
     </w:tblPr>
     <w:tcPr>
       <w:shd w:val="clear" w:color="auto" w:fill="000000" w:themeFill="text1"/>
@@ -10754,13 +11981,11 @@
       </w:tcPr>
     </w:tblStylePr>
   </w:style>
-  <w:style w:type="table" w:styleId="105">
+  <w:style w:type="table" w:styleId="107">
     <w:name w:val="Dark List Accent 1"/>
-    <w:basedOn w:val="32"/>
+    <w:basedOn w:val="34"/>
+    <w:qFormat/>
     <w:uiPriority w:val="70"/>
-    <w:pPr>
-      <w:spacing w:after="0" w:line="240" w:lineRule="auto"/>
-    </w:pPr>
     <w:rPr>
       <w:color w:val="FFFFFF" w:themeColor="background1"/>
       <w14:textFill>
@@ -10770,12 +11995,8 @@
       </w14:textFill>
     </w:rPr>
     <w:tblPr>
-      <w:tblCellMar>
-        <w:top w:w="0" w:type="dxa"/>
-        <w:left w:w="108" w:type="dxa"/>
-        <w:bottom w:w="0" w:type="dxa"/>
-        <w:right w:w="108" w:type="dxa"/>
-      </w:tblCellMar>
+      <w:tblStyleRowBandSize w:val="1"/>
+      <w:tblStyleColBandSize w:val="1"/>
     </w:tblPr>
     <w:tcPr>
       <w:shd w:val="clear" w:color="auto" w:fill="4F81BD" w:themeFill="accent1"/>
@@ -10869,13 +12090,11 @@
       </w:tcPr>
     </w:tblStylePr>
   </w:style>
-  <w:style w:type="table" w:styleId="106">
+  <w:style w:type="table" w:styleId="108">
     <w:name w:val="Dark List Accent 2"/>
-    <w:basedOn w:val="32"/>
+    <w:basedOn w:val="34"/>
+    <w:qFormat/>
     <w:uiPriority w:val="70"/>
-    <w:pPr>
-      <w:spacing w:after="0" w:line="240" w:lineRule="auto"/>
-    </w:pPr>
     <w:rPr>
       <w:color w:val="FFFFFF" w:themeColor="background1"/>
       <w14:textFill>
@@ -10885,12 +12104,8 @@
       </w14:textFill>
     </w:rPr>
     <w:tblPr>
-      <w:tblCellMar>
-        <w:top w:w="0" w:type="dxa"/>
-        <w:left w:w="108" w:type="dxa"/>
-        <w:bottom w:w="0" w:type="dxa"/>
-        <w:right w:w="108" w:type="dxa"/>
-      </w:tblCellMar>
+      <w:tblStyleRowBandSize w:val="1"/>
+      <w:tblStyleColBandSize w:val="1"/>
     </w:tblPr>
     <w:tcPr>
       <w:shd w:val="clear" w:color="auto" w:fill="C0504D" w:themeFill="accent2"/>
@@ -10984,13 +12199,11 @@
       </w:tcPr>
     </w:tblStylePr>
   </w:style>
-  <w:style w:type="table" w:styleId="107">
+  <w:style w:type="table" w:styleId="109">
     <w:name w:val="Dark List Accent 3"/>
-    <w:basedOn w:val="32"/>
+    <w:basedOn w:val="34"/>
+    <w:qFormat/>
     <w:uiPriority w:val="70"/>
-    <w:pPr>
-      <w:spacing w:after="0" w:line="240" w:lineRule="auto"/>
-    </w:pPr>
     <w:rPr>
       <w:color w:val="FFFFFF" w:themeColor="background1"/>
       <w14:textFill>
@@ -11000,12 +12213,8 @@
       </w14:textFill>
     </w:rPr>
     <w:tblPr>
-      <w:tblCellMar>
-        <w:top w:w="0" w:type="dxa"/>
-        <w:left w:w="108" w:type="dxa"/>
-        <w:bottom w:w="0" w:type="dxa"/>
-        <w:right w:w="108" w:type="dxa"/>
-      </w:tblCellMar>
+      <w:tblStyleRowBandSize w:val="1"/>
+      <w:tblStyleColBandSize w:val="1"/>
     </w:tblPr>
     <w:tcPr>
       <w:shd w:val="clear" w:color="auto" w:fill="9BBB59" w:themeFill="accent3"/>
@@ -11099,13 +12308,11 @@
       </w:tcPr>
     </w:tblStylePr>
   </w:style>
-  <w:style w:type="table" w:styleId="108">
+  <w:style w:type="table" w:styleId="110">
     <w:name w:val="Dark List Accent 4"/>
-    <w:basedOn w:val="32"/>
+    <w:basedOn w:val="34"/>
+    <w:qFormat/>
     <w:uiPriority w:val="70"/>
-    <w:pPr>
-      <w:spacing w:after="0" w:line="240" w:lineRule="auto"/>
-    </w:pPr>
     <w:rPr>
       <w:color w:val="FFFFFF" w:themeColor="background1"/>
       <w14:textFill>
@@ -11115,12 +12322,8 @@
       </w14:textFill>
     </w:rPr>
     <w:tblPr>
-      <w:tblCellMar>
-        <w:top w:w="0" w:type="dxa"/>
-        <w:left w:w="108" w:type="dxa"/>
-        <w:bottom w:w="0" w:type="dxa"/>
-        <w:right w:w="108" w:type="dxa"/>
-      </w:tblCellMar>
+      <w:tblStyleRowBandSize w:val="1"/>
+      <w:tblStyleColBandSize w:val="1"/>
     </w:tblPr>
     <w:tcPr>
       <w:shd w:val="clear" w:color="auto" w:fill="8064A2" w:themeFill="accent4"/>
@@ -11214,13 +12417,11 @@
       </w:tcPr>
     </w:tblStylePr>
   </w:style>
-  <w:style w:type="table" w:styleId="109">
+  <w:style w:type="table" w:styleId="111">
     <w:name w:val="Dark List Accent 5"/>
-    <w:basedOn w:val="32"/>
+    <w:basedOn w:val="34"/>
+    <w:qFormat/>
     <w:uiPriority w:val="70"/>
-    <w:pPr>
-      <w:spacing w:after="0" w:line="240" w:lineRule="auto"/>
-    </w:pPr>
     <w:rPr>
       <w:color w:val="FFFFFF" w:themeColor="background1"/>
       <w14:textFill>
@@ -11230,12 +12431,8 @@
       </w14:textFill>
     </w:rPr>
     <w:tblPr>
-      <w:tblCellMar>
-        <w:top w:w="0" w:type="dxa"/>
-        <w:left w:w="108" w:type="dxa"/>
-        <w:bottom w:w="0" w:type="dxa"/>
-        <w:right w:w="108" w:type="dxa"/>
-      </w:tblCellMar>
+      <w:tblStyleRowBandSize w:val="1"/>
+      <w:tblStyleColBandSize w:val="1"/>
     </w:tblPr>
     <w:tcPr>
       <w:shd w:val="clear" w:color="auto" w:fill="4BACC6" w:themeFill="accent5"/>
@@ -11329,13 +12526,11 @@
       </w:tcPr>
     </w:tblStylePr>
   </w:style>
-  <w:style w:type="table" w:styleId="110">
+  <w:style w:type="table" w:styleId="112">
     <w:name w:val="Dark List Accent 6"/>
-    <w:basedOn w:val="32"/>
+    <w:basedOn w:val="34"/>
+    <w:qFormat/>
     <w:uiPriority w:val="70"/>
-    <w:pPr>
-      <w:spacing w:after="0" w:line="240" w:lineRule="auto"/>
-    </w:pPr>
     <w:rPr>
       <w:color w:val="FFFFFF" w:themeColor="background1"/>
       <w14:textFill>
@@ -11345,12 +12540,8 @@
       </w14:textFill>
     </w:rPr>
     <w:tblPr>
-      <w:tblCellMar>
-        <w:top w:w="0" w:type="dxa"/>
-        <w:left w:w="108" w:type="dxa"/>
-        <w:bottom w:w="0" w:type="dxa"/>
-        <w:right w:w="108" w:type="dxa"/>
-      </w:tblCellMar>
+      <w:tblStyleRowBandSize w:val="1"/>
+      <w:tblStyleColBandSize w:val="1"/>
     </w:tblPr>
     <w:tcPr>
       <w:shd w:val="clear" w:color="auto" w:fill="F79646" w:themeFill="accent6"/>
@@ -11444,13 +12635,11 @@
       </w:tcPr>
     </w:tblStylePr>
   </w:style>
-  <w:style w:type="table" w:styleId="111">
+  <w:style w:type="table" w:styleId="113">
     <w:name w:val="Colorful Shading"/>
-    <w:basedOn w:val="32"/>
+    <w:basedOn w:val="34"/>
+    <w:qFormat/>
     <w:uiPriority w:val="71"/>
-    <w:pPr>
-      <w:spacing w:after="0" w:line="240" w:lineRule="auto"/>
-    </w:pPr>
     <w:rPr>
       <w:color w:val="000000" w:themeColor="text1"/>
       <w14:textFill>
@@ -11468,12 +12657,6 @@
         <w:insideH w:val="single" w:color="FFFFFF" w:themeColor="background1" w:sz="4" w:space="0"/>
         <w:insideV w:val="single" w:color="FFFFFF" w:themeColor="background1" w:sz="4" w:space="0"/>
       </w:tblBorders>
-      <w:tblCellMar>
-        <w:top w:w="0" w:type="dxa"/>
-        <w:left w:w="108" w:type="dxa"/>
-        <w:bottom w:w="0" w:type="dxa"/>
-        <w:right w:w="108" w:type="dxa"/>
-      </w:tblCellMar>
     </w:tblPr>
     <w:tcPr>
       <w:shd w:val="clear" w:color="auto" w:fill="E5E5E5" w:themeFill="text1" w:themeFillTint="19"/>
@@ -11592,13 +12775,11 @@
       </w:rPr>
     </w:tblStylePr>
   </w:style>
-  <w:style w:type="table" w:styleId="112">
+  <w:style w:type="table" w:styleId="114">
     <w:name w:val="Colorful Shading Accent 1"/>
-    <w:basedOn w:val="32"/>
+    <w:basedOn w:val="34"/>
+    <w:qFormat/>
     <w:uiPriority w:val="71"/>
-    <w:pPr>
-      <w:spacing w:after="0" w:line="240" w:lineRule="auto"/>
-    </w:pPr>
     <w:rPr>
       <w:color w:val="000000" w:themeColor="text1"/>
       <w14:textFill>
@@ -11616,12 +12797,6 @@
         <w:insideH w:val="single" w:color="FFFFFF" w:themeColor="background1" w:sz="4" w:space="0"/>
         <w:insideV w:val="single" w:color="FFFFFF" w:themeColor="background1" w:sz="4" w:space="0"/>
       </w:tblBorders>
-      <w:tblCellMar>
-        <w:top w:w="0" w:type="dxa"/>
-        <w:left w:w="108" w:type="dxa"/>
-        <w:bottom w:w="0" w:type="dxa"/>
-        <w:right w:w="108" w:type="dxa"/>
-      </w:tblCellMar>
     </w:tblPr>
     <w:tcPr>
       <w:shd w:val="clear" w:color="auto" w:fill="EDF2F8" w:themeFill="accent1" w:themeFillTint="19"/>
@@ -11740,13 +12915,11 @@
       </w:rPr>
     </w:tblStylePr>
   </w:style>
-  <w:style w:type="table" w:styleId="113">
+  <w:style w:type="table" w:styleId="115">
     <w:name w:val="Colorful Shading Accent 2"/>
-    <w:basedOn w:val="32"/>
+    <w:basedOn w:val="34"/>
+    <w:qFormat/>
     <w:uiPriority w:val="71"/>
-    <w:pPr>
-      <w:spacing w:after="0" w:line="240" w:lineRule="auto"/>
-    </w:pPr>
     <w:rPr>
       <w:color w:val="000000" w:themeColor="text1"/>
       <w14:textFill>
@@ -11764,12 +12937,6 @@
         <w:insideH w:val="single" w:color="FFFFFF" w:themeColor="background1" w:sz="4" w:space="0"/>
         <w:insideV w:val="single" w:color="FFFFFF" w:themeColor="background1" w:sz="4" w:space="0"/>
       </w:tblBorders>
-      <w:tblCellMar>
-        <w:top w:w="0" w:type="dxa"/>
-        <w:left w:w="108" w:type="dxa"/>
-        <w:bottom w:w="0" w:type="dxa"/>
-        <w:right w:w="108" w:type="dxa"/>
-      </w:tblCellMar>
     </w:tblPr>
     <w:tcPr>
       <w:shd w:val="clear" w:color="auto" w:fill="F8EDED" w:themeFill="accent2" w:themeFillTint="19"/>
@@ -11888,13 +13055,11 @@
       </w:rPr>
     </w:tblStylePr>
   </w:style>
-  <w:style w:type="table" w:styleId="114">
+  <w:style w:type="table" w:styleId="116">
     <w:name w:val="Colorful Shading Accent 3"/>
-    <w:basedOn w:val="32"/>
+    <w:basedOn w:val="34"/>
+    <w:qFormat/>
     <w:uiPriority w:val="71"/>
-    <w:pPr>
-      <w:spacing w:after="0" w:line="240" w:lineRule="auto"/>
-    </w:pPr>
     <w:rPr>
       <w:color w:val="000000" w:themeColor="text1"/>
       <w14:textFill>
@@ -11912,12 +13077,6 @@
         <w:insideH w:val="single" w:color="FFFFFF" w:themeColor="background1" w:sz="4" w:space="0"/>
         <w:insideV w:val="single" w:color="FFFFFF" w:themeColor="background1" w:sz="4" w:space="0"/>
       </w:tblBorders>
-      <w:tblCellMar>
-        <w:top w:w="0" w:type="dxa"/>
-        <w:left w:w="108" w:type="dxa"/>
-        <w:bottom w:w="0" w:type="dxa"/>
-        <w:right w:w="108" w:type="dxa"/>
-      </w:tblCellMar>
     </w:tblPr>
     <w:tcPr>
       <w:shd w:val="clear" w:color="auto" w:fill="F5F8EE" w:themeFill="accent3" w:themeFillTint="19"/>
@@ -12016,13 +13175,11 @@
       </w:tcPr>
     </w:tblStylePr>
   </w:style>
-  <w:style w:type="table" w:styleId="115">
+  <w:style w:type="table" w:styleId="117">
     <w:name w:val="Colorful Shading Accent 4"/>
-    <w:basedOn w:val="32"/>
+    <w:basedOn w:val="34"/>
+    <w:qFormat/>
     <w:uiPriority w:val="71"/>
-    <w:pPr>
-      <w:spacing w:after="0" w:line="240" w:lineRule="auto"/>
-    </w:pPr>
     <w:rPr>
       <w:color w:val="000000" w:themeColor="text1"/>
       <w14:textFill>
@@ -12040,12 +13197,6 @@
         <w:insideH w:val="single" w:color="FFFFFF" w:themeColor="background1" w:sz="4" w:space="0"/>
         <w:insideV w:val="single" w:color="FFFFFF" w:themeColor="background1" w:sz="4" w:space="0"/>
       </w:tblBorders>
-      <w:tblCellMar>
-        <w:top w:w="0" w:type="dxa"/>
-        <w:left w:w="108" w:type="dxa"/>
-        <w:bottom w:w="0" w:type="dxa"/>
-        <w:right w:w="108" w:type="dxa"/>
-      </w:tblCellMar>
     </w:tblPr>
     <w:tcPr>
       <w:shd w:val="clear" w:color="auto" w:fill="F2EFF5" w:themeFill="accent4" w:themeFillTint="19"/>
@@ -12164,13 +13315,11 @@
       </w:rPr>
     </w:tblStylePr>
   </w:style>
-  <w:style w:type="table" w:styleId="116">
+  <w:style w:type="table" w:styleId="118">
     <w:name w:val="Colorful Shading Accent 5"/>
-    <w:basedOn w:val="32"/>
+    <w:basedOn w:val="34"/>
+    <w:qFormat/>
     <w:uiPriority w:val="71"/>
-    <w:pPr>
-      <w:spacing w:after="0" w:line="240" w:lineRule="auto"/>
-    </w:pPr>
     <w:rPr>
       <w:color w:val="000000" w:themeColor="text1"/>
       <w14:textFill>
@@ -12188,12 +13337,6 @@
         <w:insideH w:val="single" w:color="FFFFFF" w:themeColor="background1" w:sz="4" w:space="0"/>
         <w:insideV w:val="single" w:color="FFFFFF" w:themeColor="background1" w:sz="4" w:space="0"/>
       </w:tblBorders>
-      <w:tblCellMar>
-        <w:top w:w="0" w:type="dxa"/>
-        <w:left w:w="108" w:type="dxa"/>
-        <w:bottom w:w="0" w:type="dxa"/>
-        <w:right w:w="108" w:type="dxa"/>
-      </w:tblCellMar>
     </w:tblPr>
     <w:tcPr>
       <w:shd w:val="clear" w:color="auto" w:fill="EDF6F9" w:themeFill="accent5" w:themeFillTint="19"/>
@@ -12312,13 +13455,11 @@
       </w:rPr>
     </w:tblStylePr>
   </w:style>
-  <w:style w:type="table" w:styleId="117">
+  <w:style w:type="table" w:styleId="119">
     <w:name w:val="Colorful Shading Accent 6"/>
-    <w:basedOn w:val="32"/>
+    <w:basedOn w:val="34"/>
+    <w:qFormat/>
     <w:uiPriority w:val="71"/>
-    <w:pPr>
-      <w:spacing w:after="0" w:line="240" w:lineRule="auto"/>
-    </w:pPr>
     <w:rPr>
       <w:color w:val="000000" w:themeColor="text1"/>
       <w14:textFill>
@@ -12336,12 +13477,6 @@
         <w:insideH w:val="single" w:color="FFFFFF" w:themeColor="background1" w:sz="4" w:space="0"/>
         <w:insideV w:val="single" w:color="FFFFFF" w:themeColor="background1" w:sz="4" w:space="0"/>
       </w:tblBorders>
-      <w:tblCellMar>
-        <w:top w:w="0" w:type="dxa"/>
-        <w:left w:w="108" w:type="dxa"/>
-        <w:bottom w:w="0" w:type="dxa"/>
-        <w:right w:w="108" w:type="dxa"/>
-      </w:tblCellMar>
     </w:tblPr>
     <w:tcPr>
       <w:shd w:val="clear" w:color="auto" w:fill="FEF4EC" w:themeFill="accent6" w:themeFillTint="19"/>
@@ -12460,13 +13595,11 @@
       </w:rPr>
     </w:tblStylePr>
   </w:style>
-  <w:style w:type="table" w:styleId="118">
+  <w:style w:type="table" w:styleId="120">
     <w:name w:val="Colorful List"/>
-    <w:basedOn w:val="32"/>
+    <w:basedOn w:val="34"/>
+    <w:qFormat/>
     <w:uiPriority w:val="72"/>
-    <w:pPr>
-      <w:spacing w:after="0" w:line="240" w:lineRule="auto"/>
-    </w:pPr>
     <w:rPr>
       <w:color w:val="000000" w:themeColor="text1"/>
       <w14:textFill>
@@ -12476,12 +13609,8 @@
       </w14:textFill>
     </w:rPr>
     <w:tblPr>
-      <w:tblCellMar>
-        <w:top w:w="0" w:type="dxa"/>
-        <w:left w:w="108" w:type="dxa"/>
-        <w:bottom w:w="0" w:type="dxa"/>
-        <w:right w:w="108" w:type="dxa"/>
-      </w:tblCellMar>
+      <w:tblStyleRowBandSize w:val="1"/>
+      <w:tblStyleColBandSize w:val="1"/>
     </w:tblPr>
     <w:tcPr>
       <w:shd w:val="clear" w:color="auto" w:fill="E5E5E5" w:themeFill="text1" w:themeFillTint="19"/>
@@ -12552,13 +13681,11 @@
       </w:tcPr>
     </w:tblStylePr>
   </w:style>
-  <w:style w:type="table" w:styleId="119">
+  <w:style w:type="table" w:styleId="121">
     <w:name w:val="Colorful List Accent 1"/>
-    <w:basedOn w:val="32"/>
+    <w:basedOn w:val="34"/>
+    <w:qFormat/>
     <w:uiPriority w:val="72"/>
-    <w:pPr>
-      <w:spacing w:after="0" w:line="240" w:lineRule="auto"/>
-    </w:pPr>
     <w:rPr>
       <w:color w:val="000000" w:themeColor="text1"/>
       <w14:textFill>
@@ -12568,12 +13695,8 @@
       </w14:textFill>
     </w:rPr>
     <w:tblPr>
-      <w:tblCellMar>
-        <w:top w:w="0" w:type="dxa"/>
-        <w:left w:w="108" w:type="dxa"/>
-        <w:bottom w:w="0" w:type="dxa"/>
-        <w:right w:w="108" w:type="dxa"/>
-      </w:tblCellMar>
+      <w:tblStyleRowBandSize w:val="1"/>
+      <w:tblStyleColBandSize w:val="1"/>
     </w:tblPr>
     <w:tcPr>
       <w:shd w:val="clear" w:color="auto" w:fill="EDF2F8" w:themeFill="accent1" w:themeFillTint="19"/>
@@ -12644,13 +13767,11 @@
       </w:tcPr>
     </w:tblStylePr>
   </w:style>
-  <w:style w:type="table" w:styleId="120">
+  <w:style w:type="table" w:styleId="122">
     <w:name w:val="Colorful List Accent 2"/>
-    <w:basedOn w:val="32"/>
+    <w:basedOn w:val="34"/>
+    <w:qFormat/>
     <w:uiPriority w:val="72"/>
-    <w:pPr>
-      <w:spacing w:after="0" w:line="240" w:lineRule="auto"/>
-    </w:pPr>
     <w:rPr>
       <w:color w:val="000000" w:themeColor="text1"/>
       <w14:textFill>
@@ -12660,12 +13781,8 @@
       </w14:textFill>
     </w:rPr>
     <w:tblPr>
-      <w:tblCellMar>
-        <w:top w:w="0" w:type="dxa"/>
-        <w:left w:w="108" w:type="dxa"/>
-        <w:bottom w:w="0" w:type="dxa"/>
-        <w:right w:w="108" w:type="dxa"/>
-      </w:tblCellMar>
+      <w:tblStyleRowBandSize w:val="1"/>
+      <w:tblStyleColBandSize w:val="1"/>
     </w:tblPr>
     <w:tcPr>
       <w:shd w:val="clear" w:color="auto" w:fill="F8EDED" w:themeFill="accent2" w:themeFillTint="19"/>
@@ -12736,13 +13853,11 @@
       </w:tcPr>
     </w:tblStylePr>
   </w:style>
-  <w:style w:type="table" w:styleId="121">
+  <w:style w:type="table" w:styleId="123">
     <w:name w:val="Colorful List Accent 3"/>
-    <w:basedOn w:val="32"/>
+    <w:basedOn w:val="34"/>
+    <w:qFormat/>
     <w:uiPriority w:val="72"/>
-    <w:pPr>
-      <w:spacing w:after="0" w:line="240" w:lineRule="auto"/>
-    </w:pPr>
     <w:rPr>
       <w:color w:val="000000" w:themeColor="text1"/>
       <w14:textFill>
@@ -12752,12 +13867,8 @@
       </w14:textFill>
     </w:rPr>
     <w:tblPr>
-      <w:tblCellMar>
-        <w:top w:w="0" w:type="dxa"/>
-        <w:left w:w="108" w:type="dxa"/>
-        <w:bottom w:w="0" w:type="dxa"/>
-        <w:right w:w="108" w:type="dxa"/>
-      </w:tblCellMar>
+      <w:tblStyleRowBandSize w:val="1"/>
+      <w:tblStyleColBandSize w:val="1"/>
     </w:tblPr>
     <w:tcPr>
       <w:shd w:val="clear" w:color="auto" w:fill="F5F8EE" w:themeFill="accent3" w:themeFillTint="19"/>
@@ -12828,13 +13939,11 @@
       </w:tcPr>
     </w:tblStylePr>
   </w:style>
-  <w:style w:type="table" w:styleId="122">
+  <w:style w:type="table" w:styleId="124">
     <w:name w:val="Colorful List Accent 4"/>
-    <w:basedOn w:val="32"/>
+    <w:basedOn w:val="34"/>
+    <w:qFormat/>
     <w:uiPriority w:val="72"/>
-    <w:pPr>
-      <w:spacing w:after="0" w:line="240" w:lineRule="auto"/>
-    </w:pPr>
     <w:rPr>
       <w:color w:val="000000" w:themeColor="text1"/>
       <w14:textFill>
@@ -12844,12 +13953,8 @@
       </w14:textFill>
     </w:rPr>
     <w:tblPr>
-      <w:tblCellMar>
-        <w:top w:w="0" w:type="dxa"/>
-        <w:left w:w="108" w:type="dxa"/>
-        <w:bottom w:w="0" w:type="dxa"/>
-        <w:right w:w="108" w:type="dxa"/>
-      </w:tblCellMar>
+      <w:tblStyleRowBandSize w:val="1"/>
+      <w:tblStyleColBandSize w:val="1"/>
     </w:tblPr>
     <w:tcPr>
       <w:shd w:val="clear" w:color="auto" w:fill="F2EFF5" w:themeFill="accent4" w:themeFillTint="19"/>
@@ -12920,13 +14025,11 @@
       </w:tcPr>
     </w:tblStylePr>
   </w:style>
-  <w:style w:type="table" w:styleId="123">
+  <w:style w:type="table" w:styleId="125">
     <w:name w:val="Colorful List Accent 5"/>
-    <w:basedOn w:val="32"/>
+    <w:basedOn w:val="34"/>
+    <w:qFormat/>
     <w:uiPriority w:val="72"/>
-    <w:pPr>
-      <w:spacing w:after="0" w:line="240" w:lineRule="auto"/>
-    </w:pPr>
     <w:rPr>
       <w:color w:val="000000" w:themeColor="text1"/>
       <w14:textFill>
@@ -12936,12 +14039,8 @@
       </w14:textFill>
     </w:rPr>
     <w:tblPr>
-      <w:tblCellMar>
-        <w:top w:w="0" w:type="dxa"/>
-        <w:left w:w="108" w:type="dxa"/>
-        <w:bottom w:w="0" w:type="dxa"/>
-        <w:right w:w="108" w:type="dxa"/>
-      </w:tblCellMar>
+      <w:tblStyleRowBandSize w:val="1"/>
+      <w:tblStyleColBandSize w:val="1"/>
     </w:tblPr>
     <w:tcPr>
       <w:shd w:val="clear" w:color="auto" w:fill="EDF6F9" w:themeFill="accent5" w:themeFillTint="19"/>
@@ -13012,13 +14111,11 @@
       </w:tcPr>
     </w:tblStylePr>
   </w:style>
-  <w:style w:type="table" w:styleId="124">
+  <w:style w:type="table" w:styleId="126">
     <w:name w:val="Colorful List Accent 6"/>
-    <w:basedOn w:val="32"/>
+    <w:basedOn w:val="34"/>
+    <w:qFormat/>
     <w:uiPriority w:val="72"/>
-    <w:pPr>
-      <w:spacing w:after="0" w:line="240" w:lineRule="auto"/>
-    </w:pPr>
     <w:rPr>
       <w:color w:val="000000" w:themeColor="text1"/>
       <w14:textFill>
@@ -13028,12 +14125,8 @@
       </w14:textFill>
     </w:rPr>
     <w:tblPr>
-      <w:tblCellMar>
-        <w:top w:w="0" w:type="dxa"/>
-        <w:left w:w="108" w:type="dxa"/>
-        <w:bottom w:w="0" w:type="dxa"/>
-        <w:right w:w="108" w:type="dxa"/>
-      </w:tblCellMar>
+      <w:tblStyleRowBandSize w:val="1"/>
+      <w:tblStyleColBandSize w:val="1"/>
     </w:tblPr>
     <w:tcPr>
       <w:shd w:val="clear" w:color="auto" w:fill="FEF4EC" w:themeFill="accent6" w:themeFillTint="19"/>
@@ -13104,13 +14197,11 @@
       </w:tcPr>
     </w:tblStylePr>
   </w:style>
-  <w:style w:type="table" w:styleId="125">
+  <w:style w:type="table" w:styleId="127">
     <w:name w:val="Colorful Grid"/>
-    <w:basedOn w:val="32"/>
+    <w:basedOn w:val="34"/>
+    <w:qFormat/>
     <w:uiPriority w:val="73"/>
-    <w:pPr>
-      <w:spacing w:after="0" w:line="240" w:lineRule="auto"/>
-    </w:pPr>
     <w:rPr>
       <w:color w:val="000000" w:themeColor="text1"/>
       <w14:textFill>
@@ -13123,12 +14214,6 @@
       <w:tblBorders>
         <w:insideH w:val="single" w:color="FFFFFF" w:themeColor="background1" w:sz="4" w:space="0"/>
       </w:tblBorders>
-      <w:tblCellMar>
-        <w:top w:w="0" w:type="dxa"/>
-        <w:left w:w="108" w:type="dxa"/>
-        <w:bottom w:w="0" w:type="dxa"/>
-        <w:right w:w="108" w:type="dxa"/>
-      </w:tblCellMar>
     </w:tblPr>
     <w:tcPr>
       <w:shd w:val="clear" w:color="auto" w:fill="CCCCCC" w:themeFill="text1" w:themeFillTint="33"/>
@@ -13200,13 +14285,11 @@
       </w:tcPr>
     </w:tblStylePr>
   </w:style>
-  <w:style w:type="table" w:styleId="126">
+  <w:style w:type="table" w:styleId="128">
     <w:name w:val="Colorful Grid Accent 1"/>
-    <w:basedOn w:val="32"/>
+    <w:basedOn w:val="34"/>
+    <w:qFormat/>
     <w:uiPriority w:val="73"/>
-    <w:pPr>
-      <w:spacing w:after="0" w:line="240" w:lineRule="auto"/>
-    </w:pPr>
     <w:rPr>
       <w:color w:val="000000" w:themeColor="text1"/>
       <w14:textFill>
@@ -13219,12 +14302,6 @@
       <w:tblBorders>
         <w:insideH w:val="single" w:color="FFFFFF" w:themeColor="background1" w:sz="4" w:space="0"/>
       </w:tblBorders>
-      <w:tblCellMar>
-        <w:top w:w="0" w:type="dxa"/>
-        <w:left w:w="108" w:type="dxa"/>
-        <w:bottom w:w="0" w:type="dxa"/>
-        <w:right w:w="108" w:type="dxa"/>
-      </w:tblCellMar>
     </w:tblPr>
     <w:tcPr>
       <w:shd w:val="clear" w:color="auto" w:fill="DBE5F1" w:themeFill="accent1" w:themeFillTint="33"/>
@@ -13296,13 +14373,11 @@
       </w:tcPr>
     </w:tblStylePr>
   </w:style>
-  <w:style w:type="table" w:styleId="127">
+  <w:style w:type="table" w:styleId="129">
     <w:name w:val="Colorful Grid Accent 2"/>
-    <w:basedOn w:val="32"/>
+    <w:basedOn w:val="34"/>
+    <w:qFormat/>
     <w:uiPriority w:val="73"/>
-    <w:pPr>
-      <w:spacing w:after="0" w:line="240" w:lineRule="auto"/>
-    </w:pPr>
     <w:rPr>
       <w:color w:val="000000" w:themeColor="text1"/>
       <w14:textFill>
@@ -13315,12 +14390,6 @@
       <w:tblBorders>
         <w:insideH w:val="single" w:color="FFFFFF" w:themeColor="background1" w:sz="4" w:space="0"/>
       </w:tblBorders>
-      <w:tblCellMar>
-        <w:top w:w="0" w:type="dxa"/>
-        <w:left w:w="108" w:type="dxa"/>
-        <w:bottom w:w="0" w:type="dxa"/>
-        <w:right w:w="108" w:type="dxa"/>
-      </w:tblCellMar>
     </w:tblPr>
     <w:tcPr>
       <w:shd w:val="clear" w:color="auto" w:fill="F2DBDB" w:themeFill="accent2" w:themeFillTint="33"/>
@@ -13392,13 +14461,11 @@
       </w:tcPr>
     </w:tblStylePr>
   </w:style>
-  <w:style w:type="table" w:styleId="128">
+  <w:style w:type="table" w:styleId="130">
     <w:name w:val="Colorful Grid Accent 3"/>
-    <w:basedOn w:val="32"/>
+    <w:basedOn w:val="34"/>
+    <w:qFormat/>
     <w:uiPriority w:val="73"/>
-    <w:pPr>
-      <w:spacing w:after="0" w:line="240" w:lineRule="auto"/>
-    </w:pPr>
     <w:rPr>
       <w:color w:val="000000" w:themeColor="text1"/>
       <w14:textFill>
@@ -13411,12 +14478,6 @@
       <w:tblBorders>
         <w:insideH w:val="single" w:color="FFFFFF" w:themeColor="background1" w:sz="4" w:space="0"/>
       </w:tblBorders>
-      <w:tblCellMar>
-        <w:top w:w="0" w:type="dxa"/>
-        <w:left w:w="108" w:type="dxa"/>
-        <w:bottom w:w="0" w:type="dxa"/>
-        <w:right w:w="108" w:type="dxa"/>
-      </w:tblCellMar>
     </w:tblPr>
     <w:tcPr>
       <w:shd w:val="clear" w:color="auto" w:fill="EAF1DD" w:themeFill="accent3" w:themeFillTint="33"/>
@@ -13488,13 +14549,11 @@
       </w:tcPr>
     </w:tblStylePr>
   </w:style>
-  <w:style w:type="table" w:styleId="129">
+  <w:style w:type="table" w:styleId="131">
     <w:name w:val="Colorful Grid Accent 4"/>
-    <w:basedOn w:val="32"/>
+    <w:basedOn w:val="34"/>
+    <w:qFormat/>
     <w:uiPriority w:val="73"/>
-    <w:pPr>
-      <w:spacing w:after="0" w:line="240" w:lineRule="auto"/>
-    </w:pPr>
     <w:rPr>
       <w:color w:val="000000" w:themeColor="text1"/>
       <w14:textFill>
@@ -13507,12 +14566,6 @@
       <w:tblBorders>
         <w:insideH w:val="single" w:color="FFFFFF" w:themeColor="background1" w:sz="4" w:space="0"/>
       </w:tblBorders>
-      <w:tblCellMar>
-        <w:top w:w="0" w:type="dxa"/>
-        <w:left w:w="108" w:type="dxa"/>
-        <w:bottom w:w="0" w:type="dxa"/>
-        <w:right w:w="108" w:type="dxa"/>
-      </w:tblCellMar>
     </w:tblPr>
     <w:tcPr>
       <w:shd w:val="clear" w:color="auto" w:fill="E5DFEC" w:themeFill="accent4" w:themeFillTint="33"/>
@@ -13584,13 +14637,11 @@
       </w:tcPr>
     </w:tblStylePr>
   </w:style>
-  <w:style w:type="table" w:styleId="130">
+  <w:style w:type="table" w:styleId="132">
     <w:name w:val="Colorful Grid Accent 5"/>
-    <w:basedOn w:val="32"/>
+    <w:basedOn w:val="34"/>
+    <w:qFormat/>
     <w:uiPriority w:val="73"/>
-    <w:pPr>
-      <w:spacing w:after="0" w:line="240" w:lineRule="auto"/>
-    </w:pPr>
     <w:rPr>
       <w:color w:val="000000" w:themeColor="text1"/>
       <w14:textFill>
@@ -13603,12 +14654,6 @@
       <w:tblBorders>
         <w:insideH w:val="single" w:color="FFFFFF" w:themeColor="background1" w:sz="4" w:space="0"/>
       </w:tblBorders>
-      <w:tblCellMar>
-        <w:top w:w="0" w:type="dxa"/>
-        <w:left w:w="108" w:type="dxa"/>
-        <w:bottom w:w="0" w:type="dxa"/>
-        <w:right w:w="108" w:type="dxa"/>
-      </w:tblCellMar>
     </w:tblPr>
     <w:tcPr>
       <w:shd w:val="clear" w:color="auto" w:fill="DAEEF3" w:themeFill="accent5" w:themeFillTint="33"/>
@@ -13680,13 +14725,11 @@
       </w:tcPr>
     </w:tblStylePr>
   </w:style>
-  <w:style w:type="table" w:styleId="131">
+  <w:style w:type="table" w:styleId="133">
     <w:name w:val="Colorful Grid Accent 6"/>
-    <w:basedOn w:val="32"/>
+    <w:basedOn w:val="34"/>
+    <w:qFormat/>
     <w:uiPriority w:val="73"/>
-    <w:pPr>
-      <w:spacing w:after="0" w:line="240" w:lineRule="auto"/>
-    </w:pPr>
     <w:rPr>
       <w:color w:val="000000" w:themeColor="text1"/>
       <w14:textFill>
@@ -13699,12 +14742,6 @@
       <w:tblBorders>
         <w:insideH w:val="single" w:color="FFFFFF" w:themeColor="background1" w:sz="4" w:space="0"/>
       </w:tblBorders>
-      <w:tblCellMar>
-        <w:top w:w="0" w:type="dxa"/>
-        <w:left w:w="108" w:type="dxa"/>
-        <w:bottom w:w="0" w:type="dxa"/>
-        <w:right w:w="108" w:type="dxa"/>
-      </w:tblCellMar>
     </w:tblPr>
     <w:tcPr>
       <w:shd w:val="clear" w:color="auto" w:fill="FDE9D9" w:themeFill="accent6" w:themeFillTint="33"/>
@@ -13776,9 +14813,9 @@
       </w:tcPr>
     </w:tblStylePr>
   </w:style>
-  <w:style w:type="character" w:styleId="133">
+  <w:style w:type="character" w:styleId="135">
     <w:name w:val="Strong"/>
-    <w:basedOn w:val="132"/>
+    <w:basedOn w:val="134"/>
     <w:qFormat/>
     <w:uiPriority w:val="22"/>
     <w:rPr>
@@ -13786,9 +14823,9 @@
       <w:bCs/>
     </w:rPr>
   </w:style>
-  <w:style w:type="character" w:styleId="134">
+  <w:style w:type="character" w:styleId="136">
     <w:name w:val="Emphasis"/>
-    <w:basedOn w:val="132"/>
+    <w:basedOn w:val="134"/>
     <w:qFormat/>
     <w:uiPriority w:val="20"/>
     <w:rPr>
@@ -13796,25 +14833,40 @@
       <w:iCs/>
     </w:rPr>
   </w:style>
-  <w:style w:type="character" w:customStyle="1" w:styleId="135">
-    <w:name w:val="Header Char"/>
-    <w:basedOn w:val="132"/>
+  <w:style w:type="character" w:styleId="137">
+    <w:name w:val="Hyperlink"/>
+    <w:basedOn w:val="134"/>
+    <w:unhideWhenUsed/>
+    <w:qFormat/>
+    <w:uiPriority w:val="99"/>
+    <w:rPr>
+      <w:color w:val="0000FF" w:themeColor="hyperlink"/>
+      <w:u w:val="single"/>
+      <w14:textFill>
+        <w14:solidFill>
+          <w14:schemeClr w14:val="hlink"/>
+        </w14:solidFill>
+      </w14:textFill>
+    </w:rPr>
+  </w:style>
+  <w:style w:type="character" w:customStyle="1" w:styleId="138">
+    <w:name w:val="页眉 字符"/>
+    <w:basedOn w:val="134"/>
     <w:link w:val="25"/>
+    <w:qFormat/>
     <w:uiPriority w:val="99"/>
   </w:style>
-  <w:style w:type="character" w:customStyle="1" w:styleId="136">
-    <w:name w:val="Footer Char"/>
-    <w:basedOn w:val="132"/>
+  <w:style w:type="character" w:customStyle="1" w:styleId="139">
+    <w:name w:val="页脚 字符"/>
+    <w:basedOn w:val="134"/>
     <w:link w:val="24"/>
+    <w:qFormat/>
     <w:uiPriority w:val="99"/>
   </w:style>
-  <w:style w:type="paragraph" w:styleId="137">
+  <w:style w:type="paragraph" w:styleId="140">
     <w:name w:val="No Spacing"/>
     <w:qFormat/>
     <w:uiPriority w:val="1"/>
-    <w:pPr>
-      <w:spacing w:after="0" w:line="240" w:lineRule="auto"/>
-    </w:pPr>
     <w:rPr>
       <w:rFonts w:asciiTheme="minorHAnsi" w:hAnsiTheme="minorHAnsi" w:eastAsiaTheme="minorEastAsia" w:cstheme="minorBidi"/>
       <w:sz w:val="22"/>
@@ -13822,10 +14874,11 @@
       <w:lang w:val="en-US" w:eastAsia="en-US" w:bidi="ar-SA"/>
     </w:rPr>
   </w:style>
-  <w:style w:type="character" w:customStyle="1" w:styleId="138">
-    <w:name w:val="Heading 1 Char"/>
-    <w:basedOn w:val="132"/>
+  <w:style w:type="character" w:customStyle="1" w:styleId="141">
+    <w:name w:val="标题 1 字符"/>
+    <w:basedOn w:val="134"/>
     <w:link w:val="3"/>
+    <w:qFormat/>
     <w:uiPriority w:val="9"/>
     <w:rPr>
       <w:rFonts w:asciiTheme="majorHAnsi" w:hAnsiTheme="majorHAnsi" w:eastAsiaTheme="majorEastAsia" w:cstheme="majorBidi"/>
@@ -13836,10 +14889,11 @@
       <w:szCs w:val="28"/>
     </w:rPr>
   </w:style>
-  <w:style w:type="character" w:customStyle="1" w:styleId="139">
-    <w:name w:val="Heading 2 Char"/>
-    <w:basedOn w:val="132"/>
+  <w:style w:type="character" w:customStyle="1" w:styleId="142">
+    <w:name w:val="标题 2 字符"/>
+    <w:basedOn w:val="134"/>
     <w:link w:val="4"/>
+    <w:qFormat/>
     <w:uiPriority w:val="9"/>
     <w:rPr>
       <w:rFonts w:asciiTheme="majorHAnsi" w:hAnsiTheme="majorHAnsi" w:eastAsiaTheme="majorEastAsia" w:cstheme="majorBidi"/>
@@ -13855,10 +14909,11 @@
       </w14:textFill>
     </w:rPr>
   </w:style>
-  <w:style w:type="character" w:customStyle="1" w:styleId="140">
-    <w:name w:val="Heading 3 Char"/>
-    <w:basedOn w:val="132"/>
+  <w:style w:type="character" w:customStyle="1" w:styleId="143">
+    <w:name w:val="标题 3 字符"/>
+    <w:basedOn w:val="134"/>
     <w:link w:val="5"/>
+    <w:qFormat/>
     <w:uiPriority w:val="9"/>
     <w:rPr>
       <w:rFonts w:asciiTheme="majorHAnsi" w:hAnsiTheme="majorHAnsi" w:eastAsiaTheme="majorEastAsia" w:cstheme="majorBidi"/>
@@ -13872,10 +14927,11 @@
       </w14:textFill>
     </w:rPr>
   </w:style>
-  <w:style w:type="character" w:customStyle="1" w:styleId="141">
-    <w:name w:val="Title Char"/>
-    <w:basedOn w:val="132"/>
-    <w:link w:val="31"/>
+  <w:style w:type="character" w:customStyle="1" w:styleId="144">
+    <w:name w:val="标题 字符"/>
+    <w:basedOn w:val="134"/>
+    <w:link w:val="33"/>
+    <w:qFormat/>
     <w:uiPriority w:val="10"/>
     <w:rPr>
       <w:rFonts w:asciiTheme="majorHAnsi" w:hAnsiTheme="majorHAnsi" w:eastAsiaTheme="majorEastAsia" w:cstheme="majorBidi"/>
@@ -13886,10 +14942,11 @@
       <w:szCs w:val="52"/>
     </w:rPr>
   </w:style>
-  <w:style w:type="character" w:customStyle="1" w:styleId="142">
-    <w:name w:val="Subtitle Char"/>
-    <w:basedOn w:val="132"/>
-    <w:link w:val="26"/>
+  <w:style w:type="character" w:customStyle="1" w:styleId="145">
+    <w:name w:val="副标题 字符"/>
+    <w:basedOn w:val="134"/>
+    <w:link w:val="27"/>
+    <w:qFormat/>
     <w:uiPriority w:val="11"/>
     <w:rPr>
       <w:rFonts w:asciiTheme="majorHAnsi" w:hAnsiTheme="majorHAnsi" w:eastAsiaTheme="majorEastAsia" w:cstheme="majorBidi"/>
@@ -13906,7 +14963,7 @@
       </w14:textFill>
     </w:rPr>
   </w:style>
-  <w:style w:type="paragraph" w:styleId="143">
+  <w:style w:type="paragraph" w:styleId="146">
     <w:name w:val="List Paragraph"/>
     <w:basedOn w:val="1"/>
     <w:qFormat/>
@@ -13916,32 +14973,36 @@
       <w:contextualSpacing/>
     </w:pPr>
   </w:style>
-  <w:style w:type="character" w:customStyle="1" w:styleId="144">
-    <w:name w:val="Body Text Char"/>
-    <w:basedOn w:val="132"/>
+  <w:style w:type="character" w:customStyle="1" w:styleId="147">
+    <w:name w:val="正文文本 字符"/>
+    <w:basedOn w:val="134"/>
     <w:link w:val="19"/>
+    <w:qFormat/>
     <w:uiPriority w:val="99"/>
   </w:style>
-  <w:style w:type="character" w:customStyle="1" w:styleId="145">
-    <w:name w:val="Body Text 2 Char"/>
-    <w:basedOn w:val="132"/>
-    <w:link w:val="28"/>
+  <w:style w:type="character" w:customStyle="1" w:styleId="148">
+    <w:name w:val="正文文本 2 字符"/>
+    <w:basedOn w:val="134"/>
+    <w:link w:val="30"/>
+    <w:qFormat/>
     <w:uiPriority w:val="99"/>
   </w:style>
-  <w:style w:type="character" w:customStyle="1" w:styleId="146">
-    <w:name w:val="Body Text 3 Char"/>
-    <w:basedOn w:val="132"/>
+  <w:style w:type="character" w:customStyle="1" w:styleId="149">
+    <w:name w:val="正文文本 3 字符"/>
+    <w:basedOn w:val="134"/>
     <w:link w:val="17"/>
+    <w:qFormat/>
     <w:uiPriority w:val="99"/>
     <w:rPr>
       <w:sz w:val="16"/>
       <w:szCs w:val="16"/>
     </w:rPr>
   </w:style>
-  <w:style w:type="character" w:customStyle="1" w:styleId="147">
-    <w:name w:val="Macro Text Char"/>
-    <w:basedOn w:val="132"/>
+  <w:style w:type="character" w:customStyle="1" w:styleId="150">
+    <w:name w:val="宏文本 字符"/>
+    <w:basedOn w:val="134"/>
     <w:link w:val="2"/>
+    <w:qFormat/>
     <w:uiPriority w:val="99"/>
     <w:rPr>
       <w:rFonts w:ascii="Courier" w:hAnsi="Courier"/>
@@ -13949,11 +15010,11 @@
       <w:szCs w:val="20"/>
     </w:rPr>
   </w:style>
-  <w:style w:type="paragraph" w:styleId="148">
+  <w:style w:type="paragraph" w:styleId="151">
     <w:name w:val="Quote"/>
     <w:basedOn w:val="1"/>
     <w:next w:val="1"/>
-    <w:link w:val="149"/>
+    <w:link w:val="152"/>
     <w:qFormat/>
     <w:uiPriority w:val="29"/>
     <w:rPr>
@@ -13967,10 +15028,11 @@
       </w14:textFill>
     </w:rPr>
   </w:style>
-  <w:style w:type="character" w:customStyle="1" w:styleId="149">
-    <w:name w:val="Quote Char"/>
-    <w:basedOn w:val="132"/>
-    <w:link w:val="148"/>
+  <w:style w:type="character" w:customStyle="1" w:styleId="152">
+    <w:name w:val="引用 字符"/>
+    <w:basedOn w:val="134"/>
+    <w:link w:val="151"/>
+    <w:qFormat/>
     <w:uiPriority w:val="29"/>
     <w:rPr>
       <w:i/>
@@ -13983,11 +15045,12 @@
       </w14:textFill>
     </w:rPr>
   </w:style>
-  <w:style w:type="character" w:customStyle="1" w:styleId="150">
-    <w:name w:val="Heading 4 Char"/>
-    <w:basedOn w:val="132"/>
+  <w:style w:type="character" w:customStyle="1" w:styleId="153">
+    <w:name w:val="标题 4 字符"/>
+    <w:basedOn w:val="134"/>
     <w:link w:val="6"/>
     <w:semiHidden/>
+    <w:qFormat/>
     <w:uiPriority w:val="9"/>
     <w:rPr>
       <w:rFonts w:asciiTheme="majorHAnsi" w:hAnsiTheme="majorHAnsi" w:eastAsiaTheme="majorEastAsia" w:cstheme="majorBidi"/>
@@ -14003,22 +15066,24 @@
       </w14:textFill>
     </w:rPr>
   </w:style>
-  <w:style w:type="character" w:customStyle="1" w:styleId="151">
-    <w:name w:val="Heading 5 Char"/>
-    <w:basedOn w:val="132"/>
+  <w:style w:type="character" w:customStyle="1" w:styleId="154">
+    <w:name w:val="标题 5 字符"/>
+    <w:basedOn w:val="134"/>
     <w:link w:val="7"/>
     <w:semiHidden/>
+    <w:qFormat/>
     <w:uiPriority w:val="9"/>
     <w:rPr>
       <w:rFonts w:asciiTheme="majorHAnsi" w:hAnsiTheme="majorHAnsi" w:eastAsiaTheme="majorEastAsia" w:cstheme="majorBidi"/>
       <w:color w:val="254061" w:themeColor="accent1" w:themeShade="80"/>
     </w:rPr>
   </w:style>
-  <w:style w:type="character" w:customStyle="1" w:styleId="152">
-    <w:name w:val="Heading 6 Char"/>
-    <w:basedOn w:val="132"/>
+  <w:style w:type="character" w:customStyle="1" w:styleId="155">
+    <w:name w:val="标题 6 字符"/>
+    <w:basedOn w:val="134"/>
     <w:link w:val="8"/>
     <w:semiHidden/>
+    <w:qFormat/>
     <w:uiPriority w:val="9"/>
     <w:rPr>
       <w:rFonts w:asciiTheme="majorHAnsi" w:hAnsiTheme="majorHAnsi" w:eastAsiaTheme="majorEastAsia" w:cstheme="majorBidi"/>
@@ -14027,11 +15092,12 @@
       <w:color w:val="254061" w:themeColor="accent1" w:themeShade="80"/>
     </w:rPr>
   </w:style>
-  <w:style w:type="character" w:customStyle="1" w:styleId="153">
-    <w:name w:val="Heading 7 Char"/>
-    <w:basedOn w:val="132"/>
+  <w:style w:type="character" w:customStyle="1" w:styleId="156">
+    <w:name w:val="标题 7 字符"/>
+    <w:basedOn w:val="134"/>
     <w:link w:val="9"/>
     <w:semiHidden/>
+    <w:qFormat/>
     <w:uiPriority w:val="9"/>
     <w:rPr>
       <w:rFonts w:asciiTheme="majorHAnsi" w:hAnsiTheme="majorHAnsi" w:eastAsiaTheme="majorEastAsia" w:cstheme="majorBidi"/>
@@ -14048,11 +15114,12 @@
       </w14:textFill>
     </w:rPr>
   </w:style>
-  <w:style w:type="character" w:customStyle="1" w:styleId="154">
-    <w:name w:val="Heading 8 Char"/>
-    <w:basedOn w:val="132"/>
+  <w:style w:type="character" w:customStyle="1" w:styleId="157">
+    <w:name w:val="标题 8 字符"/>
+    <w:basedOn w:val="134"/>
     <w:link w:val="10"/>
     <w:semiHidden/>
+    <w:qFormat/>
     <w:uiPriority w:val="9"/>
     <w:rPr>
       <w:rFonts w:asciiTheme="majorHAnsi" w:hAnsiTheme="majorHAnsi" w:eastAsiaTheme="majorEastAsia" w:cstheme="majorBidi"/>
@@ -14066,11 +15133,12 @@
       </w14:textFill>
     </w:rPr>
   </w:style>
-  <w:style w:type="character" w:customStyle="1" w:styleId="155">
-    <w:name w:val="Heading 9 Char"/>
-    <w:basedOn w:val="132"/>
+  <w:style w:type="character" w:customStyle="1" w:styleId="158">
+    <w:name w:val="标题 9 字符"/>
+    <w:basedOn w:val="134"/>
     <w:link w:val="11"/>
     <w:semiHidden/>
+    <w:qFormat/>
     <w:uiPriority w:val="9"/>
     <w:rPr>
       <w:rFonts w:asciiTheme="majorHAnsi" w:hAnsiTheme="majorHAnsi" w:eastAsiaTheme="majorEastAsia" w:cstheme="majorBidi"/>
@@ -14089,11 +15157,11 @@
       </w14:textFill>
     </w:rPr>
   </w:style>
-  <w:style w:type="paragraph" w:styleId="156">
+  <w:style w:type="paragraph" w:styleId="159">
     <w:name w:val="Intense Quote"/>
     <w:basedOn w:val="1"/>
     <w:next w:val="1"/>
-    <w:link w:val="157"/>
+    <w:link w:val="160"/>
     <w:qFormat/>
     <w:uiPriority w:val="30"/>
     <w:pPr>
@@ -14113,10 +15181,11 @@
       </w14:textFill>
     </w:rPr>
   </w:style>
-  <w:style w:type="character" w:customStyle="1" w:styleId="157">
-    <w:name w:val="Intense Quote Char"/>
-    <w:basedOn w:val="132"/>
-    <w:link w:val="156"/>
+  <w:style w:type="character" w:customStyle="1" w:styleId="160">
+    <w:name w:val="明显引用 字符"/>
+    <w:basedOn w:val="134"/>
+    <w:link w:val="159"/>
+    <w:qFormat/>
     <w:uiPriority w:val="30"/>
     <w:rPr>
       <w:b/>
@@ -14131,9 +15200,9 @@
       </w14:textFill>
     </w:rPr>
   </w:style>
-  <w:style w:type="character" w:customStyle="1" w:styleId="158">
-    <w:name w:val="Subtle Emphasis"/>
-    <w:basedOn w:val="132"/>
+  <w:style w:type="character" w:customStyle="1" w:styleId="161">
+    <w:name w:val="不明显强调1"/>
+    <w:basedOn w:val="134"/>
     <w:qFormat/>
     <w:uiPriority w:val="19"/>
     <w:rPr>
@@ -14150,9 +15219,9 @@
       </w14:textFill>
     </w:rPr>
   </w:style>
-  <w:style w:type="character" w:customStyle="1" w:styleId="159">
-    <w:name w:val="Intense Emphasis"/>
-    <w:basedOn w:val="132"/>
+  <w:style w:type="character" w:customStyle="1" w:styleId="162">
+    <w:name w:val="明显强调1"/>
+    <w:basedOn w:val="134"/>
     <w:qFormat/>
     <w:uiPriority w:val="21"/>
     <w:rPr>
@@ -14168,9 +15237,9 @@
       </w14:textFill>
     </w:rPr>
   </w:style>
-  <w:style w:type="character" w:customStyle="1" w:styleId="160">
-    <w:name w:val="Subtle Reference"/>
-    <w:basedOn w:val="132"/>
+  <w:style w:type="character" w:customStyle="1" w:styleId="163">
+    <w:name w:val="不明显参考1"/>
+    <w:basedOn w:val="134"/>
     <w:qFormat/>
     <w:uiPriority w:val="31"/>
     <w:rPr>
@@ -14184,9 +15253,9 @@
       </w14:textFill>
     </w:rPr>
   </w:style>
-  <w:style w:type="character" w:customStyle="1" w:styleId="161">
-    <w:name w:val="Intense Reference"/>
-    <w:basedOn w:val="132"/>
+  <w:style w:type="character" w:customStyle="1" w:styleId="164">
+    <w:name w:val="明显参考1"/>
+    <w:basedOn w:val="134"/>
     <w:qFormat/>
     <w:uiPriority w:val="32"/>
     <w:rPr>
@@ -14203,9 +15272,9 @@
       </w14:textFill>
     </w:rPr>
   </w:style>
-  <w:style w:type="character" w:customStyle="1" w:styleId="162">
-    <w:name w:val="Book Title"/>
-    <w:basedOn w:val="132"/>
+  <w:style w:type="character" w:customStyle="1" w:styleId="165">
+    <w:name w:val="书籍标题1"/>
+    <w:basedOn w:val="134"/>
     <w:qFormat/>
     <w:uiPriority w:val="33"/>
     <w:rPr>
@@ -14215,8 +15284,8 @@
       <w:spacing w:val="5"/>
     </w:rPr>
   </w:style>
-  <w:style w:type="paragraph" w:customStyle="1" w:styleId="163">
-    <w:name w:val="TOC Heading"/>
+  <w:style w:type="paragraph" w:customStyle="1" w:styleId="166">
+    <w:name w:val="TOC 标题1"/>
     <w:basedOn w:val="3"/>
     <w:next w:val="1"/>
     <w:semiHidden/>
@@ -14226,6 +15295,35 @@
     <w:pPr>
       <w:outlineLvl w:val="9"/>
     </w:pPr>
+  </w:style>
+  <w:style w:type="paragraph" w:customStyle="1" w:styleId="167">
+    <w:name w:val="TOC 11"/>
+    <w:qFormat/>
+    <w:uiPriority w:val="0"/>
+    <w:pPr>
+      <w:spacing w:after="160" w:line="276" w:lineRule="auto"/>
+    </w:pPr>
+    <w:rPr>
+      <w:rFonts w:eastAsia="宋体" w:asciiTheme="minorHAnsi" w:hAnsiTheme="minorHAnsi" w:cstheme="minorBidi"/>
+      <w:color w:val="000000"/>
+      <w:sz w:val="22"/>
+      <w:lang w:val="en-US" w:eastAsia="zh-CN" w:bidi="ar-SA"/>
+    </w:rPr>
+  </w:style>
+  <w:style w:type="paragraph" w:customStyle="1" w:styleId="168">
+    <w:name w:val="TOC 21"/>
+    <w:qFormat/>
+    <w:uiPriority w:val="0"/>
+    <w:pPr>
+      <w:spacing w:after="160" w:line="276" w:lineRule="auto"/>
+      <w:ind w:left="317"/>
+    </w:pPr>
+    <w:rPr>
+      <w:rFonts w:eastAsia="宋体" w:asciiTheme="minorHAnsi" w:hAnsiTheme="minorHAnsi" w:cstheme="minorBidi"/>
+      <w:color w:val="000000"/>
+      <w:sz w:val="22"/>
+      <w:lang w:val="en-US" w:eastAsia="zh-CN" w:bidi="ar-SA"/>
+    </w:rPr>
   </w:style>
 </w:styles>
 </file>
